--- a/再论光速.docx
+++ b/再论光速.docx
@@ -1,6 +1,6 @@
 
 <file path=word/document.xml><?xml version="1.0" encoding="utf-8"?>
-<w:document xmlns:wpc="http://schemas.microsoft.com/office/word/2010/wordprocessingCanvas" xmlns:cx="http://schemas.microsoft.com/office/drawing/2014/chartex" xmlns:cx1="http://schemas.microsoft.com/office/drawing/2015/9/8/chartex" xmlns:cx2="http://schemas.microsoft.com/office/drawing/2015/10/21/chartex" xmlns:cx3="http://schemas.microsoft.com/office/drawing/2016/5/9/chartex" xmlns:cx4="http://schemas.microsoft.com/office/drawing/2016/5/10/chartex" xmlns:cx5="http://schemas.microsoft.com/office/drawing/2016/5/11/chartex" xmlns:cx6="http://schemas.microsoft.com/office/drawing/2016/5/12/chartex" xmlns:cx7="http://schemas.microsoft.com/office/drawing/2016/5/13/chartex" xmlns:cx8="http://schemas.microsoft.com/office/drawing/2016/5/14/chartex" xmlns:mc="http://schemas.openxmlformats.org/markup-compatibility/2006" xmlns:aink="http://schemas.microsoft.com/office/drawing/2016/ink" xmlns:am3d="http://schemas.microsoft.com/office/drawing/2017/model3d" xmlns:o="urn:schemas-microsoft-com:office:office" xmlns:oel="http://schemas.microsoft.com/office/2019/extlst" xmlns:r="http://schemas.openxmlformats.org/officeDocument/2006/relationships" xmlns:m="http://schemas.openxmlformats.org/officeDocument/2006/math" xmlns:v="urn:schemas-microsoft-com:vml" xmlns:wp14="http://schemas.microsoft.com/office/word/2010/wordprocessingDrawing" xmlns:wp="http://schemas.openxmlformats.org/drawingml/2006/wordprocessingDrawing" xmlns:w10="urn:schemas-microsoft-com:office:word" xmlns:w="http://schemas.openxmlformats.org/wordprocessingml/2006/main" xmlns:w14="http://schemas.microsoft.com/office/word/2010/wordml" xmlns:w15="http://schemas.microsoft.com/office/word/2012/wordml" xmlns:w16cex="http://schemas.microsoft.com/office/word/2018/wordml/cex" xmlns:w16cid="http://schemas.microsoft.com/office/word/2016/wordml/cid" xmlns:w16="http://schemas.microsoft.com/office/word/2018/wordml" xmlns:w16du="http://schemas.microsoft.com/office/word/2023/wordml/word16du" xmlns:w16sdtdh="http://schemas.microsoft.com/office/word/2020/wordml/sdtdatahash" xmlns:w16sdtfl="http://schemas.microsoft.com/office/word/2024/wordml/sdtformatlock" xmlns:w16se="http://schemas.microsoft.com/office/word/2015/wordml/symex" xmlns:wpg="http://schemas.microsoft.com/office/word/2010/wordprocessingGroup" xmlns:wpi="http://schemas.microsoft.com/office/word/2010/wordprocessingInk" xmlns:wne="http://schemas.microsoft.com/office/word/2006/wordml" xmlns:wps="http://schemas.microsoft.com/office/word/2010/wordprocessingShape" mc:Ignorable="w14 w15 w16se w16cid w16 w16cex w16sdtdh w16sdtfl w16du wp14">
+<w:document xmlns:wpc="http://schemas.microsoft.com/office/word/2010/wordprocessingCanvas" xmlns:cx="http://schemas.microsoft.com/office/drawing/2014/chartex" xmlns:cx1="http://schemas.microsoft.com/office/drawing/2015/9/8/chartex" xmlns:cx2="http://schemas.microsoft.com/office/drawing/2015/10/21/chartex" xmlns:cx3="http://schemas.microsoft.com/office/drawing/2016/5/9/chartex" xmlns:cx4="http://schemas.microsoft.com/office/drawing/2016/5/10/chartex" xmlns:cx5="http://schemas.microsoft.com/office/drawing/2016/5/11/chartex" xmlns:cx6="http://schemas.microsoft.com/office/drawing/2016/5/12/chartex" xmlns:cx7="http://schemas.microsoft.com/office/drawing/2016/5/13/chartex" xmlns:cx8="http://schemas.microsoft.com/office/drawing/2016/5/14/chartex" xmlns:mc="http://schemas.openxmlformats.org/markup-compatibility/2006" xmlns:aink="http://schemas.microsoft.com/office/drawing/2016/ink" xmlns:am3d="http://schemas.microsoft.com/office/drawing/2017/model3d" xmlns:o="urn:schemas-microsoft-com:office:office" xmlns:oel="http://schemas.microsoft.com/office/2019/extlst" xmlns:r="http://schemas.openxmlformats.org/officeDocument/2006/relationships" xmlns:m="http://schemas.openxmlformats.org/officeDocument/2006/math" xmlns:v="urn:schemas-microsoft-com:vml" xmlns:wp14="http://schemas.microsoft.com/office/word/2010/wordprocessingDrawing" xmlns:wp="http://schemas.openxmlformats.org/drawingml/2006/wordprocessingDrawing" xmlns:w10="urn:schemas-microsoft-com:office:word" xmlns:w="http://schemas.openxmlformats.org/wordprocessingml/2006/main" xmlns:w14="http://schemas.microsoft.com/office/word/2010/wordml" xmlns:w15="http://schemas.microsoft.com/office/word/2012/wordml" xmlns:w16cei="http://schemas.microsoft.com/office/word/2026/wordml/cei" xmlns:w16cex="http://schemas.microsoft.com/office/word/2018/wordml/cex" xmlns:w16cid="http://schemas.microsoft.com/office/word/2016/wordml/cid" xmlns:w16="http://schemas.microsoft.com/office/word/2018/wordml" xmlns:w16du="http://schemas.microsoft.com/office/word/2023/wordml/word16du" xmlns:w16sdtdh="http://schemas.microsoft.com/office/word/2020/wordml/sdtdatahash" xmlns:w16sdtfl="http://schemas.microsoft.com/office/word/2024/wordml/sdtformatlock" xmlns:w16se="http://schemas.microsoft.com/office/word/2015/wordml/symex" xmlns:wpg="http://schemas.microsoft.com/office/word/2010/wordprocessingGroup" xmlns:wpi="http://schemas.microsoft.com/office/word/2010/wordprocessingInk" xmlns:wne="http://schemas.microsoft.com/office/word/2006/wordml" xmlns:wps="http://schemas.microsoft.com/office/word/2010/wordprocessingShape" mc:Ignorable="w14 w15 w16se w16cid w16 w16cex w16sdtdh w16sdtfl w16du wp14">
   <w:body>
     <w:p>
       <w:pPr>
@@ -126,22 +126,18 @@
         </w:rPr>
         <w:t>车上有一个手电筒，向前发射光子。假定他骑自行车和观察者S</w:t>
       </w:r>
-      <w:proofErr w:type="gramStart"/>
       <w:r>
         <w:t>’</w:t>
       </w:r>
-      <w:proofErr w:type="gramEnd"/>
       <w:r>
         <w:rPr>
           <w:rFonts w:hint="eastAsia"/>
         </w:rPr>
         <w:t>的相对速度为v，那么手电筒发射的光子和S</w:t>
       </w:r>
-      <w:proofErr w:type="gramStart"/>
       <w:r>
         <w:t>’</w:t>
       </w:r>
-      <w:proofErr w:type="gramEnd"/>
       <w:r>
         <w:rPr>
           <w:rFonts w:hint="eastAsia"/>
@@ -152,21 +148,7 @@
         <w:rPr>
           <w:rFonts w:hint="eastAsia"/>
         </w:rPr>
-        <w:t>此时你会说，</w:t>
-      </w:r>
-      <w:proofErr w:type="gramStart"/>
-      <w:r>
-        <w:rPr>
-          <w:rFonts w:hint="eastAsia"/>
-        </w:rPr>
-        <w:t>套一下</w:t>
-      </w:r>
-      <w:proofErr w:type="gramEnd"/>
-      <w:r>
-        <w:rPr>
-          <w:rFonts w:hint="eastAsia"/>
-        </w:rPr>
-        <w:t>狭义相对论公式就行了</w:t>
+        <w:t>此时你会说，套一下狭义相对论公式就行了</w:t>
       </w:r>
       <w:r>
         <w:rPr>
@@ -178,21 +160,7 @@
         <w:rPr>
           <w:rFonts w:hint="eastAsia"/>
         </w:rPr>
-        <w:t>手电筒发射的光子相对于手电筒的相对速度肯定是光速c。但是这个光子相对于S</w:t>
-      </w:r>
-      <w:proofErr w:type="gramStart"/>
-      <w:r>
-        <w:rPr>
-          <w:rFonts w:hint="eastAsia"/>
-        </w:rPr>
-        <w:t>‘</w:t>
-      </w:r>
-      <w:proofErr w:type="gramEnd"/>
-      <w:r>
-        <w:rPr>
-          <w:rFonts w:hint="eastAsia"/>
-        </w:rPr>
-        <w:t>的相对速度是不是</w:t>
+        <w:t>手电筒发射的光子相对于手电筒的相对速度肯定是光速c。但是这个光子相对于S‘的相对速度是不是</w:t>
       </w:r>
       <w:proofErr w:type="spellStart"/>
       <w:r>
@@ -3355,21 +3323,7 @@
         <w:rPr>
           <w:rFonts w:hint="eastAsia"/>
         </w:rPr>
-        <w:t>，反之低频率</w:t>
-      </w:r>
-      <w:proofErr w:type="gramStart"/>
-      <w:r>
-        <w:rPr>
-          <w:rFonts w:hint="eastAsia"/>
-        </w:rPr>
-        <w:t>观察高</w:t>
-      </w:r>
-      <w:proofErr w:type="gramEnd"/>
-      <w:r>
-        <w:rPr>
-          <w:rFonts w:hint="eastAsia"/>
-        </w:rPr>
-        <w:t>频率则会认为高频率是更为致密</w:t>
+        <w:t>，反之低频率观察高频率则会认为高频率是更为致密</w:t>
       </w:r>
       <w:r>
         <w:rPr>
@@ -3561,21 +3515,7 @@
         <w:rPr>
           <w:rFonts w:hint="eastAsia"/>
         </w:rPr>
-        <w:t>，没有第三</w:t>
-      </w:r>
-      <w:proofErr w:type="gramStart"/>
-      <w:r>
-        <w:rPr>
-          <w:rFonts w:hint="eastAsia"/>
-        </w:rPr>
-        <w:t>方标准</w:t>
-      </w:r>
-      <w:proofErr w:type="gramEnd"/>
-      <w:r>
-        <w:rPr>
-          <w:rFonts w:hint="eastAsia"/>
-        </w:rPr>
-        <w:t>就没有可描述的度量结果。</w:t>
+        <w:t>，没有第三方标准就没有可描述的度量结果。</w:t>
       </w:r>
       <w:r>
         <w:rPr>
@@ -4177,22 +4117,18 @@
         </w:rPr>
         <w:t>，这就是光子的光速。而对于S</w:t>
       </w:r>
-      <w:proofErr w:type="gramStart"/>
       <w:r>
         <w:t>’</w:t>
       </w:r>
-      <w:proofErr w:type="gramEnd"/>
       <w:r>
         <w:rPr>
           <w:rFonts w:hint="eastAsia"/>
         </w:rPr>
         <w:t>来说，S</w:t>
       </w:r>
-      <w:proofErr w:type="gramStart"/>
       <w:r>
         <w:t>’</w:t>
       </w:r>
-      <w:proofErr w:type="gramEnd"/>
       <w:r>
         <w:rPr>
           <w:rFonts w:hint="eastAsia"/>
@@ -4279,22 +4215,18 @@
         </w:rPr>
         <w:t>，对于S</w:t>
       </w:r>
-      <w:proofErr w:type="gramStart"/>
       <w:r>
         <w:t>’</w:t>
       </w:r>
-      <w:proofErr w:type="gramEnd"/>
       <w:r>
         <w:rPr>
           <w:rFonts w:hint="eastAsia"/>
         </w:rPr>
         <w:t>来说，极限也是一样的，S</w:t>
       </w:r>
-      <w:proofErr w:type="gramStart"/>
       <w:r>
         <w:t>’</w:t>
       </w:r>
-      <w:proofErr w:type="gramEnd"/>
       <w:r>
         <w:rPr>
           <w:rFonts w:hint="eastAsia"/>
@@ -4347,11 +4279,9 @@
         </w:rPr>
         <w:t>所以只要S和S</w:t>
       </w:r>
-      <w:proofErr w:type="gramStart"/>
       <w:r>
         <w:t>’</w:t>
       </w:r>
-      <w:proofErr w:type="gramEnd"/>
       <w:r>
         <w:rPr>
           <w:rFonts w:hint="eastAsia"/>
@@ -5600,11 +5530,9 @@
         </w:rPr>
         <w:t>分不清惯性系S和S</w:t>
       </w:r>
-      <w:proofErr w:type="gramStart"/>
       <w:r>
         <w:t>’</w:t>
       </w:r>
-      <w:proofErr w:type="gramEnd"/>
       <w:r>
         <w:rPr>
           <w:rFonts w:hint="eastAsia"/>
@@ -7551,21 +7479,7 @@
         <w:rPr>
           <w:rFonts w:hint="eastAsia"/>
         </w:rPr>
-        <w:t>而一旦按照狭义相对论指出的方式去理解世界，观察者就会被困在因为分不清彼此而造成的假象里面，进而选择一个无法逃离的陷阱，而且是自己的执迷不悟造成的。反之</w:t>
-      </w:r>
-      <w:proofErr w:type="gramStart"/>
-      <w:r>
-        <w:rPr>
-          <w:rFonts w:hint="eastAsia"/>
-        </w:rPr>
-        <w:t>若意识</w:t>
-      </w:r>
-      <w:proofErr w:type="gramEnd"/>
-      <w:r>
-        <w:rPr>
-          <w:rFonts w:hint="eastAsia"/>
-        </w:rPr>
-        <w:t>到绝对速度的本质就是自身可接纳的震动频率的带宽，就能意识到陷阱从来就不存在，观察者可以通过修改自身的频谱</w:t>
+        <w:t>而一旦按照狭义相对论指出的方式去理解世界，观察者就会被困在因为分不清彼此而造成的假象里面，进而选择一个无法逃离的陷阱，而且是自己的执迷不悟造成的。反之若意识到绝对速度的本质就是自身可接纳的震动频率的带宽，就能意识到陷阱从来就不存在，观察者可以通过修改自身的频谱</w:t>
       </w:r>
       <w:r>
         <w:rPr>
@@ -8055,21 +7969,7 @@
         <w:rPr>
           <w:rFonts w:hint="eastAsia"/>
         </w:rPr>
-        <w:t>可见它可以作为某个数值的平方，</w:t>
-      </w:r>
-      <w:proofErr w:type="gramStart"/>
-      <w:r>
-        <w:rPr>
-          <w:rFonts w:hint="eastAsia"/>
-        </w:rPr>
-        <w:t>由此它</w:t>
-      </w:r>
-      <w:proofErr w:type="gramEnd"/>
-      <w:r>
-        <w:rPr>
-          <w:rFonts w:hint="eastAsia"/>
-        </w:rPr>
-        <w:t>也必定可以作为某个数值的平方根，</w:t>
+        <w:t>可见它可以作为某个数值的平方，由此它也必定可以作为某个数值的平方根，</w:t>
       </w:r>
       <w:r>
         <w:rPr>
@@ -11556,43 +11456,21 @@
           <w:rFonts w:hint="eastAsia"/>
         </w:rPr>
         <w:lastRenderedPageBreak/>
-        <w:t>这个图像看上去像是用面积填充面积，但是考虑</w:t>
+        <w:t>这个图像看上去像是用面积填充面积，但是考虑到零宽线段本质上也是一个二维面，在自增的过程中面积会不断放大，这个斐波那契数列构成的填充面在指数放大过程中将会显示为一个</w:t>
+      </w:r>
+      <w:r>
+        <w:rPr>
+          <w:rFonts w:hint="eastAsia"/>
+        </w:rPr>
+        <w:t>螺旋线构成</w:t>
       </w:r>
       <w:proofErr w:type="gramStart"/>
       <w:r>
         <w:rPr>
           <w:rFonts w:hint="eastAsia"/>
         </w:rPr>
-        <w:t>到零宽线段</w:t>
-      </w:r>
-      <w:proofErr w:type="gramEnd"/>
-      <w:r>
-        <w:rPr>
-          <w:rFonts w:hint="eastAsia"/>
-        </w:rPr>
-        <w:t>本质上也是一个二维面，在自增的过程中面积会不断放大，这个斐波那契数</w:t>
-      </w:r>
-      <w:proofErr w:type="gramStart"/>
-      <w:r>
-        <w:rPr>
-          <w:rFonts w:hint="eastAsia"/>
-        </w:rPr>
-        <w:t>列构成</w:t>
-      </w:r>
-      <w:proofErr w:type="gramEnd"/>
-      <w:r>
-        <w:rPr>
-          <w:rFonts w:hint="eastAsia"/>
-        </w:rPr>
-        <w:t>的填充面在指数放大过程中将会显示为一个</w:t>
-      </w:r>
-      <w:r>
-        <w:rPr>
-          <w:rFonts w:hint="eastAsia"/>
-        </w:rPr>
-        <w:t>螺旋线构成的</w:t>
-      </w:r>
-      <w:proofErr w:type="gramStart"/>
+        <w:t>的</w:t>
+      </w:r>
       <w:r>
         <w:rPr>
           <w:rFonts w:hint="eastAsia"/>
@@ -12627,29 +12505,39 @@
         <w:t>即便超过了，也被认为至多如此。</w:t>
       </w:r>
     </w:p>
-    <w:p/>
     <w:p>
-      <w:r>
-        <w:rPr>
-          <w:rFonts w:hint="eastAsia"/>
-        </w:rPr>
-        <w:t>观察，</w:t>
-      </w:r>
+      <w:pPr>
+        <w:rPr>
+          <w:rFonts w:hint="eastAsia"/>
+        </w:rPr>
+      </w:pPr>
     </w:p>
     <w:p>
+      <w:pPr>
+        <w:rPr>
+          <w:rFonts w:hint="eastAsia"/>
+        </w:rPr>
+      </w:pPr>
+      <w:r>
+        <w:rPr>
+          <w:rFonts w:hint="eastAsia"/>
+        </w:rPr>
+        <w:t>观察，</w:t>
+      </w:r>
+    </w:p>
+    <w:p>
+      <w:pPr>
+        <w:rPr>
+          <w:rFonts w:hint="eastAsia"/>
+        </w:rPr>
+      </w:pPr>
       <m:oMathPara>
         <m:oMath>
           <m:r>
             <w:rPr>
               <w:rFonts w:ascii="Cambria Math" w:hAnsi="Cambria Math"/>
             </w:rPr>
-            <m:t>Q=</m:t>
-          </m:r>
-          <m:r>
-            <w:rPr>
-              <w:rFonts w:ascii="Cambria Math" w:hAnsi="Cambria Math"/>
-            </w:rPr>
-            <m:t>C∙</m:t>
+            <m:t>Q=C∙</m:t>
           </m:r>
           <m:sSup>
             <m:sSupPr>
@@ -12713,6 +12601,11 @@
       </m:oMathPara>
     </w:p>
     <w:p>
+      <w:pPr>
+        <w:rPr>
+          <w:rFonts w:hint="eastAsia"/>
+        </w:rPr>
+      </w:pPr>
       <w:r>
         <w:rPr>
           <w:rFonts w:hint="eastAsia"/>
@@ -12721,6 +12614,11 @@
       </w:r>
     </w:p>
     <w:p>
+      <w:pPr>
+        <w:rPr>
+          <w:rFonts w:hint="eastAsia"/>
+        </w:rPr>
+      </w:pPr>
       <m:oMathPara>
         <m:oMath>
           <m:r>
@@ -12776,13 +12674,7 @@
             <w:rPr>
               <w:rFonts w:ascii="Cambria Math" w:hAnsi="Cambria Math"/>
             </w:rPr>
-            <m:t>df</m:t>
-          </m:r>
-          <m:r>
-            <w:rPr>
-              <w:rFonts w:ascii="Cambria Math" w:hAnsi="Cambria Math"/>
-            </w:rPr>
-            <m:t>=</m:t>
+            <m:t>df=</m:t>
           </m:r>
           <m:r>
             <w:rPr>
@@ -12800,6 +12692,11 @@
       </m:oMathPara>
     </w:p>
     <w:p>
+      <w:pPr>
+        <w:rPr>
+          <w:rFonts w:hint="eastAsia"/>
+        </w:rPr>
+      </w:pPr>
       <w:r>
         <w:rPr>
           <w:rFonts w:hint="eastAsia"/>
@@ -12808,6 +12705,11 @@
       </w:r>
     </w:p>
     <w:p>
+      <w:pPr>
+        <w:rPr>
+          <w:rFonts w:hint="eastAsia"/>
+        </w:rPr>
+      </w:pPr>
       <m:oMathPara>
         <m:oMath>
           <m:nary>
@@ -12926,24 +12828,28 @@
       </w:r>
     </w:p>
     <w:p>
+      <w:pPr>
+        <w:rPr>
+          <w:rFonts w:hint="eastAsia"/>
+        </w:rPr>
+      </w:pPr>
       <m:oMathPara>
         <m:oMath>
           <m:r>
             <w:rPr>
               <w:rFonts w:ascii="Cambria Math" w:hAnsi="Cambria Math"/>
             </w:rPr>
-            <m:t>f</m:t>
-          </m:r>
-          <m:r>
-            <w:rPr>
-              <w:rFonts w:ascii="Cambria Math" w:hAnsi="Cambria Math"/>
-            </w:rPr>
-            <m:t>=ct+C</m:t>
+            <m:t>f=ct+C</m:t>
           </m:r>
         </m:oMath>
       </m:oMathPara>
     </w:p>
     <w:p>
+      <w:pPr>
+        <w:rPr>
+          <w:rFonts w:hint="eastAsia"/>
+        </w:rPr>
+      </w:pPr>
       <w:r>
         <w:rPr>
           <w:rFonts w:hint="eastAsia"/>
@@ -12952,6 +12858,11 @@
       </w:r>
     </w:p>
     <w:p>
+      <w:pPr>
+        <w:rPr>
+          <w:rFonts w:hint="eastAsia"/>
+        </w:rPr>
+      </w:pPr>
       <m:oMathPara>
         <m:oMath>
           <m:r>
@@ -13022,13 +12933,7 @@
             <w:rPr>
               <w:rFonts w:ascii="Cambria Math" w:hAnsi="Cambria Math"/>
             </w:rPr>
-            <m:t>=</m:t>
-          </m:r>
-          <m:r>
-            <w:rPr>
-              <w:rFonts w:ascii="Cambria Math" w:hAnsi="Cambria Math"/>
-            </w:rPr>
-            <m:t>C∙</m:t>
+            <m:t>=C∙</m:t>
           </m:r>
           <m:sSup>
             <m:sSupPr>
@@ -13194,24 +13099,28 @@
       </m:oMathPara>
     </w:p>
     <w:p>
+      <w:pPr>
+        <w:rPr>
+          <w:rFonts w:hint="eastAsia"/>
+        </w:rPr>
+      </w:pPr>
       <m:oMathPara>
         <m:oMath>
           <m:r>
             <w:rPr>
               <w:rFonts w:ascii="Cambria Math" w:hAnsi="Cambria Math"/>
             </w:rPr>
-            <m:t>l=</m:t>
-          </m:r>
-          <m:r>
-            <w:rPr>
-              <w:rFonts w:ascii="Cambria Math" w:hAnsi="Cambria Math"/>
-            </w:rPr>
-            <m:t>ct</m:t>
+            <m:t>l=ct</m:t>
           </m:r>
         </m:oMath>
       </m:oMathPara>
     </w:p>
     <w:p>
+      <w:pPr>
+        <w:rPr>
+          <w:rFonts w:hint="eastAsia"/>
+        </w:rPr>
+      </w:pPr>
       <m:oMathPara>
         <m:oMath>
           <m:r>
@@ -13398,6 +13307,11 @@
       </m:oMathPara>
     </w:p>
     <w:p>
+      <w:pPr>
+        <w:rPr>
+          <w:rFonts w:hint="eastAsia"/>
+        </w:rPr>
+      </w:pPr>
       <w:r>
         <w:rPr>
           <w:rFonts w:hint="eastAsia"/>
@@ -13418,6 +13332,11 @@
       </w:r>
     </w:p>
     <w:p>
+      <w:pPr>
+        <w:rPr>
+          <w:rFonts w:hint="eastAsia"/>
+        </w:rPr>
+      </w:pPr>
       <w:r>
         <w:rPr>
           <w:rFonts w:hint="eastAsia"/>
@@ -13426,6 +13345,11 @@
       </w:r>
     </w:p>
     <w:p>
+      <w:pPr>
+        <w:rPr>
+          <w:rFonts w:hint="eastAsia"/>
+        </w:rPr>
+      </w:pPr>
       <m:oMathPara>
         <m:oMath>
           <m:sSup>
@@ -13775,13 +13699,7 @@
                 <w:rPr>
                   <w:rFonts w:ascii="Cambria Math" w:hAnsi="Cambria Math"/>
                 </w:rPr>
-                <m:t>i</m:t>
-              </m:r>
-              <m:r>
-                <w:rPr>
-                  <w:rFonts w:ascii="Cambria Math" w:hAnsi="Cambria Math"/>
-                </w:rPr>
-                <m:t>ct</m:t>
+                <m:t>ict</m:t>
               </m:r>
             </m:sup>
           </m:sSup>
@@ -13789,25 +13707,7 @@
             <w:rPr>
               <w:rFonts w:ascii="Cambria Math" w:hAnsi="Cambria Math"/>
             </w:rPr>
-            <m:t>,</m:t>
-          </m:r>
-          <m:r>
-            <w:rPr>
-              <w:rFonts w:ascii="Cambria Math" w:hAnsi="Cambria Math"/>
-            </w:rPr>
-            <m:t>U</m:t>
-          </m:r>
-          <m:r>
-            <w:rPr>
-              <w:rFonts w:ascii="Cambria Math" w:hAnsi="Cambria Math"/>
-            </w:rPr>
-            <m:t>=-</m:t>
-          </m:r>
-          <m:r>
-            <w:rPr>
-              <w:rFonts w:ascii="Cambria Math" w:hAnsi="Cambria Math"/>
-            </w:rPr>
-            <m:t>i=</m:t>
+            <m:t>,U=-i=</m:t>
           </m:r>
           <m:f>
             <m:fPr>
@@ -13839,6 +13739,11 @@
       </m:oMathPara>
     </w:p>
     <w:p>
+      <w:pPr>
+        <w:rPr>
+          <w:rFonts w:hint="eastAsia"/>
+        </w:rPr>
+      </w:pPr>
       <w:r>
         <w:rPr>
           <w:rFonts w:hint="eastAsia"/>
@@ -13853,6 +13758,11 @@
       </w:r>
     </w:p>
     <w:p>
+      <w:pPr>
+        <w:rPr>
+          <w:rFonts w:hint="eastAsia"/>
+        </w:rPr>
+      </w:pPr>
       <w:r>
         <w:rPr>
           <w:rFonts w:hint="eastAsia"/>
@@ -13861,6 +13771,11 @@
       </w:r>
     </w:p>
     <w:p>
+      <w:pPr>
+        <w:rPr>
+          <w:rFonts w:hint="eastAsia"/>
+        </w:rPr>
+      </w:pPr>
       <w:r>
         <w:rPr>
           <w:rFonts w:hint="eastAsia"/>
@@ -13875,6 +13790,11 @@
       </w:r>
     </w:p>
     <w:p>
+      <w:pPr>
+        <w:rPr>
+          <w:rFonts w:hint="eastAsia"/>
+        </w:rPr>
+      </w:pPr>
       <w:r>
         <w:rPr>
           <w:rFonts w:hint="eastAsia"/>
@@ -13895,25 +13815,16 @@
       </w:r>
     </w:p>
     <w:p>
-      <w:r>
-        <w:rPr>
-          <w:rFonts w:hint="eastAsia"/>
-        </w:rPr>
-        <w:t>现在让我们算上所有的时间，地球上的一点在从过去到未来的运动过程中，画出一条</w:t>
-      </w:r>
-      <w:proofErr w:type="gramStart"/>
-      <w:r>
-        <w:rPr>
-          <w:rFonts w:hint="eastAsia"/>
-        </w:rPr>
-        <w:t>螺线的螺线的</w:t>
-      </w:r>
-      <w:proofErr w:type="gramEnd"/>
-      <w:r>
-        <w:rPr>
-          <w:rFonts w:hint="eastAsia"/>
-        </w:rPr>
-        <w:t>螺线，并且随着时间无限的画下去。如果我们把这条螺线完全展平，那么它就是这一点运动过程的</w:t>
+      <w:pPr>
+        <w:rPr>
+          <w:rFonts w:hint="eastAsia"/>
+        </w:rPr>
+      </w:pPr>
+      <w:r>
+        <w:rPr>
+          <w:rFonts w:hint="eastAsia"/>
+        </w:rPr>
+        <w:t>现在让我们算上所有的时间，地球上的一点在从过去到未来的运动过程中，画出一条螺线的螺线的螺线，并且随着时间无限的画下去。如果我们把这条螺线完全展平，那么它就是这一点运动过程的</w:t>
       </w:r>
       <w:r>
         <w:rPr>
@@ -13953,6 +13864,11 @@
       </w:r>
     </w:p>
     <w:p>
+      <w:pPr>
+        <w:rPr>
+          <w:rFonts w:hint="eastAsia"/>
+        </w:rPr>
+      </w:pPr>
       <w:r>
         <w:rPr>
           <w:rFonts w:hint="eastAsia"/>
@@ -13961,6 +13877,11 @@
       </w:r>
     </w:p>
     <w:p>
+      <w:pPr>
+        <w:rPr>
+          <w:rFonts w:hint="eastAsia"/>
+        </w:rPr>
+      </w:pPr>
       <w:r>
         <w:rPr>
           <w:rFonts w:hint="eastAsia"/>
@@ -14265,13 +14186,7 @@
             <w:rPr>
               <w:rFonts w:ascii="Cambria Math" w:hAnsi="Cambria Math"/>
             </w:rPr>
-            <m:t>L</m:t>
-          </m:r>
-          <m:r>
-            <w:rPr>
-              <w:rFonts w:ascii="Cambria Math" w:hAnsi="Cambria Math"/>
-            </w:rPr>
-            <m:t>=</m:t>
+            <m:t>L=</m:t>
           </m:r>
           <m:sSub>
             <m:sSubPr>
@@ -14539,6 +14454,11 @@
       </m:oMathPara>
     </w:p>
     <w:p>
+      <w:pPr>
+        <w:rPr>
+          <w:rFonts w:hint="eastAsia"/>
+        </w:rPr>
+      </w:pPr>
       <w:r>
         <w:rPr>
           <w:rFonts w:hint="eastAsia"/>
@@ -14590,6 +14510,11 @@
       </m:oMathPara>
     </w:p>
     <w:p>
+      <w:pPr>
+        <w:rPr>
+          <w:rFonts w:hint="eastAsia"/>
+        </w:rPr>
+      </w:pPr>
       <w:r>
         <w:rPr>
           <w:rFonts w:hint="eastAsia"/>
@@ -14598,6 +14523,11 @@
       </w:r>
     </w:p>
     <w:p>
+      <w:pPr>
+        <w:rPr>
+          <w:rFonts w:hint="eastAsia"/>
+        </w:rPr>
+      </w:pPr>
       <m:oMathPara>
         <m:oMath>
           <m:sSub>
@@ -14674,6 +14604,11 @@
       </m:oMathPara>
     </w:p>
     <w:p>
+      <w:pPr>
+        <w:rPr>
+          <w:rFonts w:hint="eastAsia"/>
+        </w:rPr>
+      </w:pPr>
       <w:r>
         <w:rPr>
           <w:rFonts w:hint="eastAsia"/>
@@ -14682,6 +14617,11 @@
       </w:r>
     </w:p>
     <w:p>
+      <w:pPr>
+        <w:rPr>
+          <w:rFonts w:hint="eastAsia"/>
+        </w:rPr>
+      </w:pPr>
       <m:oMathPara>
         <m:oMath>
           <m:sSub>
@@ -14827,6 +14767,11 @@
       </w:r>
     </w:p>
     <w:p>
+      <w:pPr>
+        <w:rPr>
+          <w:rFonts w:hint="eastAsia"/>
+        </w:rPr>
+      </w:pPr>
       <m:oMathPara>
         <m:oMath>
           <m:sSup>
@@ -14851,13 +14796,7 @@
                 <w:rPr>
                   <w:rFonts w:ascii="Cambria Math" w:hAnsi="Cambria Math"/>
                 </w:rPr>
-                <m:t>ωt</m:t>
-              </m:r>
-              <m:r>
-                <w:rPr>
-                  <w:rFonts w:ascii="Cambria Math" w:hAnsi="Cambria Math"/>
-                </w:rPr>
-                <m:t>i</m:t>
+                <m:t>ωti</m:t>
               </m:r>
             </m:sup>
           </m:sSup>
@@ -14935,6 +14874,11 @@
       </m:oMathPara>
     </w:p>
     <w:p>
+      <w:pPr>
+        <w:rPr>
+          <w:rFonts w:hint="eastAsia"/>
+        </w:rPr>
+      </w:pPr>
       <w:r>
         <w:rPr>
           <w:rFonts w:hint="eastAsia"/>
@@ -14960,6 +14904,8862 @@
       <w:pPr>
         <w:rPr>
           <w:rFonts w:hint="eastAsia"/>
+        </w:rPr>
+      </w:pPr>
+      <w:r>
+        <w:rPr>
+          <w:rFonts w:hint="eastAsia"/>
+        </w:rPr>
+        <w:t>如果这个角速度，恰好就是当前位置地球自转的角速度，那么这就相当于，站在地面上的观察者，观察到的离开地面不同高度上的两个点。</w:t>
+      </w:r>
+    </w:p>
+    <w:p>
+      <w:pPr>
+        <w:rPr>
+          <w:rFonts w:hint="eastAsia"/>
+        </w:rPr>
+      </w:pPr>
+      <w:r>
+        <w:rPr>
+          <w:rFonts w:hint="eastAsia"/>
+        </w:rPr>
+        <w:t>这是什么意思呢？意思就是地面上的相对静止，实际上是</w:t>
+      </w:r>
+      <w:r>
+        <w:rPr>
+          <w:rFonts w:hint="eastAsia"/>
+        </w:rPr>
+        <w:t>指数单增同时也是</w:t>
+      </w:r>
+      <w:r>
+        <w:rPr>
+          <w:rFonts w:hint="eastAsia"/>
+        </w:rPr>
+        <w:t>相当复杂的螺旋运动在本地的表象。我的意思是说，如果一个物体，从L</w:t>
+      </w:r>
+      <w:r>
+        <w:rPr>
+          <w:rFonts w:hint="eastAsia"/>
+        </w:rPr>
+        <w:t>径直</w:t>
+      </w:r>
+      <w:r>
+        <w:rPr>
+          <w:rFonts w:hint="eastAsia"/>
+        </w:rPr>
+        <w:t>上浮到H，实际上就是，其螺旋运动的角速度从</w:t>
+      </w:r>
+      <m:oMath>
+        <m:sSub>
+          <m:sSubPr>
+            <m:ctrlPr>
+              <w:rPr>
+                <w:rFonts w:ascii="Cambria Math" w:hAnsi="Cambria Math"/>
+                <w:i/>
+              </w:rPr>
+            </m:ctrlPr>
+          </m:sSubPr>
+          <m:e>
+            <m:r>
+              <w:rPr>
+                <w:rFonts w:ascii="Cambria Math" w:hAnsi="Cambria Math"/>
+              </w:rPr>
+              <m:t>c</m:t>
+            </m:r>
+          </m:e>
+          <m:sub>
+            <m:r>
+              <w:rPr>
+                <w:rFonts w:ascii="Cambria Math" w:hAnsi="Cambria Math"/>
+              </w:rPr>
+              <m:t>L</m:t>
+            </m:r>
+          </m:sub>
+        </m:sSub>
+      </m:oMath>
+      <w:r>
+        <w:rPr>
+          <w:rFonts w:hint="eastAsia"/>
+        </w:rPr>
+        <w:t>变成了</w:t>
+      </w:r>
+      <m:oMath>
+        <m:sSub>
+          <m:sSubPr>
+            <m:ctrlPr>
+              <w:rPr>
+                <w:rFonts w:ascii="Cambria Math" w:hAnsi="Cambria Math"/>
+                <w:i/>
+              </w:rPr>
+            </m:ctrlPr>
+          </m:sSubPr>
+          <m:e>
+            <m:r>
+              <w:rPr>
+                <w:rFonts w:ascii="Cambria Math" w:hAnsi="Cambria Math"/>
+              </w:rPr>
+              <m:t>c</m:t>
+            </m:r>
+          </m:e>
+          <m:sub>
+            <m:r>
+              <w:rPr>
+                <w:rFonts w:ascii="Cambria Math" w:hAnsi="Cambria Math"/>
+              </w:rPr>
+              <m:t>H</m:t>
+            </m:r>
+          </m:sub>
+        </m:sSub>
+      </m:oMath>
+      <w:r>
+        <w:rPr>
+          <w:rFonts w:hint="eastAsia"/>
+        </w:rPr>
+        <w:t>，当然R也必须随之变化。</w:t>
+      </w:r>
+    </w:p>
+    <w:p>
+      <w:pPr>
+        <w:rPr>
+          <w:rFonts w:hint="eastAsia"/>
+        </w:rPr>
+      </w:pPr>
+      <w:r>
+        <w:rPr>
+          <w:rFonts w:hint="eastAsia"/>
+        </w:rPr>
+        <w:t>从这个视角看引力，是不是要简单得多？一个物体落在地面上，不是因为它受到了引力而是作为螺旋（或者单增）运动的这个物体的螺旋半径固定的前提下，角速度小于在那个位置上需要的角速度，或者在角速度和地面角速度相同的前提下旋转半径小于那个位置的地球半径。而如果两个条件都符合，那么它就是悬浮的，通过一系列计算，可以以调整自身单增速率的形式，从一个螺旋半径转换到另一个螺旋半径，进而实现和地面相对高度的变化。换句话说，它已经和地面</w:t>
+      </w:r>
+      <w:r>
+        <w:rPr>
+          <w:rFonts w:hint="eastAsia"/>
+        </w:rPr>
+        <w:t>上的那个点</w:t>
+      </w:r>
+      <w:r>
+        <w:rPr>
+          <w:rFonts w:hint="eastAsia"/>
+        </w:rPr>
+        <w:t>没什么关系了</w:t>
+      </w:r>
+      <w:r>
+        <w:rPr>
+          <w:rFonts w:hint="eastAsia"/>
+        </w:rPr>
+        <w:t>，它只和地球有关系了</w:t>
+      </w:r>
+      <w:r>
+        <w:rPr>
+          <w:rFonts w:hint="eastAsia"/>
+        </w:rPr>
+        <w:t>。</w:t>
+      </w:r>
+      <w:r>
+        <w:rPr>
+          <w:rFonts w:hint="eastAsia"/>
+        </w:rPr>
+        <w:t>以这种方式理解飞行器的运动，也已经和广义相对论没有太多的关系了。</w:t>
+      </w:r>
+    </w:p>
+    <w:p>
+      <w:r>
+        <w:rPr>
+          <w:rFonts w:hint="eastAsia"/>
+        </w:rPr>
+        <w:t>回到光速本身，所谓光速不可超越说的是光速是相对速度的极限。所谓相对速度指的是两个惯性系之间的速度之差。那么有相对速度，有没有绝对速度？那还是得先说回速度，什么是速度的问题。上面讨论得到的结论，所谓速度就是单位时间的增长速率，</w:t>
+      </w:r>
+    </w:p>
+    <w:p>
+      <m:oMathPara>
+        <m:oMath>
+          <m:r>
+            <w:rPr>
+              <w:rFonts w:ascii="Cambria Math" w:hAnsi="Cambria Math" w:hint="eastAsia"/>
+            </w:rPr>
+            <m:t>Q</m:t>
+          </m:r>
+          <m:r>
+            <w:rPr>
+              <w:rFonts w:ascii="Cambria Math" w:hAnsi="Cambria Math"/>
+            </w:rPr>
+            <m:t>=</m:t>
+          </m:r>
+          <m:sSub>
+            <m:sSubPr>
+              <m:ctrlPr>
+                <w:rPr>
+                  <w:rFonts w:ascii="Cambria Math" w:hAnsi="Cambria Math" w:cs="Cambria Math"/>
+                  <w:i/>
+                </w:rPr>
+              </m:ctrlPr>
+            </m:sSubPr>
+            <m:e>
+              <m:r>
+                <w:rPr>
+                  <w:rFonts w:ascii="Cambria Math" w:hAnsi="Cambria Math"/>
+                </w:rPr>
+                <m:t>C</m:t>
+              </m:r>
+              <m:ctrlPr>
+                <w:rPr>
+                  <w:rFonts w:ascii="Cambria Math" w:hAnsi="Cambria Math"/>
+                  <w:i/>
+                </w:rPr>
+              </m:ctrlPr>
+            </m:e>
+            <m:sub>
+              <m:r>
+                <w:rPr>
+                  <w:rFonts w:ascii="Cambria Math" w:hAnsi="Cambria Math" w:cs="Cambria Math"/>
+                </w:rPr>
+                <m:t>0</m:t>
+              </m:r>
+            </m:sub>
+          </m:sSub>
+          <m:r>
+            <w:rPr>
+              <w:rFonts w:ascii="Cambria Math" w:hAnsi="Cambria Math"/>
+            </w:rPr>
+            <m:t>∙</m:t>
+          </m:r>
+          <m:sSup>
+            <m:sSupPr>
+              <m:ctrlPr>
+                <w:rPr>
+                  <w:rFonts w:ascii="Cambria Math" w:hAnsi="Cambria Math"/>
+                  <w:i/>
+                </w:rPr>
+              </m:ctrlPr>
+            </m:sSupPr>
+            <m:e>
+              <m:r>
+                <w:rPr>
+                  <w:rFonts w:ascii="Cambria Math" w:hAnsi="Cambria Math"/>
+                </w:rPr>
+                <m:t>e</m:t>
+              </m:r>
+            </m:e>
+            <m:sup>
+              <m:r>
+                <w:rPr>
+                  <w:rFonts w:ascii="Cambria Math" w:hAnsi="Cambria Math"/>
+                </w:rPr>
+                <m:t>i</m:t>
+              </m:r>
+              <m:sSub>
+                <m:sSubPr>
+                  <m:ctrlPr>
+                    <w:rPr>
+                      <w:rFonts w:ascii="Cambria Math" w:hAnsi="Cambria Math" w:cs="Cambria Math"/>
+                      <w:i/>
+                    </w:rPr>
+                  </m:ctrlPr>
+                </m:sSubPr>
+                <m:e>
+                  <m:r>
+                    <w:rPr>
+                      <w:rFonts w:ascii="Cambria Math" w:hAnsi="Cambria Math"/>
+                    </w:rPr>
+                    <m:t>c</m:t>
+                  </m:r>
+                  <m:ctrlPr>
+                    <w:rPr>
+                      <w:rFonts w:ascii="Cambria Math" w:hAnsi="Cambria Math"/>
+                      <w:i/>
+                    </w:rPr>
+                  </m:ctrlPr>
+                </m:e>
+                <m:sub>
+                  <m:r>
+                    <w:rPr>
+                      <w:rFonts w:ascii="Cambria Math" w:hAnsi="Cambria Math" w:cs="Cambria Math"/>
+                    </w:rPr>
+                    <m:t>0</m:t>
+                  </m:r>
+                </m:sub>
+              </m:sSub>
+              <m:r>
+                <w:rPr>
+                  <w:rFonts w:ascii="Cambria Math" w:hAnsi="Cambria Math"/>
+                </w:rPr>
+                <m:t>t</m:t>
+              </m:r>
+            </m:sup>
+          </m:sSup>
+          <m:r>
+            <w:rPr>
+              <w:rFonts w:ascii="Cambria Math" w:hAnsi="Cambria Math"/>
+            </w:rPr>
+            <m:t>=</m:t>
+          </m:r>
+          <m:sSub>
+            <m:sSubPr>
+              <m:ctrlPr>
+                <w:rPr>
+                  <w:rFonts w:ascii="Cambria Math" w:hAnsi="Cambria Math" w:cs="Cambria Math"/>
+                  <w:i/>
+                </w:rPr>
+              </m:ctrlPr>
+            </m:sSubPr>
+            <m:e>
+              <m:r>
+                <w:rPr>
+                  <w:rFonts w:ascii="Cambria Math" w:hAnsi="Cambria Math"/>
+                </w:rPr>
+                <m:t>C</m:t>
+              </m:r>
+              <m:ctrlPr>
+                <w:rPr>
+                  <w:rFonts w:ascii="Cambria Math" w:hAnsi="Cambria Math"/>
+                  <w:i/>
+                </w:rPr>
+              </m:ctrlPr>
+            </m:e>
+            <m:sub>
+              <m:r>
+                <w:rPr>
+                  <w:rFonts w:ascii="Cambria Math" w:hAnsi="Cambria Math" w:cs="Cambria Math"/>
+                </w:rPr>
+                <m:t>0</m:t>
+              </m:r>
+            </m:sub>
+          </m:sSub>
+          <m:d>
+            <m:dPr>
+              <m:ctrlPr>
+                <w:rPr>
+                  <w:rFonts w:ascii="Cambria Math" w:hAnsi="Cambria Math"/>
+                  <w:i/>
+                </w:rPr>
+              </m:ctrlPr>
+            </m:dPr>
+            <m:e>
+              <m:func>
+                <m:funcPr>
+                  <m:ctrlPr>
+                    <w:rPr>
+                      <w:rFonts w:ascii="Cambria Math" w:hAnsi="Cambria Math"/>
+                      <w:i/>
+                    </w:rPr>
+                  </m:ctrlPr>
+                </m:funcPr>
+                <m:fName>
+                  <m:r>
+                    <m:rPr>
+                      <m:sty m:val="p"/>
+                    </m:rPr>
+                    <w:rPr>
+                      <w:rFonts w:ascii="Cambria Math" w:hAnsi="Cambria Math"/>
+                    </w:rPr>
+                    <m:t>cos</m:t>
+                  </m:r>
+                </m:fName>
+                <m:e>
+                  <m:sSub>
+                    <m:sSubPr>
+                      <m:ctrlPr>
+                        <w:rPr>
+                          <w:rFonts w:ascii="Cambria Math" w:hAnsi="Cambria Math" w:cs="Cambria Math"/>
+                          <w:i/>
+                        </w:rPr>
+                      </m:ctrlPr>
+                    </m:sSubPr>
+                    <m:e>
+                      <m:r>
+                        <w:rPr>
+                          <w:rFonts w:ascii="Cambria Math" w:hAnsi="Cambria Math"/>
+                        </w:rPr>
+                        <m:t>c</m:t>
+                      </m:r>
+                      <m:ctrlPr>
+                        <w:rPr>
+                          <w:rFonts w:ascii="Cambria Math" w:hAnsi="Cambria Math"/>
+                          <w:i/>
+                        </w:rPr>
+                      </m:ctrlPr>
+                    </m:e>
+                    <m:sub>
+                      <m:r>
+                        <w:rPr>
+                          <w:rFonts w:ascii="Cambria Math" w:hAnsi="Cambria Math" w:cs="Cambria Math"/>
+                        </w:rPr>
+                        <m:t>0</m:t>
+                      </m:r>
+                    </m:sub>
+                  </m:sSub>
+                  <m:r>
+                    <w:rPr>
+                      <w:rFonts w:ascii="Cambria Math" w:hAnsi="Cambria Math"/>
+                    </w:rPr>
+                    <m:t>t</m:t>
+                  </m:r>
+                </m:e>
+              </m:func>
+              <m:r>
+                <w:rPr>
+                  <w:rFonts w:ascii="Cambria Math" w:hAnsi="Cambria Math"/>
+                </w:rPr>
+                <m:t>+i∙</m:t>
+              </m:r>
+              <m:func>
+                <m:funcPr>
+                  <m:ctrlPr>
+                    <w:rPr>
+                      <w:rFonts w:ascii="Cambria Math" w:hAnsi="Cambria Math"/>
+                      <w:i/>
+                    </w:rPr>
+                  </m:ctrlPr>
+                </m:funcPr>
+                <m:fName>
+                  <m:r>
+                    <m:rPr>
+                      <m:sty m:val="p"/>
+                    </m:rPr>
+                    <w:rPr>
+                      <w:rFonts w:ascii="Cambria Math" w:hAnsi="Cambria Math"/>
+                    </w:rPr>
+                    <m:t>sin</m:t>
+                  </m:r>
+                </m:fName>
+                <m:e>
+                  <m:sSub>
+                    <m:sSubPr>
+                      <m:ctrlPr>
+                        <w:rPr>
+                          <w:rFonts w:ascii="Cambria Math" w:hAnsi="Cambria Math" w:cs="Cambria Math"/>
+                          <w:i/>
+                        </w:rPr>
+                      </m:ctrlPr>
+                    </m:sSubPr>
+                    <m:e>
+                      <m:r>
+                        <w:rPr>
+                          <w:rFonts w:ascii="Cambria Math" w:hAnsi="Cambria Math"/>
+                        </w:rPr>
+                        <m:t>c</m:t>
+                      </m:r>
+                      <m:ctrlPr>
+                        <w:rPr>
+                          <w:rFonts w:ascii="Cambria Math" w:hAnsi="Cambria Math"/>
+                          <w:i/>
+                        </w:rPr>
+                      </m:ctrlPr>
+                    </m:e>
+                    <m:sub>
+                      <m:r>
+                        <w:rPr>
+                          <w:rFonts w:ascii="Cambria Math" w:hAnsi="Cambria Math" w:cs="Cambria Math"/>
+                        </w:rPr>
+                        <m:t>0</m:t>
+                      </m:r>
+                    </m:sub>
+                  </m:sSub>
+                  <m:r>
+                    <w:rPr>
+                      <w:rFonts w:ascii="Cambria Math" w:hAnsi="Cambria Math"/>
+                    </w:rPr>
+                    <m:t>t</m:t>
+                  </m:r>
+                </m:e>
+              </m:func>
+            </m:e>
+          </m:d>
+        </m:oMath>
+      </m:oMathPara>
+    </w:p>
+    <w:p>
+      <w:r>
+        <w:rPr>
+          <w:rFonts w:hint="eastAsia"/>
+        </w:rPr>
+        <w:t>当然这里说的是最后一个位上的数值，</w:t>
+      </w:r>
+      <m:oMath>
+        <m:sSub>
+          <m:sSubPr>
+            <m:ctrlPr>
+              <w:rPr>
+                <w:rFonts w:ascii="Cambria Math" w:hAnsi="Cambria Math" w:cs="Cambria Math"/>
+                <w:i/>
+              </w:rPr>
+            </m:ctrlPr>
+          </m:sSubPr>
+          <m:e>
+            <m:r>
+              <w:rPr>
+                <w:rFonts w:ascii="Cambria Math" w:hAnsi="Cambria Math"/>
+              </w:rPr>
+              <m:t>C</m:t>
+            </m:r>
+            <m:ctrlPr>
+              <w:rPr>
+                <w:rFonts w:ascii="Cambria Math" w:hAnsi="Cambria Math"/>
+                <w:i/>
+              </w:rPr>
+            </m:ctrlPr>
+          </m:e>
+          <m:sub>
+            <m:r>
+              <w:rPr>
+                <w:rFonts w:ascii="Cambria Math" w:hAnsi="Cambria Math" w:cs="Cambria Math"/>
+              </w:rPr>
+              <m:t>0</m:t>
+            </m:r>
+          </m:sub>
+        </m:sSub>
+      </m:oMath>
+      <w:r>
+        <w:rPr>
+          <w:rFonts w:hint="eastAsia"/>
+        </w:rPr>
+        <w:t>还可以进一步展开，</w:t>
+      </w:r>
+    </w:p>
+    <w:p>
+      <m:oMathPara>
+        <m:oMath>
+          <m:sSub>
+            <m:sSubPr>
+              <m:ctrlPr>
+                <w:rPr>
+                  <w:rFonts w:ascii="Cambria Math" w:hAnsi="Cambria Math" w:cs="Cambria Math"/>
+                  <w:i/>
+                </w:rPr>
+              </m:ctrlPr>
+            </m:sSubPr>
+            <m:e>
+              <m:r>
+                <w:rPr>
+                  <w:rFonts w:ascii="Cambria Math" w:hAnsi="Cambria Math"/>
+                </w:rPr>
+                <m:t>C</m:t>
+              </m:r>
+              <m:ctrlPr>
+                <w:rPr>
+                  <w:rFonts w:ascii="Cambria Math" w:hAnsi="Cambria Math"/>
+                  <w:i/>
+                </w:rPr>
+              </m:ctrlPr>
+            </m:e>
+            <m:sub>
+              <m:r>
+                <w:rPr>
+                  <w:rFonts w:ascii="Cambria Math" w:hAnsi="Cambria Math" w:cs="Cambria Math"/>
+                </w:rPr>
+                <m:t>0</m:t>
+              </m:r>
+            </m:sub>
+          </m:sSub>
+          <m:r>
+            <w:rPr>
+              <w:rFonts w:ascii="Cambria Math" w:hAnsi="Cambria Math"/>
+            </w:rPr>
+            <m:t>=</m:t>
+          </m:r>
+          <m:sSub>
+            <m:sSubPr>
+              <m:ctrlPr>
+                <w:rPr>
+                  <w:rFonts w:ascii="Cambria Math" w:hAnsi="Cambria Math" w:cs="Cambria Math"/>
+                  <w:i/>
+                </w:rPr>
+              </m:ctrlPr>
+            </m:sSubPr>
+            <m:e>
+              <m:r>
+                <w:rPr>
+                  <w:rFonts w:ascii="Cambria Math" w:hAnsi="Cambria Math"/>
+                </w:rPr>
+                <m:t>C</m:t>
+              </m:r>
+              <m:ctrlPr>
+                <w:rPr>
+                  <w:rFonts w:ascii="Cambria Math" w:hAnsi="Cambria Math"/>
+                  <w:i/>
+                </w:rPr>
+              </m:ctrlPr>
+            </m:e>
+            <m:sub>
+              <m:r>
+                <w:rPr>
+                  <w:rFonts w:ascii="Cambria Math" w:hAnsi="Cambria Math" w:cs="Cambria Math"/>
+                </w:rPr>
+                <m:t>1</m:t>
+              </m:r>
+            </m:sub>
+          </m:sSub>
+          <m:r>
+            <w:rPr>
+              <w:rFonts w:ascii="Cambria Math" w:hAnsi="Cambria Math"/>
+            </w:rPr>
+            <m:t>∙</m:t>
+          </m:r>
+          <m:sSup>
+            <m:sSupPr>
+              <m:ctrlPr>
+                <w:rPr>
+                  <w:rFonts w:ascii="Cambria Math" w:hAnsi="Cambria Math"/>
+                  <w:i/>
+                </w:rPr>
+              </m:ctrlPr>
+            </m:sSupPr>
+            <m:e>
+              <m:r>
+                <w:rPr>
+                  <w:rFonts w:ascii="Cambria Math" w:hAnsi="Cambria Math"/>
+                </w:rPr>
+                <m:t>e</m:t>
+              </m:r>
+            </m:e>
+            <m:sup>
+              <m:r>
+                <w:rPr>
+                  <w:rFonts w:ascii="Cambria Math" w:hAnsi="Cambria Math"/>
+                </w:rPr>
+                <m:t>i</m:t>
+              </m:r>
+              <m:sSub>
+                <m:sSubPr>
+                  <m:ctrlPr>
+                    <w:rPr>
+                      <w:rFonts w:ascii="Cambria Math" w:hAnsi="Cambria Math"/>
+                      <w:i/>
+                    </w:rPr>
+                  </m:ctrlPr>
+                </m:sSubPr>
+                <m:e>
+                  <m:r>
+                    <w:rPr>
+                      <w:rFonts w:ascii="Cambria Math" w:hAnsi="Cambria Math"/>
+                    </w:rPr>
+                    <m:t>c</m:t>
+                  </m:r>
+                </m:e>
+                <m:sub>
+                  <m:r>
+                    <w:rPr>
+                      <w:rFonts w:ascii="Cambria Math" w:hAnsi="Cambria Math"/>
+                    </w:rPr>
+                    <m:t>1</m:t>
+                  </m:r>
+                </m:sub>
+              </m:sSub>
+              <m:r>
+                <w:rPr>
+                  <w:rFonts w:ascii="Cambria Math" w:hAnsi="Cambria Math"/>
+                </w:rPr>
+                <m:t>t</m:t>
+              </m:r>
+            </m:sup>
+          </m:sSup>
+          <m:r>
+            <w:rPr>
+              <w:rFonts w:ascii="Cambria Math" w:hAnsi="Cambria Math"/>
+            </w:rPr>
+            <m:t>=</m:t>
+          </m:r>
+          <m:sSub>
+            <m:sSubPr>
+              <m:ctrlPr>
+                <w:rPr>
+                  <w:rFonts w:ascii="Cambria Math" w:hAnsi="Cambria Math" w:cs="Cambria Math"/>
+                  <w:i/>
+                </w:rPr>
+              </m:ctrlPr>
+            </m:sSubPr>
+            <m:e>
+              <m:r>
+                <w:rPr>
+                  <w:rFonts w:ascii="Cambria Math" w:hAnsi="Cambria Math"/>
+                </w:rPr>
+                <m:t>C</m:t>
+              </m:r>
+              <m:ctrlPr>
+                <w:rPr>
+                  <w:rFonts w:ascii="Cambria Math" w:hAnsi="Cambria Math"/>
+                  <w:i/>
+                </w:rPr>
+              </m:ctrlPr>
+            </m:e>
+            <m:sub>
+              <m:r>
+                <w:rPr>
+                  <w:rFonts w:ascii="Cambria Math" w:hAnsi="Cambria Math" w:cs="Cambria Math"/>
+                </w:rPr>
+                <m:t>1</m:t>
+              </m:r>
+            </m:sub>
+          </m:sSub>
+          <m:d>
+            <m:dPr>
+              <m:ctrlPr>
+                <w:rPr>
+                  <w:rFonts w:ascii="Cambria Math" w:hAnsi="Cambria Math" w:cs="Cambria Math"/>
+                  <w:i/>
+                </w:rPr>
+              </m:ctrlPr>
+            </m:dPr>
+            <m:e>
+              <m:func>
+                <m:funcPr>
+                  <m:ctrlPr>
+                    <w:rPr>
+                      <w:rFonts w:ascii="Cambria Math" w:hAnsi="Cambria Math"/>
+                      <w:i/>
+                    </w:rPr>
+                  </m:ctrlPr>
+                </m:funcPr>
+                <m:fName>
+                  <m:r>
+                    <m:rPr>
+                      <m:sty m:val="p"/>
+                    </m:rPr>
+                    <w:rPr>
+                      <w:rFonts w:ascii="Cambria Math" w:hAnsi="Cambria Math"/>
+                    </w:rPr>
+                    <m:t>cos</m:t>
+                  </m:r>
+                </m:fName>
+                <m:e>
+                  <m:sSub>
+                    <m:sSubPr>
+                      <m:ctrlPr>
+                        <w:rPr>
+                          <w:rFonts w:ascii="Cambria Math" w:hAnsi="Cambria Math" w:cs="Cambria Math"/>
+                          <w:i/>
+                        </w:rPr>
+                      </m:ctrlPr>
+                    </m:sSubPr>
+                    <m:e>
+                      <m:r>
+                        <w:rPr>
+                          <w:rFonts w:ascii="Cambria Math" w:hAnsi="Cambria Math"/>
+                        </w:rPr>
+                        <m:t>c</m:t>
+                      </m:r>
+                      <m:ctrlPr>
+                        <w:rPr>
+                          <w:rFonts w:ascii="Cambria Math" w:hAnsi="Cambria Math"/>
+                          <w:i/>
+                        </w:rPr>
+                      </m:ctrlPr>
+                    </m:e>
+                    <m:sub>
+                      <m:r>
+                        <w:rPr>
+                          <w:rFonts w:ascii="Cambria Math" w:hAnsi="Cambria Math" w:cs="Cambria Math"/>
+                        </w:rPr>
+                        <m:t>1</m:t>
+                      </m:r>
+                    </m:sub>
+                  </m:sSub>
+                  <m:r>
+                    <w:rPr>
+                      <w:rFonts w:ascii="Cambria Math" w:hAnsi="Cambria Math"/>
+                    </w:rPr>
+                    <m:t>t</m:t>
+                  </m:r>
+                </m:e>
+              </m:func>
+              <m:r>
+                <w:rPr>
+                  <w:rFonts w:ascii="Cambria Math" w:hAnsi="Cambria Math"/>
+                </w:rPr>
+                <m:t>+i∙</m:t>
+              </m:r>
+              <m:func>
+                <m:funcPr>
+                  <m:ctrlPr>
+                    <w:rPr>
+                      <w:rFonts w:ascii="Cambria Math" w:hAnsi="Cambria Math"/>
+                      <w:i/>
+                    </w:rPr>
+                  </m:ctrlPr>
+                </m:funcPr>
+                <m:fName>
+                  <m:r>
+                    <m:rPr>
+                      <m:sty m:val="p"/>
+                    </m:rPr>
+                    <w:rPr>
+                      <w:rFonts w:ascii="Cambria Math" w:hAnsi="Cambria Math"/>
+                    </w:rPr>
+                    <m:t>sin</m:t>
+                  </m:r>
+                </m:fName>
+                <m:e>
+                  <m:sSub>
+                    <m:sSubPr>
+                      <m:ctrlPr>
+                        <w:rPr>
+                          <w:rFonts w:ascii="Cambria Math" w:hAnsi="Cambria Math" w:cs="Cambria Math"/>
+                          <w:i/>
+                        </w:rPr>
+                      </m:ctrlPr>
+                    </m:sSubPr>
+                    <m:e>
+                      <m:r>
+                        <w:rPr>
+                          <w:rFonts w:ascii="Cambria Math" w:hAnsi="Cambria Math"/>
+                        </w:rPr>
+                        <m:t>c</m:t>
+                      </m:r>
+                      <m:ctrlPr>
+                        <w:rPr>
+                          <w:rFonts w:ascii="Cambria Math" w:hAnsi="Cambria Math"/>
+                          <w:i/>
+                        </w:rPr>
+                      </m:ctrlPr>
+                    </m:e>
+                    <m:sub>
+                      <m:r>
+                        <w:rPr>
+                          <w:rFonts w:ascii="Cambria Math" w:hAnsi="Cambria Math" w:cs="Cambria Math"/>
+                        </w:rPr>
+                        <m:t>1</m:t>
+                      </m:r>
+                    </m:sub>
+                  </m:sSub>
+                  <m:r>
+                    <w:rPr>
+                      <w:rFonts w:ascii="Cambria Math" w:hAnsi="Cambria Math"/>
+                    </w:rPr>
+                    <m:t>t</m:t>
+                  </m:r>
+                </m:e>
+              </m:func>
+            </m:e>
+          </m:d>
+        </m:oMath>
+      </m:oMathPara>
+    </w:p>
+    <w:p>
+      <m:oMathPara>
+        <m:oMath>
+          <m:sSub>
+            <m:sSubPr>
+              <m:ctrlPr>
+                <w:rPr>
+                  <w:rFonts w:ascii="Cambria Math" w:hAnsi="Cambria Math" w:cs="Cambria Math"/>
+                  <w:i/>
+                </w:rPr>
+              </m:ctrlPr>
+            </m:sSubPr>
+            <m:e>
+              <m:r>
+                <w:rPr>
+                  <w:rFonts w:ascii="Cambria Math" w:hAnsi="Cambria Math"/>
+                </w:rPr>
+                <m:t>C</m:t>
+              </m:r>
+              <m:ctrlPr>
+                <w:rPr>
+                  <w:rFonts w:ascii="Cambria Math" w:hAnsi="Cambria Math"/>
+                  <w:i/>
+                </w:rPr>
+              </m:ctrlPr>
+            </m:e>
+            <m:sub>
+              <m:r>
+                <w:rPr>
+                  <w:rFonts w:ascii="Cambria Math" w:hAnsi="Cambria Math" w:cs="Cambria Math"/>
+                </w:rPr>
+                <m:t>1</m:t>
+              </m:r>
+            </m:sub>
+          </m:sSub>
+          <m:r>
+            <w:rPr>
+              <w:rFonts w:ascii="Cambria Math" w:hAnsi="Cambria Math" w:cs="Cambria Math"/>
+            </w:rPr>
+            <m:t>=</m:t>
+          </m:r>
+          <m:sSub>
+            <m:sSubPr>
+              <m:ctrlPr>
+                <w:rPr>
+                  <w:rFonts w:ascii="Cambria Math" w:hAnsi="Cambria Math" w:cs="Cambria Math"/>
+                  <w:i/>
+                </w:rPr>
+              </m:ctrlPr>
+            </m:sSubPr>
+            <m:e>
+              <m:r>
+                <w:rPr>
+                  <w:rFonts w:ascii="Cambria Math" w:hAnsi="Cambria Math"/>
+                </w:rPr>
+                <m:t>C</m:t>
+              </m:r>
+              <m:ctrlPr>
+                <w:rPr>
+                  <w:rFonts w:ascii="Cambria Math" w:hAnsi="Cambria Math"/>
+                  <w:i/>
+                </w:rPr>
+              </m:ctrlPr>
+            </m:e>
+            <m:sub>
+              <m:r>
+                <w:rPr>
+                  <w:rFonts w:ascii="Cambria Math" w:hAnsi="Cambria Math" w:cs="Cambria Math"/>
+                </w:rPr>
+                <m:t>2</m:t>
+              </m:r>
+            </m:sub>
+          </m:sSub>
+          <m:r>
+            <w:rPr>
+              <w:rFonts w:ascii="Cambria Math" w:hAnsi="Cambria Math"/>
+            </w:rPr>
+            <m:t>∙</m:t>
+          </m:r>
+          <m:sSup>
+            <m:sSupPr>
+              <m:ctrlPr>
+                <w:rPr>
+                  <w:rFonts w:ascii="Cambria Math" w:hAnsi="Cambria Math"/>
+                  <w:i/>
+                </w:rPr>
+              </m:ctrlPr>
+            </m:sSupPr>
+            <m:e>
+              <m:r>
+                <w:rPr>
+                  <w:rFonts w:ascii="Cambria Math" w:hAnsi="Cambria Math"/>
+                </w:rPr>
+                <m:t>e</m:t>
+              </m:r>
+            </m:e>
+            <m:sup>
+              <m:r>
+                <w:rPr>
+                  <w:rFonts w:ascii="Cambria Math" w:hAnsi="Cambria Math"/>
+                </w:rPr>
+                <m:t>i</m:t>
+              </m:r>
+              <m:sSub>
+                <m:sSubPr>
+                  <m:ctrlPr>
+                    <w:rPr>
+                      <w:rFonts w:ascii="Cambria Math" w:hAnsi="Cambria Math"/>
+                      <w:i/>
+                    </w:rPr>
+                  </m:ctrlPr>
+                </m:sSubPr>
+                <m:e>
+                  <m:r>
+                    <w:rPr>
+                      <w:rFonts w:ascii="Cambria Math" w:hAnsi="Cambria Math"/>
+                    </w:rPr>
+                    <m:t>c</m:t>
+                  </m:r>
+                </m:e>
+                <m:sub>
+                  <m:r>
+                    <w:rPr>
+                      <w:rFonts w:ascii="Cambria Math" w:hAnsi="Cambria Math"/>
+                    </w:rPr>
+                    <m:t>2</m:t>
+                  </m:r>
+                </m:sub>
+              </m:sSub>
+              <m:r>
+                <w:rPr>
+                  <w:rFonts w:ascii="Cambria Math" w:hAnsi="Cambria Math"/>
+                </w:rPr>
+                <m:t>t</m:t>
+              </m:r>
+            </m:sup>
+          </m:sSup>
+          <m:r>
+            <w:rPr>
+              <w:rFonts w:ascii="Cambria Math" w:hAnsi="Cambria Math"/>
+            </w:rPr>
+            <m:t>=</m:t>
+          </m:r>
+          <m:sSub>
+            <m:sSubPr>
+              <m:ctrlPr>
+                <w:rPr>
+                  <w:rFonts w:ascii="Cambria Math" w:hAnsi="Cambria Math" w:cs="Cambria Math"/>
+                  <w:i/>
+                </w:rPr>
+              </m:ctrlPr>
+            </m:sSubPr>
+            <m:e>
+              <m:r>
+                <w:rPr>
+                  <w:rFonts w:ascii="Cambria Math" w:hAnsi="Cambria Math"/>
+                </w:rPr>
+                <m:t>C</m:t>
+              </m:r>
+              <m:ctrlPr>
+                <w:rPr>
+                  <w:rFonts w:ascii="Cambria Math" w:hAnsi="Cambria Math"/>
+                  <w:i/>
+                </w:rPr>
+              </m:ctrlPr>
+            </m:e>
+            <m:sub>
+              <m:r>
+                <w:rPr>
+                  <w:rFonts w:ascii="Cambria Math" w:hAnsi="Cambria Math" w:cs="Cambria Math"/>
+                </w:rPr>
+                <m:t>2</m:t>
+              </m:r>
+            </m:sub>
+          </m:sSub>
+          <m:d>
+            <m:dPr>
+              <m:ctrlPr>
+                <w:rPr>
+                  <w:rFonts w:ascii="Cambria Math" w:hAnsi="Cambria Math" w:cs="Cambria Math"/>
+                  <w:i/>
+                </w:rPr>
+              </m:ctrlPr>
+            </m:dPr>
+            <m:e>
+              <m:func>
+                <m:funcPr>
+                  <m:ctrlPr>
+                    <w:rPr>
+                      <w:rFonts w:ascii="Cambria Math" w:hAnsi="Cambria Math"/>
+                      <w:i/>
+                    </w:rPr>
+                  </m:ctrlPr>
+                </m:funcPr>
+                <m:fName>
+                  <m:r>
+                    <m:rPr>
+                      <m:sty m:val="p"/>
+                    </m:rPr>
+                    <w:rPr>
+                      <w:rFonts w:ascii="Cambria Math" w:hAnsi="Cambria Math"/>
+                    </w:rPr>
+                    <m:t>cos</m:t>
+                  </m:r>
+                </m:fName>
+                <m:e>
+                  <m:sSub>
+                    <m:sSubPr>
+                      <m:ctrlPr>
+                        <w:rPr>
+                          <w:rFonts w:ascii="Cambria Math" w:hAnsi="Cambria Math" w:cs="Cambria Math"/>
+                          <w:i/>
+                        </w:rPr>
+                      </m:ctrlPr>
+                    </m:sSubPr>
+                    <m:e>
+                      <m:r>
+                        <w:rPr>
+                          <w:rFonts w:ascii="Cambria Math" w:hAnsi="Cambria Math"/>
+                        </w:rPr>
+                        <m:t>c</m:t>
+                      </m:r>
+                      <m:ctrlPr>
+                        <w:rPr>
+                          <w:rFonts w:ascii="Cambria Math" w:hAnsi="Cambria Math"/>
+                          <w:i/>
+                        </w:rPr>
+                      </m:ctrlPr>
+                    </m:e>
+                    <m:sub>
+                      <m:r>
+                        <w:rPr>
+                          <w:rFonts w:ascii="Cambria Math" w:hAnsi="Cambria Math" w:cs="Cambria Math"/>
+                        </w:rPr>
+                        <m:t>2</m:t>
+                      </m:r>
+                    </m:sub>
+                  </m:sSub>
+                  <m:r>
+                    <w:rPr>
+                      <w:rFonts w:ascii="Cambria Math" w:hAnsi="Cambria Math"/>
+                    </w:rPr>
+                    <m:t>t</m:t>
+                  </m:r>
+                </m:e>
+              </m:func>
+              <m:r>
+                <w:rPr>
+                  <w:rFonts w:ascii="Cambria Math" w:hAnsi="Cambria Math"/>
+                </w:rPr>
+                <m:t>+i∙</m:t>
+              </m:r>
+              <m:func>
+                <m:funcPr>
+                  <m:ctrlPr>
+                    <w:rPr>
+                      <w:rFonts w:ascii="Cambria Math" w:hAnsi="Cambria Math"/>
+                      <w:i/>
+                    </w:rPr>
+                  </m:ctrlPr>
+                </m:funcPr>
+                <m:fName>
+                  <m:r>
+                    <m:rPr>
+                      <m:sty m:val="p"/>
+                    </m:rPr>
+                    <w:rPr>
+                      <w:rFonts w:ascii="Cambria Math" w:hAnsi="Cambria Math"/>
+                    </w:rPr>
+                    <m:t>sin</m:t>
+                  </m:r>
+                </m:fName>
+                <m:e>
+                  <m:sSub>
+                    <m:sSubPr>
+                      <m:ctrlPr>
+                        <w:rPr>
+                          <w:rFonts w:ascii="Cambria Math" w:hAnsi="Cambria Math" w:cs="Cambria Math"/>
+                          <w:i/>
+                        </w:rPr>
+                      </m:ctrlPr>
+                    </m:sSubPr>
+                    <m:e>
+                      <m:r>
+                        <w:rPr>
+                          <w:rFonts w:ascii="Cambria Math" w:hAnsi="Cambria Math"/>
+                        </w:rPr>
+                        <m:t>c</m:t>
+                      </m:r>
+                      <m:ctrlPr>
+                        <w:rPr>
+                          <w:rFonts w:ascii="Cambria Math" w:hAnsi="Cambria Math"/>
+                          <w:i/>
+                        </w:rPr>
+                      </m:ctrlPr>
+                    </m:e>
+                    <m:sub>
+                      <m:r>
+                        <w:rPr>
+                          <w:rFonts w:ascii="Cambria Math" w:hAnsi="Cambria Math" w:cs="Cambria Math"/>
+                        </w:rPr>
+                        <m:t>2</m:t>
+                      </m:r>
+                    </m:sub>
+                  </m:sSub>
+                  <m:r>
+                    <w:rPr>
+                      <w:rFonts w:ascii="Cambria Math" w:hAnsi="Cambria Math"/>
+                    </w:rPr>
+                    <m:t>t</m:t>
+                  </m:r>
+                </m:e>
+              </m:func>
+            </m:e>
+          </m:d>
+        </m:oMath>
+      </m:oMathPara>
+    </w:p>
+    <w:p>
+      <m:oMathPara>
+        <m:oMath>
+          <m:r>
+            <w:rPr>
+              <w:rFonts w:ascii="Cambria Math" w:hAnsi="Cambria Math" w:hint="eastAsia"/>
+            </w:rPr>
+            <m:t>Q</m:t>
+          </m:r>
+          <m:r>
+            <w:rPr>
+              <w:rFonts w:ascii="Cambria Math" w:hAnsi="Cambria Math"/>
+            </w:rPr>
+            <m:t>=</m:t>
+          </m:r>
+          <m:sSub>
+            <m:sSubPr>
+              <m:ctrlPr>
+                <w:rPr>
+                  <w:rFonts w:ascii="Cambria Math" w:hAnsi="Cambria Math" w:cs="Cambria Math"/>
+                  <w:i/>
+                </w:rPr>
+              </m:ctrlPr>
+            </m:sSubPr>
+            <m:e>
+              <m:r>
+                <w:rPr>
+                  <w:rFonts w:ascii="Cambria Math" w:hAnsi="Cambria Math"/>
+                </w:rPr>
+                <m:t>C</m:t>
+              </m:r>
+              <m:ctrlPr>
+                <w:rPr>
+                  <w:rFonts w:ascii="Cambria Math" w:hAnsi="Cambria Math"/>
+                  <w:i/>
+                </w:rPr>
+              </m:ctrlPr>
+            </m:e>
+            <m:sub>
+              <m:r>
+                <w:rPr>
+                  <w:rFonts w:ascii="Cambria Math" w:hAnsi="Cambria Math" w:cs="Cambria Math"/>
+                </w:rPr>
+                <m:t>0</m:t>
+              </m:r>
+            </m:sub>
+          </m:sSub>
+          <m:r>
+            <w:rPr>
+              <w:rFonts w:ascii="Cambria Math" w:hAnsi="Cambria Math"/>
+            </w:rPr>
+            <m:t>∙</m:t>
+          </m:r>
+          <m:sSup>
+            <m:sSupPr>
+              <m:ctrlPr>
+                <w:rPr>
+                  <w:rFonts w:ascii="Cambria Math" w:hAnsi="Cambria Math"/>
+                  <w:i/>
+                </w:rPr>
+              </m:ctrlPr>
+            </m:sSupPr>
+            <m:e>
+              <m:r>
+                <w:rPr>
+                  <w:rFonts w:ascii="Cambria Math" w:hAnsi="Cambria Math"/>
+                </w:rPr>
+                <m:t>e</m:t>
+              </m:r>
+            </m:e>
+            <m:sup>
+              <m:r>
+                <w:rPr>
+                  <w:rFonts w:ascii="Cambria Math" w:hAnsi="Cambria Math"/>
+                </w:rPr>
+                <m:t>i</m:t>
+              </m:r>
+              <m:sSub>
+                <m:sSubPr>
+                  <m:ctrlPr>
+                    <w:rPr>
+                      <w:rFonts w:ascii="Cambria Math" w:hAnsi="Cambria Math" w:cs="Cambria Math"/>
+                      <w:i/>
+                    </w:rPr>
+                  </m:ctrlPr>
+                </m:sSubPr>
+                <m:e>
+                  <m:r>
+                    <w:rPr>
+                      <w:rFonts w:ascii="Cambria Math" w:hAnsi="Cambria Math"/>
+                    </w:rPr>
+                    <m:t>c</m:t>
+                  </m:r>
+                  <m:ctrlPr>
+                    <w:rPr>
+                      <w:rFonts w:ascii="Cambria Math" w:hAnsi="Cambria Math"/>
+                      <w:i/>
+                    </w:rPr>
+                  </m:ctrlPr>
+                </m:e>
+                <m:sub>
+                  <m:r>
+                    <w:rPr>
+                      <w:rFonts w:ascii="Cambria Math" w:hAnsi="Cambria Math" w:cs="Cambria Math"/>
+                    </w:rPr>
+                    <m:t>0</m:t>
+                  </m:r>
+                </m:sub>
+              </m:sSub>
+              <m:r>
+                <w:rPr>
+                  <w:rFonts w:ascii="Cambria Math" w:hAnsi="Cambria Math"/>
+                </w:rPr>
+                <m:t>t</m:t>
+              </m:r>
+            </m:sup>
+          </m:sSup>
+          <m:r>
+            <w:rPr>
+              <w:rFonts w:ascii="Cambria Math" w:hAnsi="Cambria Math"/>
+            </w:rPr>
+            <m:t>=</m:t>
+          </m:r>
+          <m:sSub>
+            <m:sSubPr>
+              <m:ctrlPr>
+                <w:rPr>
+                  <w:rFonts w:ascii="Cambria Math" w:hAnsi="Cambria Math" w:cs="Cambria Math"/>
+                  <w:i/>
+                </w:rPr>
+              </m:ctrlPr>
+            </m:sSubPr>
+            <m:e>
+              <m:r>
+                <w:rPr>
+                  <w:rFonts w:ascii="Cambria Math" w:hAnsi="Cambria Math"/>
+                </w:rPr>
+                <m:t>C</m:t>
+              </m:r>
+              <m:ctrlPr>
+                <w:rPr>
+                  <w:rFonts w:ascii="Cambria Math" w:hAnsi="Cambria Math"/>
+                  <w:i/>
+                </w:rPr>
+              </m:ctrlPr>
+            </m:e>
+            <m:sub>
+              <m:r>
+                <w:rPr>
+                  <w:rFonts w:ascii="Cambria Math" w:hAnsi="Cambria Math" w:cs="Cambria Math"/>
+                </w:rPr>
+                <m:t>1</m:t>
+              </m:r>
+            </m:sub>
+          </m:sSub>
+          <m:r>
+            <w:rPr>
+              <w:rFonts w:ascii="Cambria Math" w:hAnsi="Cambria Math"/>
+            </w:rPr>
+            <m:t>∙</m:t>
+          </m:r>
+          <m:sSup>
+            <m:sSupPr>
+              <m:ctrlPr>
+                <w:rPr>
+                  <w:rFonts w:ascii="Cambria Math" w:hAnsi="Cambria Math"/>
+                  <w:i/>
+                </w:rPr>
+              </m:ctrlPr>
+            </m:sSupPr>
+            <m:e>
+              <m:r>
+                <w:rPr>
+                  <w:rFonts w:ascii="Cambria Math" w:hAnsi="Cambria Math"/>
+                </w:rPr>
+                <m:t>e</m:t>
+              </m:r>
+            </m:e>
+            <m:sup>
+              <m:r>
+                <w:rPr>
+                  <w:rFonts w:ascii="Cambria Math" w:hAnsi="Cambria Math"/>
+                </w:rPr>
+                <m:t>i</m:t>
+              </m:r>
+              <m:sSub>
+                <m:sSubPr>
+                  <m:ctrlPr>
+                    <w:rPr>
+                      <w:rFonts w:ascii="Cambria Math" w:hAnsi="Cambria Math"/>
+                      <w:i/>
+                    </w:rPr>
+                  </m:ctrlPr>
+                </m:sSubPr>
+                <m:e>
+                  <m:r>
+                    <w:rPr>
+                      <w:rFonts w:ascii="Cambria Math" w:hAnsi="Cambria Math"/>
+                    </w:rPr>
+                    <m:t>c</m:t>
+                  </m:r>
+                </m:e>
+                <m:sub>
+                  <m:r>
+                    <w:rPr>
+                      <w:rFonts w:ascii="Cambria Math" w:hAnsi="Cambria Math"/>
+                    </w:rPr>
+                    <m:t>1</m:t>
+                  </m:r>
+                </m:sub>
+              </m:sSub>
+              <m:r>
+                <w:rPr>
+                  <w:rFonts w:ascii="Cambria Math" w:hAnsi="Cambria Math"/>
+                </w:rPr>
+                <m:t>t</m:t>
+              </m:r>
+            </m:sup>
+          </m:sSup>
+          <m:r>
+            <w:rPr>
+              <w:rFonts w:ascii="Cambria Math" w:hAnsi="Cambria Math"/>
+            </w:rPr>
+            <m:t>∙</m:t>
+          </m:r>
+          <m:sSup>
+            <m:sSupPr>
+              <m:ctrlPr>
+                <w:rPr>
+                  <w:rFonts w:ascii="Cambria Math" w:hAnsi="Cambria Math"/>
+                  <w:i/>
+                </w:rPr>
+              </m:ctrlPr>
+            </m:sSupPr>
+            <m:e>
+              <m:r>
+                <w:rPr>
+                  <w:rFonts w:ascii="Cambria Math" w:hAnsi="Cambria Math"/>
+                </w:rPr>
+                <m:t>e</m:t>
+              </m:r>
+            </m:e>
+            <m:sup>
+              <m:r>
+                <w:rPr>
+                  <w:rFonts w:ascii="Cambria Math" w:hAnsi="Cambria Math"/>
+                </w:rPr>
+                <m:t>i</m:t>
+              </m:r>
+              <m:sSub>
+                <m:sSubPr>
+                  <m:ctrlPr>
+                    <w:rPr>
+                      <w:rFonts w:ascii="Cambria Math" w:hAnsi="Cambria Math" w:cs="Cambria Math"/>
+                      <w:i/>
+                    </w:rPr>
+                  </m:ctrlPr>
+                </m:sSubPr>
+                <m:e>
+                  <m:r>
+                    <w:rPr>
+                      <w:rFonts w:ascii="Cambria Math" w:hAnsi="Cambria Math"/>
+                    </w:rPr>
+                    <m:t>c</m:t>
+                  </m:r>
+                  <m:ctrlPr>
+                    <w:rPr>
+                      <w:rFonts w:ascii="Cambria Math" w:hAnsi="Cambria Math"/>
+                      <w:i/>
+                    </w:rPr>
+                  </m:ctrlPr>
+                </m:e>
+                <m:sub>
+                  <m:r>
+                    <w:rPr>
+                      <w:rFonts w:ascii="Cambria Math" w:hAnsi="Cambria Math" w:cs="Cambria Math"/>
+                    </w:rPr>
+                    <m:t>0</m:t>
+                  </m:r>
+                </m:sub>
+              </m:sSub>
+              <m:r>
+                <w:rPr>
+                  <w:rFonts w:ascii="Cambria Math" w:hAnsi="Cambria Math"/>
+                </w:rPr>
+                <m:t>t</m:t>
+              </m:r>
+            </m:sup>
+          </m:sSup>
+          <m:r>
+            <w:rPr>
+              <w:rFonts w:ascii="Cambria Math" w:hAnsi="Cambria Math"/>
+            </w:rPr>
+            <m:t>=</m:t>
+          </m:r>
+          <m:sSub>
+            <m:sSubPr>
+              <m:ctrlPr>
+                <w:rPr>
+                  <w:rFonts w:ascii="Cambria Math" w:hAnsi="Cambria Math" w:cs="Cambria Math"/>
+                  <w:i/>
+                </w:rPr>
+              </m:ctrlPr>
+            </m:sSubPr>
+            <m:e>
+              <m:r>
+                <w:rPr>
+                  <w:rFonts w:ascii="Cambria Math" w:hAnsi="Cambria Math"/>
+                </w:rPr>
+                <m:t>C</m:t>
+              </m:r>
+              <m:ctrlPr>
+                <w:rPr>
+                  <w:rFonts w:ascii="Cambria Math" w:hAnsi="Cambria Math"/>
+                  <w:i/>
+                </w:rPr>
+              </m:ctrlPr>
+            </m:e>
+            <m:sub>
+              <m:r>
+                <w:rPr>
+                  <w:rFonts w:ascii="Cambria Math" w:hAnsi="Cambria Math" w:cs="Cambria Math"/>
+                </w:rPr>
+                <m:t>2</m:t>
+              </m:r>
+            </m:sub>
+          </m:sSub>
+          <m:r>
+            <w:rPr>
+              <w:rFonts w:ascii="Cambria Math" w:hAnsi="Cambria Math"/>
+            </w:rPr>
+            <m:t>∙</m:t>
+          </m:r>
+          <m:sSup>
+            <m:sSupPr>
+              <m:ctrlPr>
+                <w:rPr>
+                  <w:rFonts w:ascii="Cambria Math" w:hAnsi="Cambria Math"/>
+                  <w:i/>
+                </w:rPr>
+              </m:ctrlPr>
+            </m:sSupPr>
+            <m:e>
+              <m:r>
+                <w:rPr>
+                  <w:rFonts w:ascii="Cambria Math" w:hAnsi="Cambria Math"/>
+                </w:rPr>
+                <m:t>e</m:t>
+              </m:r>
+            </m:e>
+            <m:sup>
+              <m:r>
+                <w:rPr>
+                  <w:rFonts w:ascii="Cambria Math" w:hAnsi="Cambria Math"/>
+                </w:rPr>
+                <m:t>i</m:t>
+              </m:r>
+              <m:sSub>
+                <m:sSubPr>
+                  <m:ctrlPr>
+                    <w:rPr>
+                      <w:rFonts w:ascii="Cambria Math" w:hAnsi="Cambria Math"/>
+                      <w:i/>
+                    </w:rPr>
+                  </m:ctrlPr>
+                </m:sSubPr>
+                <m:e>
+                  <m:r>
+                    <w:rPr>
+                      <w:rFonts w:ascii="Cambria Math" w:hAnsi="Cambria Math"/>
+                    </w:rPr>
+                    <m:t>c</m:t>
+                  </m:r>
+                </m:e>
+                <m:sub>
+                  <m:r>
+                    <w:rPr>
+                      <w:rFonts w:ascii="Cambria Math" w:hAnsi="Cambria Math"/>
+                    </w:rPr>
+                    <m:t>1</m:t>
+                  </m:r>
+                </m:sub>
+              </m:sSub>
+              <m:r>
+                <w:rPr>
+                  <w:rFonts w:ascii="Cambria Math" w:hAnsi="Cambria Math"/>
+                </w:rPr>
+                <m:t>t</m:t>
+              </m:r>
+            </m:sup>
+          </m:sSup>
+          <m:r>
+            <w:rPr>
+              <w:rFonts w:ascii="Cambria Math" w:hAnsi="Cambria Math"/>
+            </w:rPr>
+            <m:t>∙</m:t>
+          </m:r>
+          <m:sSup>
+            <m:sSupPr>
+              <m:ctrlPr>
+                <w:rPr>
+                  <w:rFonts w:ascii="Cambria Math" w:hAnsi="Cambria Math"/>
+                  <w:i/>
+                </w:rPr>
+              </m:ctrlPr>
+            </m:sSupPr>
+            <m:e>
+              <m:r>
+                <w:rPr>
+                  <w:rFonts w:ascii="Cambria Math" w:hAnsi="Cambria Math"/>
+                </w:rPr>
+                <m:t>e</m:t>
+              </m:r>
+            </m:e>
+            <m:sup>
+              <m:r>
+                <w:rPr>
+                  <w:rFonts w:ascii="Cambria Math" w:hAnsi="Cambria Math"/>
+                </w:rPr>
+                <m:t>i</m:t>
+              </m:r>
+              <m:sSub>
+                <m:sSubPr>
+                  <m:ctrlPr>
+                    <w:rPr>
+                      <w:rFonts w:ascii="Cambria Math" w:hAnsi="Cambria Math" w:cs="Cambria Math"/>
+                      <w:i/>
+                    </w:rPr>
+                  </m:ctrlPr>
+                </m:sSubPr>
+                <m:e>
+                  <m:r>
+                    <w:rPr>
+                      <w:rFonts w:ascii="Cambria Math" w:hAnsi="Cambria Math"/>
+                    </w:rPr>
+                    <m:t>c</m:t>
+                  </m:r>
+                  <m:ctrlPr>
+                    <w:rPr>
+                      <w:rFonts w:ascii="Cambria Math" w:hAnsi="Cambria Math"/>
+                      <w:i/>
+                    </w:rPr>
+                  </m:ctrlPr>
+                </m:e>
+                <m:sub>
+                  <m:r>
+                    <w:rPr>
+                      <w:rFonts w:ascii="Cambria Math" w:hAnsi="Cambria Math" w:cs="Cambria Math"/>
+                    </w:rPr>
+                    <m:t>0</m:t>
+                  </m:r>
+                </m:sub>
+              </m:sSub>
+              <m:r>
+                <w:rPr>
+                  <w:rFonts w:ascii="Cambria Math" w:hAnsi="Cambria Math"/>
+                </w:rPr>
+                <m:t>t</m:t>
+              </m:r>
+            </m:sup>
+          </m:sSup>
+          <m:r>
+            <w:rPr>
+              <w:rFonts w:ascii="Cambria Math" w:hAnsi="Cambria Math"/>
+            </w:rPr>
+            <m:t>=</m:t>
+          </m:r>
+          <m:sSub>
+            <m:sSubPr>
+              <m:ctrlPr>
+                <w:rPr>
+                  <w:rFonts w:ascii="Cambria Math" w:hAnsi="Cambria Math" w:cs="Cambria Math"/>
+                  <w:i/>
+                </w:rPr>
+              </m:ctrlPr>
+            </m:sSubPr>
+            <m:e>
+              <m:r>
+                <w:rPr>
+                  <w:rFonts w:ascii="Cambria Math" w:hAnsi="Cambria Math"/>
+                </w:rPr>
+                <m:t>C</m:t>
+              </m:r>
+              <m:ctrlPr>
+                <w:rPr>
+                  <w:rFonts w:ascii="Cambria Math" w:hAnsi="Cambria Math"/>
+                  <w:i/>
+                </w:rPr>
+              </m:ctrlPr>
+            </m:e>
+            <m:sub>
+              <m:r>
+                <w:rPr>
+                  <w:rFonts w:ascii="Cambria Math" w:hAnsi="Cambria Math" w:cs="Cambria Math"/>
+                </w:rPr>
+                <m:t>2</m:t>
+              </m:r>
+            </m:sub>
+          </m:sSub>
+          <m:d>
+            <m:dPr>
+              <m:ctrlPr>
+                <w:rPr>
+                  <w:rFonts w:ascii="Cambria Math" w:hAnsi="Cambria Math" w:cs="Cambria Math"/>
+                  <w:i/>
+                </w:rPr>
+              </m:ctrlPr>
+            </m:dPr>
+            <m:e>
+              <m:func>
+                <m:funcPr>
+                  <m:ctrlPr>
+                    <w:rPr>
+                      <w:rFonts w:ascii="Cambria Math" w:hAnsi="Cambria Math"/>
+                      <w:i/>
+                    </w:rPr>
+                  </m:ctrlPr>
+                </m:funcPr>
+                <m:fName>
+                  <m:r>
+                    <m:rPr>
+                      <m:sty m:val="p"/>
+                    </m:rPr>
+                    <w:rPr>
+                      <w:rFonts w:ascii="Cambria Math" w:hAnsi="Cambria Math"/>
+                    </w:rPr>
+                    <m:t>cos</m:t>
+                  </m:r>
+                </m:fName>
+                <m:e>
+                  <m:sSub>
+                    <m:sSubPr>
+                      <m:ctrlPr>
+                        <w:rPr>
+                          <w:rFonts w:ascii="Cambria Math" w:hAnsi="Cambria Math" w:cs="Cambria Math"/>
+                          <w:i/>
+                        </w:rPr>
+                      </m:ctrlPr>
+                    </m:sSubPr>
+                    <m:e>
+                      <m:r>
+                        <w:rPr>
+                          <w:rFonts w:ascii="Cambria Math" w:hAnsi="Cambria Math"/>
+                        </w:rPr>
+                        <m:t>c</m:t>
+                      </m:r>
+                      <m:ctrlPr>
+                        <w:rPr>
+                          <w:rFonts w:ascii="Cambria Math" w:hAnsi="Cambria Math"/>
+                          <w:i/>
+                        </w:rPr>
+                      </m:ctrlPr>
+                    </m:e>
+                    <m:sub>
+                      <m:r>
+                        <w:rPr>
+                          <w:rFonts w:ascii="Cambria Math" w:hAnsi="Cambria Math" w:cs="Cambria Math"/>
+                        </w:rPr>
+                        <m:t>2</m:t>
+                      </m:r>
+                    </m:sub>
+                  </m:sSub>
+                  <m:r>
+                    <w:rPr>
+                      <w:rFonts w:ascii="Cambria Math" w:hAnsi="Cambria Math"/>
+                    </w:rPr>
+                    <m:t>t</m:t>
+                  </m:r>
+                </m:e>
+              </m:func>
+              <m:r>
+                <w:rPr>
+                  <w:rFonts w:ascii="Cambria Math" w:hAnsi="Cambria Math"/>
+                </w:rPr>
+                <m:t>+i∙</m:t>
+              </m:r>
+              <m:func>
+                <m:funcPr>
+                  <m:ctrlPr>
+                    <w:rPr>
+                      <w:rFonts w:ascii="Cambria Math" w:hAnsi="Cambria Math"/>
+                      <w:i/>
+                    </w:rPr>
+                  </m:ctrlPr>
+                </m:funcPr>
+                <m:fName>
+                  <m:r>
+                    <m:rPr>
+                      <m:sty m:val="p"/>
+                    </m:rPr>
+                    <w:rPr>
+                      <w:rFonts w:ascii="Cambria Math" w:hAnsi="Cambria Math"/>
+                    </w:rPr>
+                    <m:t>sin</m:t>
+                  </m:r>
+                </m:fName>
+                <m:e>
+                  <m:sSub>
+                    <m:sSubPr>
+                      <m:ctrlPr>
+                        <w:rPr>
+                          <w:rFonts w:ascii="Cambria Math" w:hAnsi="Cambria Math" w:cs="Cambria Math"/>
+                          <w:i/>
+                        </w:rPr>
+                      </m:ctrlPr>
+                    </m:sSubPr>
+                    <m:e>
+                      <m:r>
+                        <w:rPr>
+                          <w:rFonts w:ascii="Cambria Math" w:hAnsi="Cambria Math"/>
+                        </w:rPr>
+                        <m:t>c</m:t>
+                      </m:r>
+                      <m:ctrlPr>
+                        <w:rPr>
+                          <w:rFonts w:ascii="Cambria Math" w:hAnsi="Cambria Math"/>
+                          <w:i/>
+                        </w:rPr>
+                      </m:ctrlPr>
+                    </m:e>
+                    <m:sub>
+                      <m:r>
+                        <w:rPr>
+                          <w:rFonts w:ascii="Cambria Math" w:hAnsi="Cambria Math" w:cs="Cambria Math"/>
+                        </w:rPr>
+                        <m:t>2</m:t>
+                      </m:r>
+                    </m:sub>
+                  </m:sSub>
+                  <m:r>
+                    <w:rPr>
+                      <w:rFonts w:ascii="Cambria Math" w:hAnsi="Cambria Math"/>
+                    </w:rPr>
+                    <m:t>t</m:t>
+                  </m:r>
+                </m:e>
+              </m:func>
+            </m:e>
+          </m:d>
+          <m:d>
+            <m:dPr>
+              <m:ctrlPr>
+                <w:rPr>
+                  <w:rFonts w:ascii="Cambria Math" w:hAnsi="Cambria Math" w:cs="Cambria Math"/>
+                  <w:i/>
+                </w:rPr>
+              </m:ctrlPr>
+            </m:dPr>
+            <m:e>
+              <m:func>
+                <m:funcPr>
+                  <m:ctrlPr>
+                    <w:rPr>
+                      <w:rFonts w:ascii="Cambria Math" w:hAnsi="Cambria Math"/>
+                      <w:i/>
+                    </w:rPr>
+                  </m:ctrlPr>
+                </m:funcPr>
+                <m:fName>
+                  <m:r>
+                    <m:rPr>
+                      <m:sty m:val="p"/>
+                    </m:rPr>
+                    <w:rPr>
+                      <w:rFonts w:ascii="Cambria Math" w:hAnsi="Cambria Math"/>
+                    </w:rPr>
+                    <m:t>cos</m:t>
+                  </m:r>
+                </m:fName>
+                <m:e>
+                  <m:sSub>
+                    <m:sSubPr>
+                      <m:ctrlPr>
+                        <w:rPr>
+                          <w:rFonts w:ascii="Cambria Math" w:hAnsi="Cambria Math" w:cs="Cambria Math"/>
+                          <w:i/>
+                        </w:rPr>
+                      </m:ctrlPr>
+                    </m:sSubPr>
+                    <m:e>
+                      <m:r>
+                        <w:rPr>
+                          <w:rFonts w:ascii="Cambria Math" w:hAnsi="Cambria Math"/>
+                        </w:rPr>
+                        <m:t>c</m:t>
+                      </m:r>
+                      <m:ctrlPr>
+                        <w:rPr>
+                          <w:rFonts w:ascii="Cambria Math" w:hAnsi="Cambria Math"/>
+                          <w:i/>
+                        </w:rPr>
+                      </m:ctrlPr>
+                    </m:e>
+                    <m:sub>
+                      <m:r>
+                        <w:rPr>
+                          <w:rFonts w:ascii="Cambria Math" w:hAnsi="Cambria Math" w:cs="Cambria Math"/>
+                        </w:rPr>
+                        <m:t>1</m:t>
+                      </m:r>
+                    </m:sub>
+                  </m:sSub>
+                  <m:r>
+                    <w:rPr>
+                      <w:rFonts w:ascii="Cambria Math" w:hAnsi="Cambria Math"/>
+                    </w:rPr>
+                    <m:t>t</m:t>
+                  </m:r>
+                </m:e>
+              </m:func>
+              <m:r>
+                <w:rPr>
+                  <w:rFonts w:ascii="Cambria Math" w:hAnsi="Cambria Math"/>
+                </w:rPr>
+                <m:t>+i∙</m:t>
+              </m:r>
+              <m:func>
+                <m:funcPr>
+                  <m:ctrlPr>
+                    <w:rPr>
+                      <w:rFonts w:ascii="Cambria Math" w:hAnsi="Cambria Math"/>
+                      <w:i/>
+                    </w:rPr>
+                  </m:ctrlPr>
+                </m:funcPr>
+                <m:fName>
+                  <m:r>
+                    <m:rPr>
+                      <m:sty m:val="p"/>
+                    </m:rPr>
+                    <w:rPr>
+                      <w:rFonts w:ascii="Cambria Math" w:hAnsi="Cambria Math"/>
+                    </w:rPr>
+                    <m:t>sin</m:t>
+                  </m:r>
+                </m:fName>
+                <m:e>
+                  <m:sSub>
+                    <m:sSubPr>
+                      <m:ctrlPr>
+                        <w:rPr>
+                          <w:rFonts w:ascii="Cambria Math" w:hAnsi="Cambria Math" w:cs="Cambria Math"/>
+                          <w:i/>
+                        </w:rPr>
+                      </m:ctrlPr>
+                    </m:sSubPr>
+                    <m:e>
+                      <m:r>
+                        <w:rPr>
+                          <w:rFonts w:ascii="Cambria Math" w:hAnsi="Cambria Math"/>
+                        </w:rPr>
+                        <m:t>c</m:t>
+                      </m:r>
+                      <m:ctrlPr>
+                        <w:rPr>
+                          <w:rFonts w:ascii="Cambria Math" w:hAnsi="Cambria Math"/>
+                          <w:i/>
+                        </w:rPr>
+                      </m:ctrlPr>
+                    </m:e>
+                    <m:sub>
+                      <m:r>
+                        <w:rPr>
+                          <w:rFonts w:ascii="Cambria Math" w:hAnsi="Cambria Math" w:cs="Cambria Math"/>
+                        </w:rPr>
+                        <m:t>1</m:t>
+                      </m:r>
+                    </m:sub>
+                  </m:sSub>
+                  <m:r>
+                    <w:rPr>
+                      <w:rFonts w:ascii="Cambria Math" w:hAnsi="Cambria Math"/>
+                    </w:rPr>
+                    <m:t>t</m:t>
+                  </m:r>
+                </m:e>
+              </m:func>
+            </m:e>
+          </m:d>
+          <m:d>
+            <m:dPr>
+              <m:ctrlPr>
+                <w:rPr>
+                  <w:rFonts w:ascii="Cambria Math" w:hAnsi="Cambria Math"/>
+                  <w:i/>
+                </w:rPr>
+              </m:ctrlPr>
+            </m:dPr>
+            <m:e>
+              <m:func>
+                <m:funcPr>
+                  <m:ctrlPr>
+                    <w:rPr>
+                      <w:rFonts w:ascii="Cambria Math" w:hAnsi="Cambria Math"/>
+                      <w:i/>
+                    </w:rPr>
+                  </m:ctrlPr>
+                </m:funcPr>
+                <m:fName>
+                  <m:r>
+                    <m:rPr>
+                      <m:sty m:val="p"/>
+                    </m:rPr>
+                    <w:rPr>
+                      <w:rFonts w:ascii="Cambria Math" w:hAnsi="Cambria Math"/>
+                    </w:rPr>
+                    <m:t>cos</m:t>
+                  </m:r>
+                </m:fName>
+                <m:e>
+                  <m:sSub>
+                    <m:sSubPr>
+                      <m:ctrlPr>
+                        <w:rPr>
+                          <w:rFonts w:ascii="Cambria Math" w:hAnsi="Cambria Math" w:cs="Cambria Math"/>
+                          <w:i/>
+                        </w:rPr>
+                      </m:ctrlPr>
+                    </m:sSubPr>
+                    <m:e>
+                      <m:r>
+                        <w:rPr>
+                          <w:rFonts w:ascii="Cambria Math" w:hAnsi="Cambria Math"/>
+                        </w:rPr>
+                        <m:t>c</m:t>
+                      </m:r>
+                      <m:ctrlPr>
+                        <w:rPr>
+                          <w:rFonts w:ascii="Cambria Math" w:hAnsi="Cambria Math"/>
+                          <w:i/>
+                        </w:rPr>
+                      </m:ctrlPr>
+                    </m:e>
+                    <m:sub>
+                      <m:r>
+                        <w:rPr>
+                          <w:rFonts w:ascii="Cambria Math" w:hAnsi="Cambria Math" w:cs="Cambria Math"/>
+                        </w:rPr>
+                        <m:t>0</m:t>
+                      </m:r>
+                    </m:sub>
+                  </m:sSub>
+                  <m:r>
+                    <w:rPr>
+                      <w:rFonts w:ascii="Cambria Math" w:hAnsi="Cambria Math"/>
+                    </w:rPr>
+                    <m:t>t</m:t>
+                  </m:r>
+                </m:e>
+              </m:func>
+              <m:r>
+                <w:rPr>
+                  <w:rFonts w:ascii="Cambria Math" w:hAnsi="Cambria Math"/>
+                </w:rPr>
+                <m:t>+i∙</m:t>
+              </m:r>
+              <m:func>
+                <m:funcPr>
+                  <m:ctrlPr>
+                    <w:rPr>
+                      <w:rFonts w:ascii="Cambria Math" w:hAnsi="Cambria Math"/>
+                      <w:i/>
+                    </w:rPr>
+                  </m:ctrlPr>
+                </m:funcPr>
+                <m:fName>
+                  <m:r>
+                    <m:rPr>
+                      <m:sty m:val="p"/>
+                    </m:rPr>
+                    <w:rPr>
+                      <w:rFonts w:ascii="Cambria Math" w:hAnsi="Cambria Math"/>
+                    </w:rPr>
+                    <m:t>sin</m:t>
+                  </m:r>
+                </m:fName>
+                <m:e>
+                  <m:sSub>
+                    <m:sSubPr>
+                      <m:ctrlPr>
+                        <w:rPr>
+                          <w:rFonts w:ascii="Cambria Math" w:hAnsi="Cambria Math" w:cs="Cambria Math"/>
+                          <w:i/>
+                        </w:rPr>
+                      </m:ctrlPr>
+                    </m:sSubPr>
+                    <m:e>
+                      <m:r>
+                        <w:rPr>
+                          <w:rFonts w:ascii="Cambria Math" w:hAnsi="Cambria Math"/>
+                        </w:rPr>
+                        <m:t>c</m:t>
+                      </m:r>
+                      <m:ctrlPr>
+                        <w:rPr>
+                          <w:rFonts w:ascii="Cambria Math" w:hAnsi="Cambria Math"/>
+                          <w:i/>
+                        </w:rPr>
+                      </m:ctrlPr>
+                    </m:e>
+                    <m:sub>
+                      <m:r>
+                        <w:rPr>
+                          <w:rFonts w:ascii="Cambria Math" w:hAnsi="Cambria Math" w:cs="Cambria Math"/>
+                        </w:rPr>
+                        <m:t>0</m:t>
+                      </m:r>
+                    </m:sub>
+                  </m:sSub>
+                  <m:r>
+                    <w:rPr>
+                      <w:rFonts w:ascii="Cambria Math" w:hAnsi="Cambria Math"/>
+                    </w:rPr>
+                    <m:t>t</m:t>
+                  </m:r>
+                </m:e>
+              </m:func>
+            </m:e>
+          </m:d>
+        </m:oMath>
+      </m:oMathPara>
+    </w:p>
+    <w:p>
+      <w:r>
+        <w:rPr>
+          <w:rFonts w:hint="eastAsia"/>
+        </w:rPr>
+        <w:t>这个扩展可以无限进行下去，终究都是，</w:t>
+      </w:r>
+    </w:p>
+    <w:p>
+      <m:oMathPara>
+        <m:oMath>
+          <m:r>
+            <w:rPr>
+              <w:rFonts w:ascii="Cambria Math" w:hAnsi="Cambria Math" w:hint="eastAsia"/>
+            </w:rPr>
+            <m:t>E</m:t>
+          </m:r>
+          <m:r>
+            <w:rPr>
+              <w:rFonts w:ascii="Cambria Math" w:hAnsi="Cambria Math"/>
+            </w:rPr>
+            <m:t>=</m:t>
+          </m:r>
+          <m:sSup>
+            <m:sSupPr>
+              <m:ctrlPr>
+                <w:rPr>
+                  <w:rFonts w:ascii="Cambria Math" w:hAnsi="Cambria Math"/>
+                  <w:i/>
+                </w:rPr>
+              </m:ctrlPr>
+            </m:sSupPr>
+            <m:e>
+              <m:r>
+                <w:rPr>
+                  <w:rFonts w:ascii="Cambria Math" w:hAnsi="Cambria Math"/>
+                </w:rPr>
+                <m:t>e</m:t>
+              </m:r>
+            </m:e>
+            <m:sup>
+              <m:r>
+                <w:rPr>
+                  <w:rFonts w:ascii="Cambria Math" w:hAnsi="Cambria Math"/>
+                </w:rPr>
+                <m:t>i</m:t>
+              </m:r>
+              <m:r>
+                <w:rPr>
+                  <w:rFonts w:ascii="Cambria Math" w:hAnsi="Cambria Math"/>
+                </w:rPr>
+                <m:t>(</m:t>
+              </m:r>
+              <m:sSub>
+                <m:sSubPr>
+                  <m:ctrlPr>
+                    <w:rPr>
+                      <w:rFonts w:ascii="Cambria Math" w:hAnsi="Cambria Math" w:cs="Cambria Math"/>
+                      <w:i/>
+                    </w:rPr>
+                  </m:ctrlPr>
+                </m:sSubPr>
+                <m:e>
+                  <m:r>
+                    <w:rPr>
+                      <w:rFonts w:ascii="Cambria Math" w:hAnsi="Cambria Math"/>
+                    </w:rPr>
+                    <m:t>c</m:t>
+                  </m:r>
+                  <m:ctrlPr>
+                    <w:rPr>
+                      <w:rFonts w:ascii="Cambria Math" w:hAnsi="Cambria Math"/>
+                      <w:i/>
+                    </w:rPr>
+                  </m:ctrlPr>
+                </m:e>
+                <m:sub>
+                  <m:r>
+                    <w:rPr>
+                      <w:rFonts w:ascii="Cambria Math" w:hAnsi="Cambria Math" w:cs="Cambria Math"/>
+                    </w:rPr>
+                    <m:t>0</m:t>
+                  </m:r>
+                </m:sub>
+              </m:sSub>
+              <m:r>
+                <w:rPr>
+                  <w:rFonts w:ascii="Cambria Math" w:hAnsi="Cambria Math"/>
+                </w:rPr>
+                <m:t>+</m:t>
+              </m:r>
+              <m:sSub>
+                <m:sSubPr>
+                  <m:ctrlPr>
+                    <w:rPr>
+                      <w:rFonts w:ascii="Cambria Math" w:hAnsi="Cambria Math" w:cs="Cambria Math"/>
+                      <w:i/>
+                    </w:rPr>
+                  </m:ctrlPr>
+                </m:sSubPr>
+                <m:e>
+                  <m:r>
+                    <w:rPr>
+                      <w:rFonts w:ascii="Cambria Math" w:hAnsi="Cambria Math"/>
+                    </w:rPr>
+                    <m:t>c</m:t>
+                  </m:r>
+                  <m:ctrlPr>
+                    <w:rPr>
+                      <w:rFonts w:ascii="Cambria Math" w:hAnsi="Cambria Math"/>
+                      <w:i/>
+                    </w:rPr>
+                  </m:ctrlPr>
+                </m:e>
+                <m:sub>
+                  <m:r>
+                    <w:rPr>
+                      <w:rFonts w:ascii="Cambria Math" w:hAnsi="Cambria Math" w:cs="Cambria Math"/>
+                    </w:rPr>
+                    <m:t>1</m:t>
+                  </m:r>
+                </m:sub>
+              </m:sSub>
+              <m:r>
+                <w:rPr>
+                  <w:rFonts w:ascii="Cambria Math" w:hAnsi="Cambria Math"/>
+                </w:rPr>
+                <m:t>+</m:t>
+              </m:r>
+              <m:sSub>
+                <m:sSubPr>
+                  <m:ctrlPr>
+                    <w:rPr>
+                      <w:rFonts w:ascii="Cambria Math" w:hAnsi="Cambria Math" w:cs="Cambria Math"/>
+                      <w:i/>
+                    </w:rPr>
+                  </m:ctrlPr>
+                </m:sSubPr>
+                <m:e>
+                  <m:r>
+                    <w:rPr>
+                      <w:rFonts w:ascii="Cambria Math" w:hAnsi="Cambria Math"/>
+                    </w:rPr>
+                    <m:t>c</m:t>
+                  </m:r>
+                  <m:ctrlPr>
+                    <w:rPr>
+                      <w:rFonts w:ascii="Cambria Math" w:hAnsi="Cambria Math"/>
+                      <w:i/>
+                    </w:rPr>
+                  </m:ctrlPr>
+                </m:e>
+                <m:sub>
+                  <m:r>
+                    <w:rPr>
+                      <w:rFonts w:ascii="Cambria Math" w:hAnsi="Cambria Math" w:cs="Cambria Math"/>
+                    </w:rPr>
+                    <m:t>2</m:t>
+                  </m:r>
+                </m:sub>
+              </m:sSub>
+              <m:r>
+                <w:rPr>
+                  <w:rFonts w:ascii="Cambria Math" w:hAnsi="Cambria Math"/>
+                </w:rPr>
+                <m:t>⋯)</m:t>
+              </m:r>
+              <m:r>
+                <w:rPr>
+                  <w:rFonts w:ascii="Cambria Math" w:hAnsi="Cambria Math"/>
+                </w:rPr>
+                <m:t>t</m:t>
+              </m:r>
+            </m:sup>
+          </m:sSup>
+        </m:oMath>
+      </m:oMathPara>
+    </w:p>
+    <w:p>
+      <w:r>
+        <w:rPr>
+          <w:rFonts w:hint="eastAsia"/>
+        </w:rPr>
+        <w:lastRenderedPageBreak/>
+        <w:t>这种增长结构在不同层次（维数）上的体现。</w:t>
+      </w:r>
+      <w:r>
+        <w:rPr>
+          <w:rFonts w:hint="eastAsia"/>
+        </w:rPr>
+        <w:t>所以即便说的是绝对速度，也只是某个虚数单位划分的层次上的含时增长率。</w:t>
+      </w:r>
+      <w:r>
+        <w:rPr>
+          <w:rFonts w:hint="eastAsia"/>
+        </w:rPr>
+        <w:t>那么，两个物体的运动之间的相对速度</w:t>
+      </w:r>
+      <w:r>
+        <w:rPr>
+          <w:rFonts w:hint="eastAsia"/>
+        </w:rPr>
+        <w:t>就对应于增长函数，</w:t>
+      </w:r>
+    </w:p>
+    <w:p>
+      <m:oMathPara>
+        <m:oMath>
+          <m:sSub>
+            <m:sSubPr>
+              <m:ctrlPr>
+                <w:rPr>
+                  <w:rFonts w:ascii="Cambria Math" w:hAnsi="Cambria Math" w:cs="Cambria Math"/>
+                  <w:i/>
+                </w:rPr>
+              </m:ctrlPr>
+            </m:sSubPr>
+            <m:e>
+              <m:r>
+                <w:rPr>
+                  <w:rFonts w:ascii="Cambria Math" w:hAnsi="Cambria Math"/>
+                </w:rPr>
+                <m:t>E</m:t>
+              </m:r>
+              <m:ctrlPr>
+                <w:rPr>
+                  <w:rFonts w:ascii="Cambria Math" w:hAnsi="Cambria Math" w:hint="eastAsia"/>
+                  <w:i/>
+                </w:rPr>
+              </m:ctrlPr>
+            </m:e>
+            <m:sub>
+              <m:r>
+                <w:rPr>
+                  <w:rFonts w:ascii="Cambria Math" w:hAnsi="Cambria Math" w:cs="Cambria Math"/>
+                </w:rPr>
+                <m:t>A</m:t>
+              </m:r>
+            </m:sub>
+          </m:sSub>
+          <m:r>
+            <w:rPr>
+              <w:rFonts w:ascii="Cambria Math" w:hAnsi="Cambria Math"/>
+            </w:rPr>
+            <m:t>=</m:t>
+          </m:r>
+          <m:sSup>
+            <m:sSupPr>
+              <m:ctrlPr>
+                <w:rPr>
+                  <w:rFonts w:ascii="Cambria Math" w:hAnsi="Cambria Math"/>
+                  <w:i/>
+                </w:rPr>
+              </m:ctrlPr>
+            </m:sSupPr>
+            <m:e>
+              <m:r>
+                <w:rPr>
+                  <w:rFonts w:ascii="Cambria Math" w:hAnsi="Cambria Math"/>
+                </w:rPr>
+                <m:t>e</m:t>
+              </m:r>
+            </m:e>
+            <m:sup>
+              <m:r>
+                <w:rPr>
+                  <w:rFonts w:ascii="Cambria Math" w:hAnsi="Cambria Math"/>
+                </w:rPr>
+                <m:t>i</m:t>
+              </m:r>
+              <m:sSub>
+                <m:sSubPr>
+                  <m:ctrlPr>
+                    <w:rPr>
+                      <w:rFonts w:ascii="Cambria Math" w:hAnsi="Cambria Math" w:cs="Cambria Math"/>
+                      <w:i/>
+                    </w:rPr>
+                  </m:ctrlPr>
+                </m:sSubPr>
+                <m:e>
+                  <m:r>
+                    <w:rPr>
+                      <w:rFonts w:ascii="Cambria Math" w:hAnsi="Cambria Math"/>
+                    </w:rPr>
+                    <m:t>c</m:t>
+                  </m:r>
+                  <m:ctrlPr>
+                    <w:rPr>
+                      <w:rFonts w:ascii="Cambria Math" w:hAnsi="Cambria Math"/>
+                      <w:i/>
+                    </w:rPr>
+                  </m:ctrlPr>
+                </m:e>
+                <m:sub>
+                  <m:r>
+                    <w:rPr>
+                      <w:rFonts w:ascii="Cambria Math" w:hAnsi="Cambria Math" w:cs="Cambria Math"/>
+                    </w:rPr>
+                    <m:t>A</m:t>
+                  </m:r>
+                </m:sub>
+              </m:sSub>
+              <m:r>
+                <w:rPr>
+                  <w:rFonts w:ascii="Cambria Math" w:hAnsi="Cambria Math"/>
+                </w:rPr>
+                <m:t>t</m:t>
+              </m:r>
+            </m:sup>
+          </m:sSup>
+        </m:oMath>
+      </m:oMathPara>
+    </w:p>
+    <w:p>
+      <m:oMathPara>
+        <m:oMath>
+          <m:sSub>
+            <m:sSubPr>
+              <m:ctrlPr>
+                <w:rPr>
+                  <w:rFonts w:ascii="Cambria Math" w:hAnsi="Cambria Math" w:cs="Cambria Math"/>
+                  <w:i/>
+                </w:rPr>
+              </m:ctrlPr>
+            </m:sSubPr>
+            <m:e>
+              <m:r>
+                <w:rPr>
+                  <w:rFonts w:ascii="Cambria Math" w:hAnsi="Cambria Math"/>
+                </w:rPr>
+                <m:t>E</m:t>
+              </m:r>
+              <m:ctrlPr>
+                <w:rPr>
+                  <w:rFonts w:ascii="Cambria Math" w:hAnsi="Cambria Math" w:hint="eastAsia"/>
+                  <w:i/>
+                </w:rPr>
+              </m:ctrlPr>
+            </m:e>
+            <m:sub>
+              <m:r>
+                <w:rPr>
+                  <w:rFonts w:ascii="Cambria Math" w:hAnsi="Cambria Math" w:cs="Cambria Math"/>
+                </w:rPr>
+                <m:t>B</m:t>
+              </m:r>
+            </m:sub>
+          </m:sSub>
+          <m:r>
+            <w:rPr>
+              <w:rFonts w:ascii="Cambria Math" w:hAnsi="Cambria Math"/>
+            </w:rPr>
+            <m:t>=</m:t>
+          </m:r>
+          <m:sSup>
+            <m:sSupPr>
+              <m:ctrlPr>
+                <w:rPr>
+                  <w:rFonts w:ascii="Cambria Math" w:hAnsi="Cambria Math"/>
+                  <w:i/>
+                </w:rPr>
+              </m:ctrlPr>
+            </m:sSupPr>
+            <m:e>
+              <m:r>
+                <w:rPr>
+                  <w:rFonts w:ascii="Cambria Math" w:hAnsi="Cambria Math"/>
+                </w:rPr>
+                <m:t>e</m:t>
+              </m:r>
+            </m:e>
+            <m:sup>
+              <m:r>
+                <w:rPr>
+                  <w:rFonts w:ascii="Cambria Math" w:hAnsi="Cambria Math"/>
+                </w:rPr>
+                <m:t>i</m:t>
+              </m:r>
+              <m:sSub>
+                <m:sSubPr>
+                  <m:ctrlPr>
+                    <w:rPr>
+                      <w:rFonts w:ascii="Cambria Math" w:hAnsi="Cambria Math" w:cs="Cambria Math"/>
+                      <w:i/>
+                    </w:rPr>
+                  </m:ctrlPr>
+                </m:sSubPr>
+                <m:e>
+                  <m:r>
+                    <w:rPr>
+                      <w:rFonts w:ascii="Cambria Math" w:hAnsi="Cambria Math"/>
+                    </w:rPr>
+                    <m:t>c</m:t>
+                  </m:r>
+                  <m:ctrlPr>
+                    <w:rPr>
+                      <w:rFonts w:ascii="Cambria Math" w:hAnsi="Cambria Math"/>
+                      <w:i/>
+                    </w:rPr>
+                  </m:ctrlPr>
+                </m:e>
+                <m:sub>
+                  <m:r>
+                    <w:rPr>
+                      <w:rFonts w:ascii="Cambria Math" w:hAnsi="Cambria Math" w:cs="Cambria Math" w:hint="eastAsia"/>
+                    </w:rPr>
+                    <m:t>B</m:t>
+                  </m:r>
+                </m:sub>
+              </m:sSub>
+              <m:r>
+                <w:rPr>
+                  <w:rFonts w:ascii="Cambria Math" w:hAnsi="Cambria Math"/>
+                </w:rPr>
+                <m:t>t</m:t>
+              </m:r>
+            </m:sup>
+          </m:sSup>
+        </m:oMath>
+      </m:oMathPara>
+    </w:p>
+    <w:p>
+      <w:pPr>
+        <w:rPr>
+          <w:rFonts w:hint="eastAsia"/>
+        </w:rPr>
+      </w:pPr>
+      <w:r>
+        <w:rPr>
+          <w:rFonts w:hint="eastAsia"/>
+        </w:rPr>
+        <w:t>之间的增长速率之差，</w:t>
+      </w:r>
+    </w:p>
+    <w:p>
+      <m:oMathPara>
+        <m:oMath>
+          <m:r>
+            <w:rPr>
+              <w:rFonts w:ascii="Cambria Math" w:hAnsi="Cambria Math" w:cs="Cambria Math"/>
+            </w:rPr>
+            <m:t>v</m:t>
+          </m:r>
+          <m:r>
+            <w:rPr>
+              <w:rFonts w:ascii="Cambria Math" w:hAnsi="Cambria Math" w:cs="Cambria Math"/>
+            </w:rPr>
+            <m:t>=</m:t>
+          </m:r>
+          <m:sSub>
+            <m:sSubPr>
+              <m:ctrlPr>
+                <w:rPr>
+                  <w:rFonts w:ascii="Cambria Math" w:hAnsi="Cambria Math" w:cs="Cambria Math"/>
+                  <w:i/>
+                </w:rPr>
+              </m:ctrlPr>
+            </m:sSubPr>
+            <m:e>
+              <m:r>
+                <w:rPr>
+                  <w:rFonts w:ascii="Cambria Math" w:hAnsi="Cambria Math"/>
+                </w:rPr>
+                <m:t>c</m:t>
+              </m:r>
+              <m:ctrlPr>
+                <w:rPr>
+                  <w:rFonts w:ascii="Cambria Math" w:hAnsi="Cambria Math"/>
+                  <w:i/>
+                </w:rPr>
+              </m:ctrlPr>
+            </m:e>
+            <m:sub>
+              <m:r>
+                <w:rPr>
+                  <w:rFonts w:ascii="Cambria Math" w:hAnsi="Cambria Math" w:cs="Cambria Math" w:hint="eastAsia"/>
+                </w:rPr>
+                <m:t>B</m:t>
+              </m:r>
+            </m:sub>
+          </m:sSub>
+          <m:r>
+            <w:rPr>
+              <w:rFonts w:ascii="Cambria Math" w:hAnsi="Cambria Math" w:cs="Cambria Math"/>
+            </w:rPr>
+            <m:t>-</m:t>
+          </m:r>
+          <m:sSub>
+            <m:sSubPr>
+              <m:ctrlPr>
+                <w:rPr>
+                  <w:rFonts w:ascii="Cambria Math" w:hAnsi="Cambria Math" w:cs="Cambria Math"/>
+                  <w:i/>
+                </w:rPr>
+              </m:ctrlPr>
+            </m:sSubPr>
+            <m:e>
+              <m:r>
+                <w:rPr>
+                  <w:rFonts w:ascii="Cambria Math" w:hAnsi="Cambria Math"/>
+                </w:rPr>
+                <m:t>c</m:t>
+              </m:r>
+              <m:ctrlPr>
+                <w:rPr>
+                  <w:rFonts w:ascii="Cambria Math" w:hAnsi="Cambria Math"/>
+                  <w:i/>
+                </w:rPr>
+              </m:ctrlPr>
+            </m:e>
+            <m:sub>
+              <m:r>
+                <w:rPr>
+                  <w:rFonts w:ascii="Cambria Math" w:hAnsi="Cambria Math" w:cs="Cambria Math" w:hint="eastAsia"/>
+                </w:rPr>
+                <m:t>A</m:t>
+              </m:r>
+            </m:sub>
+          </m:sSub>
+        </m:oMath>
+      </m:oMathPara>
+    </w:p>
+    <w:p>
+      <w:r>
+        <w:rPr>
+          <w:rFonts w:hint="eastAsia"/>
+        </w:rPr>
+        <w:t>就是两种含时增长率之差。</w:t>
+      </w:r>
+      <w:r>
+        <w:rPr>
+          <w:rFonts w:hint="eastAsia"/>
+        </w:rPr>
+        <w:t>而这个数量无法超过光速，则源于</w:t>
+      </w:r>
+    </w:p>
+    <w:p>
+      <m:oMathPara>
+        <m:oMath>
+          <m:r>
+            <w:rPr>
+              <w:rFonts w:ascii="Cambria Math" w:hAnsi="Cambria Math"/>
+            </w:rPr>
+            <m:t>U=-i=</m:t>
+          </m:r>
+          <m:f>
+            <m:fPr>
+              <m:ctrlPr>
+                <w:rPr>
+                  <w:rFonts w:ascii="Cambria Math" w:hAnsi="Cambria Math"/>
+                  <w:i/>
+                </w:rPr>
+              </m:ctrlPr>
+            </m:fPr>
+            <m:num>
+              <m:r>
+                <w:rPr>
+                  <w:rFonts w:ascii="Cambria Math" w:hAnsi="Cambria Math"/>
+                </w:rPr>
+                <m:t>1</m:t>
+              </m:r>
+            </m:num>
+            <m:den>
+              <m:r>
+                <w:rPr>
+                  <w:rFonts w:ascii="Cambria Math" w:hAnsi="Cambria Math" w:hint="eastAsia"/>
+                </w:rPr>
+                <m:t>i</m:t>
+              </m:r>
+            </m:den>
+          </m:f>
+        </m:oMath>
+      </m:oMathPara>
+    </w:p>
+    <w:p>
+      <w:r>
+        <w:rPr>
+          <w:rFonts w:hint="eastAsia"/>
+        </w:rPr>
+        <w:t>也就是说，电子的含时增长率。超过这个增长率的不被认为是</w:t>
+      </w:r>
+      <w:r>
+        <w:rPr>
+          <w:rFonts w:hint="eastAsia"/>
+        </w:rPr>
+        <w:t>通常意义上的</w:t>
+      </w:r>
+      <w:r>
+        <w:rPr>
+          <w:rFonts w:hint="eastAsia"/>
+        </w:rPr>
+        <w:t>电子。</w:t>
+      </w:r>
+    </w:p>
+    <w:p>
+      <w:pPr>
+        <w:rPr>
+          <w:rFonts w:hint="eastAsia"/>
+        </w:rPr>
+      </w:pPr>
+    </w:p>
+    <w:p>
+      <w:r>
+        <w:rPr>
+          <w:rFonts w:hint="eastAsia"/>
+        </w:rPr>
+        <w:t>现在让我们考虑一个人站在地上，为什么不会悬浮起来？我们知道地表赤道附近脱离地心引力而实现悬浮的最小线速度为第一宇宙速度，7.9km/s，而赤道线速度为464m/s，也就是，</w:t>
+      </w:r>
+    </w:p>
+    <w:p>
+      <m:oMathPara>
+        <m:oMath>
+          <m:r>
+            <w:rPr>
+              <w:rFonts w:ascii="Cambria Math" w:hAnsi="Cambria Math" w:cs="Cambria Math" w:hint="eastAsia"/>
+            </w:rPr>
+            <m:t>v</m:t>
+          </m:r>
+          <m:r>
+            <w:rPr>
+              <w:rFonts w:ascii="Cambria Math" w:hAnsi="Cambria Math" w:cs="Cambria Math"/>
+            </w:rPr>
+            <m:t>=</m:t>
+          </m:r>
+          <m:sSub>
+            <m:sSubPr>
+              <m:ctrlPr>
+                <w:rPr>
+                  <w:rFonts w:ascii="Cambria Math" w:hAnsi="Cambria Math" w:cs="Cambria Math"/>
+                  <w:i/>
+                </w:rPr>
+              </m:ctrlPr>
+            </m:sSubPr>
+            <m:e>
+              <m:r>
+                <w:rPr>
+                  <w:rFonts w:ascii="Cambria Math" w:hAnsi="Cambria Math"/>
+                </w:rPr>
+                <m:t>c</m:t>
+              </m:r>
+              <m:ctrlPr>
+                <w:rPr>
+                  <w:rFonts w:ascii="Cambria Math" w:hAnsi="Cambria Math"/>
+                  <w:i/>
+                </w:rPr>
+              </m:ctrlPr>
+            </m:e>
+            <m:sub>
+              <m:r>
+                <w:rPr>
+                  <w:rFonts w:ascii="Cambria Math" w:hAnsi="Cambria Math" w:cs="Cambria Math" w:hint="eastAsia"/>
+                </w:rPr>
+                <m:t>B</m:t>
+              </m:r>
+            </m:sub>
+          </m:sSub>
+          <m:r>
+            <w:rPr>
+              <w:rFonts w:ascii="Cambria Math" w:hAnsi="Cambria Math" w:cs="Cambria Math"/>
+            </w:rPr>
+            <m:t>-</m:t>
+          </m:r>
+          <m:sSub>
+            <m:sSubPr>
+              <m:ctrlPr>
+                <w:rPr>
+                  <w:rFonts w:ascii="Cambria Math" w:hAnsi="Cambria Math" w:cs="Cambria Math"/>
+                  <w:i/>
+                </w:rPr>
+              </m:ctrlPr>
+            </m:sSubPr>
+            <m:e>
+              <m:r>
+                <w:rPr>
+                  <w:rFonts w:ascii="Cambria Math" w:hAnsi="Cambria Math"/>
+                </w:rPr>
+                <m:t>c</m:t>
+              </m:r>
+              <m:ctrlPr>
+                <w:rPr>
+                  <w:rFonts w:ascii="Cambria Math" w:hAnsi="Cambria Math"/>
+                  <w:i/>
+                </w:rPr>
+              </m:ctrlPr>
+            </m:e>
+            <m:sub>
+              <m:r>
+                <w:rPr>
+                  <w:rFonts w:ascii="Cambria Math" w:hAnsi="Cambria Math" w:cs="Cambria Math" w:hint="eastAsia"/>
+                </w:rPr>
+                <m:t>A</m:t>
+              </m:r>
+            </m:sub>
+          </m:sSub>
+          <m:r>
+            <w:rPr>
+              <w:rFonts w:ascii="Cambria Math" w:hAnsi="Cambria Math" w:cs="Cambria Math"/>
+            </w:rPr>
+            <m:t>=7900-464=7436</m:t>
+          </m:r>
+          <m:d>
+            <m:dPr>
+              <m:ctrlPr>
+                <w:rPr>
+                  <w:rFonts w:ascii="Cambria Math" w:hAnsi="Cambria Math" w:cs="Cambria Math"/>
+                  <w:i/>
+                </w:rPr>
+              </m:ctrlPr>
+            </m:dPr>
+            <m:e>
+              <m:r>
+                <w:rPr>
+                  <w:rFonts w:ascii="Cambria Math" w:hAnsi="Cambria Math" w:cs="Cambria Math"/>
+                </w:rPr>
+                <m:t>m/s</m:t>
+              </m:r>
+            </m:e>
+          </m:d>
+        </m:oMath>
+      </m:oMathPara>
+    </w:p>
+    <w:p>
+      <w:pPr>
+        <w:rPr>
+          <w:rFonts w:hint="eastAsia"/>
+        </w:rPr>
+      </w:pPr>
+      <w:r>
+        <w:rPr>
+          <w:rFonts w:hint="eastAsia"/>
+        </w:rPr>
+        <w:t>也就是说，在赤道上和地面相对静止的人，他的含时增长率还差7346</w:t>
+      </w:r>
+      <w:proofErr w:type="gramStart"/>
+      <w:r>
+        <w:rPr>
+          <w:rFonts w:hint="eastAsia"/>
+        </w:rPr>
+        <w:t>(m/s)</w:t>
+      </w:r>
+      <w:proofErr w:type="gramEnd"/>
+      <w:r>
+        <w:rPr>
+          <w:rFonts w:hint="eastAsia"/>
+        </w:rPr>
+        <w:t>才能达到那个位置上的指数增长的程度，而达到那个程度，他才能和那个位置上的增速对齐。</w:t>
+      </w:r>
+      <w:r>
+        <w:rPr>
+          <w:rFonts w:hint="eastAsia"/>
+        </w:rPr>
+        <w:t>而他之所以落在地面上，是因为他的含时增长率达不到需要的水平</w:t>
+      </w:r>
+      <w:r>
+        <w:rPr>
+          <w:rFonts w:hint="eastAsia"/>
+        </w:rPr>
+        <w:t>，或者说他的增长太慢了。</w:t>
+      </w:r>
+      <w:r>
+        <w:rPr>
+          <w:rFonts w:hint="eastAsia"/>
+        </w:rPr>
+        <w:t>而如果因为某种原因地球自转速度增加导致赤道上的地面线速度增加7436</w:t>
+      </w:r>
+      <w:proofErr w:type="gramStart"/>
+      <w:r>
+        <w:rPr>
+          <w:rFonts w:hint="eastAsia"/>
+        </w:rPr>
+        <w:t>(m/s)</w:t>
+      </w:r>
+      <w:proofErr w:type="gramEnd"/>
+      <w:r>
+        <w:rPr>
+          <w:rFonts w:hint="eastAsia"/>
+        </w:rPr>
+        <w:t>，那么那个人和所在地的地面都会漂浮起来，海洋也不例外。</w:t>
+      </w:r>
+      <w:r>
+        <w:rPr>
+          <w:rFonts w:hint="eastAsia"/>
+        </w:rPr>
+        <w:t>或者某种原因，</w:t>
+      </w:r>
+      <w:r>
+        <w:rPr>
+          <w:rFonts w:hint="eastAsia"/>
+        </w:rPr>
+        <w:t>站在赤道上的</w:t>
+      </w:r>
+      <w:r>
+        <w:rPr>
+          <w:rFonts w:hint="eastAsia"/>
+        </w:rPr>
+        <w:t>他自己的含时增长率增加</w:t>
+      </w:r>
+      <w:r>
+        <w:rPr>
+          <w:rFonts w:hint="eastAsia"/>
+        </w:rPr>
+        <w:t>74</w:t>
+      </w:r>
+      <w:r>
+        <w:rPr>
+          <w:rFonts w:hint="eastAsia"/>
+        </w:rPr>
+        <w:t>36</w:t>
+      </w:r>
+      <w:proofErr w:type="gramStart"/>
+      <w:r>
+        <w:rPr>
+          <w:rFonts w:hint="eastAsia"/>
+        </w:rPr>
+        <w:t>(m/s)</w:t>
+      </w:r>
+      <w:proofErr w:type="gramEnd"/>
+      <w:r>
+        <w:rPr>
+          <w:rFonts w:hint="eastAsia"/>
+        </w:rPr>
+        <w:t>，他自己就会漂浮起来</w:t>
+      </w:r>
+      <w:r>
+        <w:rPr>
+          <w:rFonts w:hint="eastAsia"/>
+        </w:rPr>
+        <w:t>，而如果站在高纬度地区，这个需要增加的数值会更小</w:t>
+      </w:r>
+      <w:r>
+        <w:rPr>
+          <w:rFonts w:hint="eastAsia"/>
+        </w:rPr>
+        <w:t>。</w:t>
+      </w:r>
+      <w:r>
+        <w:rPr>
+          <w:rFonts w:hint="eastAsia"/>
+        </w:rPr>
+        <w:t>地球是一个整体其旋转角速度各处一致，所以赤道达到这个线速度增量并不容易，但是这个人达到这个线速度增量则容易得多。</w:t>
+      </w:r>
+      <w:r>
+        <w:rPr>
+          <w:rFonts w:hint="eastAsia"/>
+        </w:rPr>
+        <w:t>此处我们完全没有考虑地球引力的问题，因为引力只是一个经验定律，到底是不是质量导致时空弯曲，还是时空弯曲导致质量聚集，因果并不清楚，但是时空弯曲的复杂理解完全可以被高维增长率的简单理解替换，以至于万有引力这一步可以跳过去不用再考虑。</w:t>
+      </w:r>
+    </w:p>
+    <w:p>
+      <w:r>
+        <w:rPr>
+          <w:rFonts w:hint="eastAsia"/>
+        </w:rPr>
+        <w:t>关于含时增长率，我们可以考虑平方反比定律，给定增长公式，</w:t>
+      </w:r>
+    </w:p>
+    <w:p>
+      <m:oMathPara>
+        <m:oMath>
+          <m:r>
+            <w:rPr>
+              <w:rFonts w:ascii="Cambria Math" w:hAnsi="Cambria Math" w:hint="eastAsia"/>
+            </w:rPr>
+            <m:t>E</m:t>
+          </m:r>
+          <m:r>
+            <w:rPr>
+              <w:rFonts w:ascii="Cambria Math" w:hAnsi="Cambria Math"/>
+            </w:rPr>
+            <m:t>=</m:t>
+          </m:r>
+          <m:r>
+            <w:rPr>
+              <w:rFonts w:ascii="Cambria Math" w:hAnsi="Cambria Math"/>
+            </w:rPr>
+            <m:t>R</m:t>
+          </m:r>
+          <m:sSup>
+            <m:sSupPr>
+              <m:ctrlPr>
+                <w:rPr>
+                  <w:rFonts w:ascii="Cambria Math" w:hAnsi="Cambria Math"/>
+                  <w:i/>
+                </w:rPr>
+              </m:ctrlPr>
+            </m:sSupPr>
+            <m:e>
+              <m:r>
+                <w:rPr>
+                  <w:rFonts w:ascii="Cambria Math" w:hAnsi="Cambria Math"/>
+                </w:rPr>
+                <m:t>e</m:t>
+              </m:r>
+            </m:e>
+            <m:sup>
+              <m:r>
+                <w:rPr>
+                  <w:rFonts w:ascii="Cambria Math" w:hAnsi="Cambria Math"/>
+                </w:rPr>
+                <m:t>i</m:t>
+              </m:r>
+              <m:r>
+                <w:rPr>
+                  <w:rFonts w:ascii="Cambria Math" w:hAnsi="Cambria Math" w:cs="Cambria Math" w:hint="eastAsia"/>
+                </w:rPr>
+                <m:t>c</m:t>
+              </m:r>
+              <m:r>
+                <w:rPr>
+                  <w:rFonts w:ascii="Cambria Math" w:hAnsi="Cambria Math"/>
+                </w:rPr>
+                <m:t>t</m:t>
+              </m:r>
+            </m:sup>
+          </m:sSup>
+        </m:oMath>
+      </m:oMathPara>
+    </w:p>
+    <w:p>
+      <w:r>
+        <w:rPr>
+          <w:rFonts w:hint="eastAsia"/>
+        </w:rPr>
+        <w:t>为了保持不同</w:t>
+      </w:r>
+      <m:oMath>
+        <m:r>
+          <w:rPr>
+            <w:rFonts w:ascii="Cambria Math" w:hAnsi="Cambria Math"/>
+          </w:rPr>
+          <m:t>R</m:t>
+        </m:r>
+      </m:oMath>
+      <w:r>
+        <w:rPr>
+          <w:rFonts w:hint="eastAsia"/>
+        </w:rPr>
+        <w:t>上时序相等，对于不同的</w:t>
+      </w:r>
+      <m:oMath>
+        <m:r>
+          <w:rPr>
+            <w:rFonts w:ascii="Cambria Math" w:hAnsi="Cambria Math" w:hint="eastAsia"/>
+          </w:rPr>
+          <m:t>E</m:t>
+        </m:r>
+      </m:oMath>
+      <w:r>
+        <w:rPr>
+          <w:rFonts w:hint="eastAsia"/>
+        </w:rPr>
+        <w:t>，必须都用同一个</w:t>
+      </w:r>
+      <m:oMath>
+        <m:r>
+          <w:rPr>
+            <w:rFonts w:ascii="Cambria Math" w:hAnsi="Cambria Math" w:hint="eastAsia"/>
+          </w:rPr>
+          <m:t>t</m:t>
+        </m:r>
+      </m:oMath>
+      <w:r>
+        <w:rPr>
+          <w:rFonts w:hint="eastAsia"/>
+        </w:rPr>
+        <w:t>，而</w:t>
+      </w:r>
+      <m:oMath>
+        <m:r>
+          <w:rPr>
+            <w:rFonts w:ascii="Cambria Math" w:hAnsi="Cambria Math" w:hint="eastAsia"/>
+          </w:rPr>
+          <m:t>R</m:t>
+        </m:r>
+      </m:oMath>
+      <w:r>
+        <w:rPr>
+          <w:rFonts w:hint="eastAsia"/>
+        </w:rPr>
+        <w:t>不同</w:t>
+      </w:r>
+      <w:r>
+        <w:rPr>
+          <w:rFonts w:hint="eastAsia"/>
+        </w:rPr>
+        <w:t>，</w:t>
+      </w:r>
+      <m:oMath>
+        <m:r>
+          <w:rPr>
+            <w:rFonts w:ascii="Cambria Math" w:hAnsi="Cambria Math"/>
+          </w:rPr>
+          <m:t>i</m:t>
+        </m:r>
+      </m:oMath>
+      <w:r>
+        <w:rPr>
+          <w:rFonts w:hint="eastAsia"/>
+        </w:rPr>
+        <w:t>相等</w:t>
+      </w:r>
+      <w:r>
+        <w:rPr>
+          <w:rFonts w:hint="eastAsia"/>
+        </w:rPr>
+        <w:t>，</w:t>
+      </w:r>
+      <m:oMath>
+        <m:r>
+          <w:rPr>
+            <w:rFonts w:ascii="Cambria Math" w:hAnsi="Cambria Math" w:hint="eastAsia"/>
+          </w:rPr>
+          <m:t>c</m:t>
+        </m:r>
+      </m:oMath>
+      <w:r>
+        <w:rPr>
+          <w:rFonts w:hint="eastAsia"/>
+        </w:rPr>
+        <w:t>就不可能相等。现在考虑在</w:t>
+      </w:r>
+      <m:oMath>
+        <m:r>
+          <w:rPr>
+            <w:rFonts w:ascii="Cambria Math" w:hAnsi="Cambria Math"/>
+          </w:rPr>
+          <m:t>R</m:t>
+        </m:r>
+      </m:oMath>
+      <w:r>
+        <w:rPr>
+          <w:rFonts w:hint="eastAsia"/>
+        </w:rPr>
+        <w:t>的径向上，所有的</w:t>
+      </w:r>
+      <m:oMath>
+        <m:r>
+          <w:rPr>
+            <w:rFonts w:ascii="Cambria Math" w:hAnsi="Cambria Math" w:hint="eastAsia"/>
+          </w:rPr>
+          <m:t>E</m:t>
+        </m:r>
+      </m:oMath>
+      <w:r>
+        <w:rPr>
+          <w:rFonts w:hint="eastAsia"/>
+        </w:rPr>
+        <w:t>都相等，也就是</w:t>
+      </w:r>
+      <w:r>
+        <w:rPr>
+          <w:rFonts w:hint="eastAsia"/>
+        </w:rPr>
+        <w:t>保证</w:t>
+      </w:r>
+      <w:r>
+        <w:rPr>
+          <w:rFonts w:hint="eastAsia"/>
+        </w:rPr>
+        <w:t>，</w:t>
+      </w:r>
+    </w:p>
+    <w:p>
+      <m:oMathPara>
+        <m:oMath>
+          <m:r>
+            <w:rPr>
+              <w:rFonts w:ascii="Cambria Math" w:hAnsi="Cambria Math" w:hint="eastAsia"/>
+            </w:rPr>
+            <w:lastRenderedPageBreak/>
+            <m:t>E</m:t>
+          </m:r>
+          <m:r>
+            <w:rPr>
+              <w:rFonts w:ascii="Cambria Math" w:hAnsi="Cambria Math"/>
+            </w:rPr>
+            <m:t>=</m:t>
+          </m:r>
+          <m:r>
+            <w:rPr>
+              <w:rFonts w:ascii="Cambria Math" w:hAnsi="Cambria Math" w:hint="eastAsia"/>
+            </w:rPr>
+            <m:t>R</m:t>
+          </m:r>
+          <m:sSup>
+            <m:sSupPr>
+              <m:ctrlPr>
+                <w:rPr>
+                  <w:rFonts w:ascii="Cambria Math" w:hAnsi="Cambria Math"/>
+                  <w:i/>
+                </w:rPr>
+              </m:ctrlPr>
+            </m:sSupPr>
+            <m:e>
+              <m:r>
+                <w:rPr>
+                  <w:rFonts w:ascii="Cambria Math" w:hAnsi="Cambria Math"/>
+                </w:rPr>
+                <m:t>e</m:t>
+              </m:r>
+            </m:e>
+            <m:sup>
+              <m:r>
+                <w:rPr>
+                  <w:rFonts w:ascii="Cambria Math" w:hAnsi="Cambria Math"/>
+                </w:rPr>
+                <m:t>i</m:t>
+              </m:r>
+              <m:r>
+                <w:rPr>
+                  <w:rFonts w:ascii="Cambria Math" w:hAnsi="Cambria Math" w:cs="Cambria Math"/>
+                </w:rPr>
+                <m:t>c</m:t>
+              </m:r>
+              <m:r>
+                <w:rPr>
+                  <w:rFonts w:ascii="Cambria Math" w:hAnsi="Cambria Math"/>
+                </w:rPr>
+                <m:t>t</m:t>
+              </m:r>
+            </m:sup>
+          </m:sSup>
+        </m:oMath>
+      </m:oMathPara>
+    </w:p>
+    <w:p>
+      <w:pPr>
+        <w:rPr>
+          <w:rFonts w:hint="eastAsia"/>
+        </w:rPr>
+      </w:pPr>
+      <w:r>
+        <w:rPr>
+          <w:rFonts w:hint="eastAsia"/>
+        </w:rPr>
+        <w:t>在</w:t>
+      </w:r>
+      <m:oMath>
+        <m:r>
+          <w:rPr>
+            <w:rFonts w:ascii="Cambria Math" w:hAnsi="Cambria Math" w:hint="eastAsia"/>
+          </w:rPr>
+          <m:t>E</m:t>
+        </m:r>
+        <m:r>
+          <w:rPr>
+            <w:rFonts w:ascii="Cambria Math" w:hAnsi="Cambria Math"/>
+          </w:rPr>
+          <m:t>,i,</m:t>
+        </m:r>
+        <m:r>
+          <w:rPr>
+            <w:rFonts w:ascii="Cambria Math" w:hAnsi="Cambria Math"/>
+          </w:rPr>
+          <m:t>c</m:t>
+        </m:r>
+      </m:oMath>
+      <w:r>
+        <w:rPr>
+          <w:rFonts w:hint="eastAsia"/>
+        </w:rPr>
+        <w:t>不变的前提下，</w:t>
+      </w:r>
+      <w:r>
+        <w:rPr>
+          <w:rFonts w:hint="eastAsia"/>
+        </w:rPr>
+        <w:t>考虑</w:t>
+      </w:r>
+      <m:oMath>
+        <m:r>
+          <w:rPr>
+            <w:rFonts w:ascii="Cambria Math" w:hAnsi="Cambria Math" w:cs="Cambria Math" w:hint="eastAsia"/>
+          </w:rPr>
+          <m:t>t</m:t>
+        </m:r>
+      </m:oMath>
+      <w:r>
+        <w:rPr>
+          <w:rFonts w:hint="eastAsia"/>
+        </w:rPr>
+        <w:t>和半径</w:t>
+      </w:r>
+      <m:oMath>
+        <m:r>
+          <w:rPr>
+            <w:rFonts w:ascii="Cambria Math" w:hAnsi="Cambria Math" w:cs="Cambria Math" w:hint="eastAsia"/>
+          </w:rPr>
+          <m:t>R</m:t>
+        </m:r>
+      </m:oMath>
+      <w:r>
+        <w:rPr>
+          <w:rFonts w:hint="eastAsia"/>
+        </w:rPr>
+        <w:t>的关系，</w:t>
+      </w:r>
+    </w:p>
+    <w:p>
+      <m:oMathPara>
+        <m:oMath>
+          <m:f>
+            <m:fPr>
+              <m:ctrlPr>
+                <w:rPr>
+                  <w:rFonts w:ascii="Cambria Math" w:hAnsi="Cambria Math"/>
+                  <w:i/>
+                </w:rPr>
+              </m:ctrlPr>
+            </m:fPr>
+            <m:num>
+              <m:r>
+                <w:rPr>
+                  <w:rFonts w:ascii="Cambria Math" w:hAnsi="Cambria Math"/>
+                </w:rPr>
+                <m:t>1</m:t>
+              </m:r>
+            </m:num>
+            <m:den>
+              <m:r>
+                <w:rPr>
+                  <w:rFonts w:ascii="Cambria Math" w:hAnsi="Cambria Math" w:hint="eastAsia"/>
+                </w:rPr>
+                <m:t>R</m:t>
+              </m:r>
+            </m:den>
+          </m:f>
+          <m:r>
+            <w:rPr>
+              <w:rFonts w:ascii="Cambria Math" w:hAnsi="Cambria Math"/>
+            </w:rPr>
+            <m:t>=E</m:t>
+          </m:r>
+          <m:sSup>
+            <m:sSupPr>
+              <m:ctrlPr>
+                <w:rPr>
+                  <w:rFonts w:ascii="Cambria Math" w:hAnsi="Cambria Math"/>
+                  <w:i/>
+                </w:rPr>
+              </m:ctrlPr>
+            </m:sSupPr>
+            <m:e>
+              <m:r>
+                <w:rPr>
+                  <w:rFonts w:ascii="Cambria Math" w:hAnsi="Cambria Math"/>
+                </w:rPr>
+                <m:t>e</m:t>
+              </m:r>
+            </m:e>
+            <m:sup>
+              <m:r>
+                <w:rPr>
+                  <w:rFonts w:ascii="Cambria Math" w:hAnsi="Cambria Math"/>
+                </w:rPr>
+                <m:t>i</m:t>
+              </m:r>
+              <m:r>
+                <w:rPr>
+                  <w:rFonts w:ascii="Cambria Math" w:hAnsi="Cambria Math" w:cs="Cambria Math"/>
+                </w:rPr>
+                <m:t>c</m:t>
+              </m:r>
+              <m:r>
+                <w:rPr>
+                  <w:rFonts w:ascii="Cambria Math" w:hAnsi="Cambria Math"/>
+                </w:rPr>
+                <m:t>t</m:t>
+              </m:r>
+            </m:sup>
+          </m:sSup>
+        </m:oMath>
+      </m:oMathPara>
+    </w:p>
+    <w:p>
+      <m:oMathPara>
+        <m:oMath>
+          <m:r>
+            <w:rPr>
+              <w:rFonts w:ascii="Cambria Math" w:hAnsi="Cambria Math"/>
+            </w:rPr>
+            <m:t>d</m:t>
+          </m:r>
+          <m:f>
+            <m:fPr>
+              <m:ctrlPr>
+                <w:rPr>
+                  <w:rFonts w:ascii="Cambria Math" w:hAnsi="Cambria Math"/>
+                  <w:i/>
+                </w:rPr>
+              </m:ctrlPr>
+            </m:fPr>
+            <m:num>
+              <m:r>
+                <w:rPr>
+                  <w:rFonts w:ascii="Cambria Math" w:hAnsi="Cambria Math"/>
+                </w:rPr>
+                <m:t>1</m:t>
+              </m:r>
+            </m:num>
+            <m:den>
+              <m:r>
+                <w:rPr>
+                  <w:rFonts w:ascii="Cambria Math" w:hAnsi="Cambria Math" w:hint="eastAsia"/>
+                </w:rPr>
+                <m:t>R</m:t>
+              </m:r>
+            </m:den>
+          </m:f>
+          <m:r>
+            <w:rPr>
+              <w:rFonts w:ascii="Cambria Math" w:hAnsi="Cambria Math"/>
+            </w:rPr>
+            <m:t>=</m:t>
+          </m:r>
+          <m:r>
+            <w:rPr>
+              <w:rFonts w:ascii="Cambria Math" w:hAnsi="Cambria Math"/>
+            </w:rPr>
+            <m:t>d</m:t>
+          </m:r>
+          <m:r>
+            <w:rPr>
+              <w:rFonts w:ascii="Cambria Math" w:hAnsi="Cambria Math"/>
+            </w:rPr>
+            <m:t>E</m:t>
+          </m:r>
+          <m:sSup>
+            <m:sSupPr>
+              <m:ctrlPr>
+                <w:rPr>
+                  <w:rFonts w:ascii="Cambria Math" w:hAnsi="Cambria Math"/>
+                  <w:i/>
+                </w:rPr>
+              </m:ctrlPr>
+            </m:sSupPr>
+            <m:e>
+              <m:r>
+                <w:rPr>
+                  <w:rFonts w:ascii="Cambria Math" w:hAnsi="Cambria Math"/>
+                </w:rPr>
+                <m:t>e</m:t>
+              </m:r>
+            </m:e>
+            <m:sup>
+              <m:r>
+                <w:rPr>
+                  <w:rFonts w:ascii="Cambria Math" w:hAnsi="Cambria Math"/>
+                </w:rPr>
+                <m:t>i</m:t>
+              </m:r>
+              <m:r>
+                <w:rPr>
+                  <w:rFonts w:ascii="Cambria Math" w:hAnsi="Cambria Math" w:cs="Cambria Math"/>
+                </w:rPr>
+                <m:t>c</m:t>
+              </m:r>
+              <m:r>
+                <w:rPr>
+                  <w:rFonts w:ascii="Cambria Math" w:hAnsi="Cambria Math"/>
+                </w:rPr>
+                <m:t>t</m:t>
+              </m:r>
+            </m:sup>
+          </m:sSup>
+        </m:oMath>
+      </m:oMathPara>
+    </w:p>
+    <w:p>
+      <m:oMathPara>
+        <m:oMath>
+          <m:r>
+            <w:rPr>
+              <w:rFonts w:ascii="Cambria Math" w:hAnsi="Cambria Math"/>
+            </w:rPr>
+            <m:t>-</m:t>
+          </m:r>
+          <m:f>
+            <m:fPr>
+              <m:ctrlPr>
+                <w:rPr>
+                  <w:rFonts w:ascii="Cambria Math" w:hAnsi="Cambria Math"/>
+                  <w:i/>
+                </w:rPr>
+              </m:ctrlPr>
+            </m:fPr>
+            <m:num>
+              <m:r>
+                <w:rPr>
+                  <w:rFonts w:ascii="Cambria Math" w:hAnsi="Cambria Math"/>
+                </w:rPr>
+                <m:t>1</m:t>
+              </m:r>
+            </m:num>
+            <m:den>
+              <m:sSup>
+                <m:sSupPr>
+                  <m:ctrlPr>
+                    <w:rPr>
+                      <w:rFonts w:ascii="Cambria Math" w:hAnsi="Cambria Math"/>
+                      <w:i/>
+                    </w:rPr>
+                  </m:ctrlPr>
+                </m:sSupPr>
+                <m:e>
+                  <m:r>
+                    <w:rPr>
+                      <w:rFonts w:ascii="Cambria Math" w:hAnsi="Cambria Math" w:hint="eastAsia"/>
+                    </w:rPr>
+                    <m:t>R</m:t>
+                  </m:r>
+                </m:e>
+                <m:sup>
+                  <m:r>
+                    <w:rPr>
+                      <w:rFonts w:ascii="Cambria Math" w:hAnsi="Cambria Math"/>
+                    </w:rPr>
+                    <m:t>2</m:t>
+                  </m:r>
+                </m:sup>
+              </m:sSup>
+            </m:den>
+          </m:f>
+          <m:r>
+            <w:rPr>
+              <w:rFonts w:ascii="Cambria Math" w:hAnsi="Cambria Math"/>
+            </w:rPr>
+            <m:t>dR</m:t>
+          </m:r>
+          <m:r>
+            <w:rPr>
+              <w:rFonts w:ascii="Cambria Math" w:hAnsi="Cambria Math"/>
+            </w:rPr>
+            <m:t>=</m:t>
+          </m:r>
+          <m:f>
+            <m:fPr>
+              <m:ctrlPr>
+                <w:rPr>
+                  <w:rFonts w:ascii="Cambria Math" w:hAnsi="Cambria Math"/>
+                  <w:i/>
+                </w:rPr>
+              </m:ctrlPr>
+            </m:fPr>
+            <m:num>
+              <m:r>
+                <w:rPr>
+                  <w:rFonts w:ascii="Cambria Math" w:hAnsi="Cambria Math"/>
+                </w:rPr>
+                <m:t>E</m:t>
+              </m:r>
+            </m:num>
+            <m:den>
+              <m:r>
+                <w:rPr>
+                  <w:rFonts w:ascii="Cambria Math" w:hAnsi="Cambria Math"/>
+                </w:rPr>
+                <m:t>i</m:t>
+              </m:r>
+              <m:r>
+                <w:rPr>
+                  <w:rFonts w:ascii="Cambria Math" w:hAnsi="Cambria Math" w:hint="eastAsia"/>
+                </w:rPr>
+                <m:t>c</m:t>
+              </m:r>
+            </m:den>
+          </m:f>
+          <m:sSup>
+            <m:sSupPr>
+              <m:ctrlPr>
+                <w:rPr>
+                  <w:rFonts w:ascii="Cambria Math" w:hAnsi="Cambria Math"/>
+                  <w:i/>
+                </w:rPr>
+              </m:ctrlPr>
+            </m:sSupPr>
+            <m:e>
+              <m:r>
+                <w:rPr>
+                  <w:rFonts w:ascii="Cambria Math" w:hAnsi="Cambria Math"/>
+                </w:rPr>
+                <m:t>e</m:t>
+              </m:r>
+            </m:e>
+            <m:sup>
+              <m:r>
+                <w:rPr>
+                  <w:rFonts w:ascii="Cambria Math" w:hAnsi="Cambria Math"/>
+                </w:rPr>
+                <m:t>i</m:t>
+              </m:r>
+              <m:r>
+                <w:rPr>
+                  <w:rFonts w:ascii="Cambria Math" w:hAnsi="Cambria Math" w:cs="Cambria Math"/>
+                </w:rPr>
+                <m:t>c</m:t>
+              </m:r>
+              <m:r>
+                <w:rPr>
+                  <w:rFonts w:ascii="Cambria Math" w:hAnsi="Cambria Math"/>
+                </w:rPr>
+                <m:t>t</m:t>
+              </m:r>
+            </m:sup>
+          </m:sSup>
+          <m:r>
+            <w:rPr>
+              <w:rFonts w:ascii="Cambria Math" w:hAnsi="Cambria Math"/>
+            </w:rPr>
+            <m:t>d</m:t>
+          </m:r>
+          <m:r>
+            <w:rPr>
+              <w:rFonts w:ascii="Cambria Math" w:hAnsi="Cambria Math"/>
+            </w:rPr>
+            <m:t>t</m:t>
+          </m:r>
+        </m:oMath>
+      </m:oMathPara>
+    </w:p>
+    <w:p>
+      <m:oMathPara>
+        <m:oMath>
+          <m:f>
+            <m:fPr>
+              <m:ctrlPr>
+                <w:rPr>
+                  <w:rFonts w:ascii="Cambria Math" w:hAnsi="Cambria Math"/>
+                  <w:i/>
+                </w:rPr>
+              </m:ctrlPr>
+            </m:fPr>
+            <m:num>
+              <m:r>
+                <w:rPr>
+                  <w:rFonts w:ascii="Cambria Math" w:hAnsi="Cambria Math"/>
+                </w:rPr>
+                <m:t>1</m:t>
+              </m:r>
+            </m:num>
+            <m:den>
+              <m:sSup>
+                <m:sSupPr>
+                  <m:ctrlPr>
+                    <w:rPr>
+                      <w:rFonts w:ascii="Cambria Math" w:hAnsi="Cambria Math"/>
+                      <w:i/>
+                    </w:rPr>
+                  </m:ctrlPr>
+                </m:sSupPr>
+                <m:e>
+                  <m:r>
+                    <w:rPr>
+                      <w:rFonts w:ascii="Cambria Math" w:hAnsi="Cambria Math" w:hint="eastAsia"/>
+                    </w:rPr>
+                    <m:t>R</m:t>
+                  </m:r>
+                </m:e>
+                <m:sup>
+                  <m:r>
+                    <w:rPr>
+                      <w:rFonts w:ascii="Cambria Math" w:hAnsi="Cambria Math"/>
+                    </w:rPr>
+                    <m:t>2</m:t>
+                  </m:r>
+                </m:sup>
+              </m:sSup>
+            </m:den>
+          </m:f>
+          <m:r>
+            <w:rPr>
+              <w:rFonts w:ascii="Cambria Math" w:hAnsi="Cambria Math"/>
+            </w:rPr>
+            <m:t>dR</m:t>
+          </m:r>
+          <m:r>
+            <w:rPr>
+              <w:rFonts w:ascii="Cambria Math" w:hAnsi="Cambria Math"/>
+            </w:rPr>
+            <m:t>=</m:t>
+          </m:r>
+          <m:f>
+            <m:fPr>
+              <m:ctrlPr>
+                <w:rPr>
+                  <w:rFonts w:ascii="Cambria Math" w:hAnsi="Cambria Math"/>
+                  <w:i/>
+                </w:rPr>
+              </m:ctrlPr>
+            </m:fPr>
+            <m:num>
+              <m:r>
+                <w:rPr>
+                  <w:rFonts w:ascii="Cambria Math" w:hAnsi="Cambria Math"/>
+                </w:rPr>
+                <m:t>i</m:t>
+              </m:r>
+              <m:r>
+                <w:rPr>
+                  <w:rFonts w:ascii="Cambria Math" w:hAnsi="Cambria Math"/>
+                </w:rPr>
+                <m:t>E</m:t>
+              </m:r>
+            </m:num>
+            <m:den>
+              <m:r>
+                <w:rPr>
+                  <w:rFonts w:ascii="Cambria Math" w:hAnsi="Cambria Math"/>
+                </w:rPr>
+                <m:t>c</m:t>
+              </m:r>
+            </m:den>
+          </m:f>
+          <m:sSup>
+            <m:sSupPr>
+              <m:ctrlPr>
+                <w:rPr>
+                  <w:rFonts w:ascii="Cambria Math" w:hAnsi="Cambria Math"/>
+                  <w:i/>
+                </w:rPr>
+              </m:ctrlPr>
+            </m:sSupPr>
+            <m:e>
+              <m:r>
+                <w:rPr>
+                  <w:rFonts w:ascii="Cambria Math" w:hAnsi="Cambria Math"/>
+                </w:rPr>
+                <m:t>e</m:t>
+              </m:r>
+            </m:e>
+            <m:sup>
+              <m:r>
+                <w:rPr>
+                  <w:rFonts w:ascii="Cambria Math" w:hAnsi="Cambria Math"/>
+                </w:rPr>
+                <m:t>i</m:t>
+              </m:r>
+              <m:r>
+                <w:rPr>
+                  <w:rFonts w:ascii="Cambria Math" w:hAnsi="Cambria Math" w:cs="Cambria Math"/>
+                </w:rPr>
+                <m:t>c</m:t>
+              </m:r>
+              <m:r>
+                <w:rPr>
+                  <w:rFonts w:ascii="Cambria Math" w:hAnsi="Cambria Math"/>
+                </w:rPr>
+                <m:t>t</m:t>
+              </m:r>
+            </m:sup>
+          </m:sSup>
+          <m:r>
+            <w:rPr>
+              <w:rFonts w:ascii="Cambria Math" w:hAnsi="Cambria Math"/>
+            </w:rPr>
+            <m:t>d</m:t>
+          </m:r>
+          <m:r>
+            <w:rPr>
+              <w:rFonts w:ascii="Cambria Math" w:hAnsi="Cambria Math" w:hint="eastAsia"/>
+            </w:rPr>
+            <m:t>t</m:t>
+          </m:r>
+        </m:oMath>
+      </m:oMathPara>
+    </w:p>
+    <w:p>
+      <m:oMathPara>
+        <m:oMath>
+          <m:f>
+            <m:fPr>
+              <m:ctrlPr>
+                <w:rPr>
+                  <w:rFonts w:ascii="Cambria Math" w:hAnsi="Cambria Math"/>
+                  <w:i/>
+                </w:rPr>
+              </m:ctrlPr>
+            </m:fPr>
+            <m:num>
+              <m:r>
+                <w:rPr>
+                  <w:rFonts w:ascii="Cambria Math" w:hAnsi="Cambria Math"/>
+                </w:rPr>
+                <m:t>1</m:t>
+              </m:r>
+            </m:num>
+            <m:den>
+              <m:sSup>
+                <m:sSupPr>
+                  <m:ctrlPr>
+                    <w:rPr>
+                      <w:rFonts w:ascii="Cambria Math" w:hAnsi="Cambria Math"/>
+                      <w:i/>
+                    </w:rPr>
+                  </m:ctrlPr>
+                </m:sSupPr>
+                <m:e>
+                  <m:r>
+                    <w:rPr>
+                      <w:rFonts w:ascii="Cambria Math" w:hAnsi="Cambria Math" w:hint="eastAsia"/>
+                    </w:rPr>
+                    <m:t>R</m:t>
+                  </m:r>
+                </m:e>
+                <m:sup>
+                  <m:r>
+                    <w:rPr>
+                      <w:rFonts w:ascii="Cambria Math" w:hAnsi="Cambria Math"/>
+                    </w:rPr>
+                    <m:t>2</m:t>
+                  </m:r>
+                </m:sup>
+              </m:sSup>
+            </m:den>
+          </m:f>
+          <m:r>
+            <w:rPr>
+              <w:rFonts w:ascii="Cambria Math" w:hAnsi="Cambria Math"/>
+            </w:rPr>
+            <m:t>=</m:t>
+          </m:r>
+          <m:f>
+            <m:fPr>
+              <m:ctrlPr>
+                <w:rPr>
+                  <w:rFonts w:ascii="Cambria Math" w:hAnsi="Cambria Math"/>
+                  <w:i/>
+                </w:rPr>
+              </m:ctrlPr>
+            </m:fPr>
+            <m:num>
+              <m:r>
+                <w:rPr>
+                  <w:rFonts w:ascii="Cambria Math" w:hAnsi="Cambria Math"/>
+                </w:rPr>
+                <m:t>iE</m:t>
+              </m:r>
+            </m:num>
+            <m:den>
+              <m:r>
+                <w:rPr>
+                  <w:rFonts w:ascii="Cambria Math" w:hAnsi="Cambria Math"/>
+                </w:rPr>
+                <m:t>c</m:t>
+              </m:r>
+            </m:den>
+          </m:f>
+          <m:sSup>
+            <m:sSupPr>
+              <m:ctrlPr>
+                <w:rPr>
+                  <w:rFonts w:ascii="Cambria Math" w:hAnsi="Cambria Math"/>
+                  <w:i/>
+                </w:rPr>
+              </m:ctrlPr>
+            </m:sSupPr>
+            <m:e>
+              <m:r>
+                <w:rPr>
+                  <w:rFonts w:ascii="Cambria Math" w:hAnsi="Cambria Math"/>
+                </w:rPr>
+                <m:t>e</m:t>
+              </m:r>
+            </m:e>
+            <m:sup>
+              <m:r>
+                <w:rPr>
+                  <w:rFonts w:ascii="Cambria Math" w:hAnsi="Cambria Math"/>
+                </w:rPr>
+                <m:t>i</m:t>
+              </m:r>
+              <m:r>
+                <w:rPr>
+                  <w:rFonts w:ascii="Cambria Math" w:hAnsi="Cambria Math" w:cs="Cambria Math"/>
+                </w:rPr>
+                <m:t>c</m:t>
+              </m:r>
+              <m:r>
+                <w:rPr>
+                  <w:rFonts w:ascii="Cambria Math" w:hAnsi="Cambria Math"/>
+                </w:rPr>
+                <m:t>t</m:t>
+              </m:r>
+            </m:sup>
+          </m:sSup>
+          <m:f>
+            <m:fPr>
+              <m:ctrlPr>
+                <w:rPr>
+                  <w:rFonts w:ascii="Cambria Math" w:hAnsi="Cambria Math"/>
+                  <w:i/>
+                </w:rPr>
+              </m:ctrlPr>
+            </m:fPr>
+            <m:num>
+              <m:r>
+                <w:rPr>
+                  <w:rFonts w:ascii="Cambria Math" w:hAnsi="Cambria Math"/>
+                </w:rPr>
+                <m:t>d</m:t>
+              </m:r>
+              <m:r>
+                <w:rPr>
+                  <w:rFonts w:ascii="Cambria Math" w:hAnsi="Cambria Math" w:hint="eastAsia"/>
+                </w:rPr>
+                <m:t>t</m:t>
+              </m:r>
+              <m:ctrlPr>
+                <w:rPr>
+                  <w:rFonts w:ascii="Cambria Math" w:hAnsi="Cambria Math" w:hint="eastAsia"/>
+                  <w:i/>
+                </w:rPr>
+              </m:ctrlPr>
+            </m:num>
+            <m:den>
+              <m:r>
+                <w:rPr>
+                  <w:rFonts w:ascii="Cambria Math" w:hAnsi="Cambria Math"/>
+                </w:rPr>
+                <m:t>dR</m:t>
+              </m:r>
+            </m:den>
+          </m:f>
+        </m:oMath>
+      </m:oMathPara>
+    </w:p>
+    <w:p>
+      <w:pPr>
+        <w:rPr>
+          <w:rFonts w:hint="eastAsia"/>
+        </w:rPr>
+      </w:pPr>
+      <w:r>
+        <w:rPr>
+          <w:rFonts w:hint="eastAsia"/>
+        </w:rPr>
+        <w:t>假定，</w:t>
+      </w:r>
+    </w:p>
+    <w:p>
+      <m:oMathPara>
+        <m:oMath>
+          <m:r>
+            <w:rPr>
+              <w:rFonts w:ascii="Cambria Math" w:hAnsi="Cambria Math"/>
+            </w:rPr>
+            <m:t>dR</m:t>
+          </m:r>
+          <m:r>
+            <w:rPr>
+              <w:rFonts w:ascii="Cambria Math" w:hAnsi="Cambria Math"/>
+            </w:rPr>
+            <m:t>=</m:t>
+          </m:r>
+          <m:r>
+            <w:rPr>
+              <w:rFonts w:ascii="Cambria Math" w:hAnsi="Cambria Math" w:hint="eastAsia"/>
+            </w:rPr>
+            <m:t>c</m:t>
+          </m:r>
+          <m:r>
+            <w:rPr>
+              <w:rFonts w:ascii="Cambria Math" w:hAnsi="Cambria Math"/>
+            </w:rPr>
+            <m:t>dt</m:t>
+          </m:r>
+        </m:oMath>
+      </m:oMathPara>
+    </w:p>
+    <w:p>
+      <w:pPr>
+        <w:rPr>
+          <w:rFonts w:hint="eastAsia"/>
+        </w:rPr>
+      </w:pPr>
+      <w:r>
+        <w:rPr>
+          <w:rFonts w:hint="eastAsia"/>
+        </w:rPr>
+        <w:t>得到，</w:t>
+      </w:r>
+    </w:p>
+    <w:p>
+      <w:pPr>
+        <w:rPr>
+          <w:rFonts w:hint="eastAsia"/>
+        </w:rPr>
+      </w:pPr>
+      <m:oMathPara>
+        <m:oMath>
+          <m:f>
+            <m:fPr>
+              <m:ctrlPr>
+                <w:rPr>
+                  <w:rFonts w:ascii="Cambria Math" w:hAnsi="Cambria Math"/>
+                  <w:i/>
+                </w:rPr>
+              </m:ctrlPr>
+            </m:fPr>
+            <m:num>
+              <m:r>
+                <w:rPr>
+                  <w:rFonts w:ascii="Cambria Math" w:hAnsi="Cambria Math"/>
+                </w:rPr>
+                <m:t>1</m:t>
+              </m:r>
+            </m:num>
+            <m:den>
+              <m:sSup>
+                <m:sSupPr>
+                  <m:ctrlPr>
+                    <w:rPr>
+                      <w:rFonts w:ascii="Cambria Math" w:hAnsi="Cambria Math"/>
+                      <w:i/>
+                    </w:rPr>
+                  </m:ctrlPr>
+                </m:sSupPr>
+                <m:e>
+                  <m:r>
+                    <w:rPr>
+                      <w:rFonts w:ascii="Cambria Math" w:hAnsi="Cambria Math" w:hint="eastAsia"/>
+                    </w:rPr>
+                    <m:t>R</m:t>
+                  </m:r>
+                </m:e>
+                <m:sup>
+                  <m:r>
+                    <w:rPr>
+                      <w:rFonts w:ascii="Cambria Math" w:hAnsi="Cambria Math"/>
+                    </w:rPr>
+                    <m:t>2</m:t>
+                  </m:r>
+                </m:sup>
+              </m:sSup>
+            </m:den>
+          </m:f>
+          <m:r>
+            <w:rPr>
+              <w:rFonts w:ascii="Cambria Math" w:hAnsi="Cambria Math"/>
+            </w:rPr>
+            <m:t>=</m:t>
+          </m:r>
+          <m:f>
+            <m:fPr>
+              <m:ctrlPr>
+                <w:rPr>
+                  <w:rFonts w:ascii="Cambria Math" w:hAnsi="Cambria Math"/>
+                  <w:i/>
+                </w:rPr>
+              </m:ctrlPr>
+            </m:fPr>
+            <m:num>
+              <m:r>
+                <w:rPr>
+                  <w:rFonts w:ascii="Cambria Math" w:hAnsi="Cambria Math"/>
+                </w:rPr>
+                <m:t>iE</m:t>
+              </m:r>
+            </m:num>
+            <m:den>
+              <m:r>
+                <w:rPr>
+                  <w:rFonts w:ascii="Cambria Math" w:hAnsi="Cambria Math"/>
+                </w:rPr>
+                <m:t>c</m:t>
+              </m:r>
+            </m:den>
+          </m:f>
+          <m:sSup>
+            <m:sSupPr>
+              <m:ctrlPr>
+                <w:rPr>
+                  <w:rFonts w:ascii="Cambria Math" w:hAnsi="Cambria Math"/>
+                  <w:i/>
+                </w:rPr>
+              </m:ctrlPr>
+            </m:sSupPr>
+            <m:e>
+              <m:r>
+                <w:rPr>
+                  <w:rFonts w:ascii="Cambria Math" w:hAnsi="Cambria Math"/>
+                </w:rPr>
+                <m:t>e</m:t>
+              </m:r>
+            </m:e>
+            <m:sup>
+              <m:r>
+                <w:rPr>
+                  <w:rFonts w:ascii="Cambria Math" w:hAnsi="Cambria Math"/>
+                </w:rPr>
+                <m:t>i</m:t>
+              </m:r>
+              <m:r>
+                <w:rPr>
+                  <w:rFonts w:ascii="Cambria Math" w:hAnsi="Cambria Math" w:cs="Cambria Math"/>
+                </w:rPr>
+                <m:t>c</m:t>
+              </m:r>
+              <m:r>
+                <w:rPr>
+                  <w:rFonts w:ascii="Cambria Math" w:hAnsi="Cambria Math"/>
+                </w:rPr>
+                <m:t>t</m:t>
+              </m:r>
+            </m:sup>
+          </m:sSup>
+          <m:f>
+            <m:fPr>
+              <m:ctrlPr>
+                <w:rPr>
+                  <w:rFonts w:ascii="Cambria Math" w:hAnsi="Cambria Math"/>
+                  <w:i/>
+                </w:rPr>
+              </m:ctrlPr>
+            </m:fPr>
+            <m:num>
+              <m:r>
+                <w:rPr>
+                  <w:rFonts w:ascii="Cambria Math" w:hAnsi="Cambria Math"/>
+                </w:rPr>
+                <m:t>1</m:t>
+              </m:r>
+              <m:ctrlPr>
+                <w:rPr>
+                  <w:rFonts w:ascii="Cambria Math" w:hAnsi="Cambria Math" w:hint="eastAsia"/>
+                  <w:i/>
+                </w:rPr>
+              </m:ctrlPr>
+            </m:num>
+            <m:den>
+              <m:r>
+                <w:rPr>
+                  <w:rFonts w:ascii="Cambria Math" w:hAnsi="Cambria Math"/>
+                </w:rPr>
+                <m:t>c</m:t>
+              </m:r>
+            </m:den>
+          </m:f>
+          <m:r>
+            <w:rPr>
+              <w:rFonts w:ascii="Cambria Math" w:hAnsi="Cambria Math"/>
+            </w:rPr>
+            <m:t>=</m:t>
+          </m:r>
+          <m:f>
+            <m:fPr>
+              <m:ctrlPr>
+                <w:rPr>
+                  <w:rFonts w:ascii="Cambria Math" w:hAnsi="Cambria Math"/>
+                  <w:i/>
+                </w:rPr>
+              </m:ctrlPr>
+            </m:fPr>
+            <m:num>
+              <m:r>
+                <w:rPr>
+                  <w:rFonts w:ascii="Cambria Math" w:hAnsi="Cambria Math"/>
+                </w:rPr>
+                <m:t>iE</m:t>
+              </m:r>
+            </m:num>
+            <m:den>
+              <m:sSup>
+                <m:sSupPr>
+                  <m:ctrlPr>
+                    <w:rPr>
+                      <w:rFonts w:ascii="Cambria Math" w:hAnsi="Cambria Math"/>
+                      <w:i/>
+                    </w:rPr>
+                  </m:ctrlPr>
+                </m:sSupPr>
+                <m:e>
+                  <m:r>
+                    <w:rPr>
+                      <w:rFonts w:ascii="Cambria Math" w:hAnsi="Cambria Math"/>
+                    </w:rPr>
+                    <m:t>c</m:t>
+                  </m:r>
+                </m:e>
+                <m:sup>
+                  <m:r>
+                    <w:rPr>
+                      <w:rFonts w:ascii="Cambria Math" w:hAnsi="Cambria Math"/>
+                    </w:rPr>
+                    <m:t>2</m:t>
+                  </m:r>
+                </m:sup>
+              </m:sSup>
+            </m:den>
+          </m:f>
+          <m:sSup>
+            <m:sSupPr>
+              <m:ctrlPr>
+                <w:rPr>
+                  <w:rFonts w:ascii="Cambria Math" w:hAnsi="Cambria Math"/>
+                  <w:i/>
+                </w:rPr>
+              </m:ctrlPr>
+            </m:sSupPr>
+            <m:e>
+              <m:r>
+                <w:rPr>
+                  <w:rFonts w:ascii="Cambria Math" w:hAnsi="Cambria Math"/>
+                </w:rPr>
+                <m:t>e</m:t>
+              </m:r>
+            </m:e>
+            <m:sup>
+              <m:r>
+                <w:rPr>
+                  <w:rFonts w:ascii="Cambria Math" w:hAnsi="Cambria Math"/>
+                </w:rPr>
+                <m:t>i</m:t>
+              </m:r>
+              <m:r>
+                <w:rPr>
+                  <w:rFonts w:ascii="Cambria Math" w:hAnsi="Cambria Math" w:cs="Cambria Math"/>
+                </w:rPr>
+                <m:t>c</m:t>
+              </m:r>
+              <m:r>
+                <w:rPr>
+                  <w:rFonts w:ascii="Cambria Math" w:hAnsi="Cambria Math"/>
+                </w:rPr>
+                <m:t>t</m:t>
+              </m:r>
+            </m:sup>
+          </m:sSup>
+        </m:oMath>
+      </m:oMathPara>
+    </w:p>
+    <w:p>
+      <w:pPr>
+        <w:rPr>
+          <w:rFonts w:hint="eastAsia"/>
+        </w:rPr>
+      </w:pPr>
+      <m:oMathPara>
+        <m:oMath>
+          <m:f>
+            <m:fPr>
+              <m:ctrlPr>
+                <w:rPr>
+                  <w:rFonts w:ascii="Cambria Math" w:hAnsi="Cambria Math"/>
+                  <w:i/>
+                </w:rPr>
+              </m:ctrlPr>
+            </m:fPr>
+            <m:num>
+              <m:sSup>
+                <m:sSupPr>
+                  <m:ctrlPr>
+                    <w:rPr>
+                      <w:rFonts w:ascii="Cambria Math" w:hAnsi="Cambria Math"/>
+                      <w:i/>
+                    </w:rPr>
+                  </m:ctrlPr>
+                </m:sSupPr>
+                <m:e>
+                  <m:r>
+                    <w:rPr>
+                      <w:rFonts w:ascii="Cambria Math" w:hAnsi="Cambria Math"/>
+                    </w:rPr>
+                    <m:t>c</m:t>
+                  </m:r>
+                </m:e>
+                <m:sup>
+                  <m:r>
+                    <w:rPr>
+                      <w:rFonts w:ascii="Cambria Math" w:hAnsi="Cambria Math"/>
+                    </w:rPr>
+                    <m:t>2</m:t>
+                  </m:r>
+                </m:sup>
+              </m:sSup>
+            </m:num>
+            <m:den>
+              <m:sSup>
+                <m:sSupPr>
+                  <m:ctrlPr>
+                    <w:rPr>
+                      <w:rFonts w:ascii="Cambria Math" w:hAnsi="Cambria Math"/>
+                      <w:i/>
+                    </w:rPr>
+                  </m:ctrlPr>
+                </m:sSupPr>
+                <m:e>
+                  <m:r>
+                    <w:rPr>
+                      <w:rFonts w:ascii="Cambria Math" w:hAnsi="Cambria Math" w:hint="eastAsia"/>
+                    </w:rPr>
+                    <m:t>R</m:t>
+                  </m:r>
+                </m:e>
+                <m:sup>
+                  <m:r>
+                    <w:rPr>
+                      <w:rFonts w:ascii="Cambria Math" w:hAnsi="Cambria Math"/>
+                    </w:rPr>
+                    <m:t>2</m:t>
+                  </m:r>
+                </m:sup>
+              </m:sSup>
+            </m:den>
+          </m:f>
+          <m:r>
+            <w:rPr>
+              <w:rFonts w:ascii="Cambria Math" w:hAnsi="Cambria Math"/>
+            </w:rPr>
+            <m:t>=iE</m:t>
+          </m:r>
+          <m:sSup>
+            <m:sSupPr>
+              <m:ctrlPr>
+                <w:rPr>
+                  <w:rFonts w:ascii="Cambria Math" w:hAnsi="Cambria Math"/>
+                  <w:i/>
+                </w:rPr>
+              </m:ctrlPr>
+            </m:sSupPr>
+            <m:e>
+              <m:r>
+                <w:rPr>
+                  <w:rFonts w:ascii="Cambria Math" w:hAnsi="Cambria Math"/>
+                </w:rPr>
+                <m:t>e</m:t>
+              </m:r>
+            </m:e>
+            <m:sup>
+              <m:r>
+                <w:rPr>
+                  <w:rFonts w:ascii="Cambria Math" w:hAnsi="Cambria Math"/>
+                </w:rPr>
+                <m:t>i</m:t>
+              </m:r>
+              <m:r>
+                <w:rPr>
+                  <w:rFonts w:ascii="Cambria Math" w:hAnsi="Cambria Math" w:cs="Cambria Math"/>
+                </w:rPr>
+                <m:t>c</m:t>
+              </m:r>
+              <m:r>
+                <w:rPr>
+                  <w:rFonts w:ascii="Cambria Math" w:hAnsi="Cambria Math"/>
+                </w:rPr>
+                <m:t>t</m:t>
+              </m:r>
+            </m:sup>
+          </m:sSup>
+          <m:r>
+            <w:rPr>
+              <w:rFonts w:ascii="Cambria Math" w:hAnsi="Cambria Math"/>
+            </w:rPr>
+            <m:t>=E</m:t>
+          </m:r>
+          <m:sSup>
+            <m:sSupPr>
+              <m:ctrlPr>
+                <w:rPr>
+                  <w:rFonts w:ascii="Cambria Math" w:hAnsi="Cambria Math"/>
+                  <w:i/>
+                </w:rPr>
+              </m:ctrlPr>
+            </m:sSupPr>
+            <m:e>
+              <m:r>
+                <w:rPr>
+                  <w:rFonts w:ascii="Cambria Math" w:hAnsi="Cambria Math"/>
+                </w:rPr>
+                <m:t>e</m:t>
+              </m:r>
+            </m:e>
+            <m:sup>
+              <m:f>
+                <m:fPr>
+                  <m:ctrlPr>
+                    <w:rPr>
+                      <w:rFonts w:ascii="Cambria Math" w:hAnsi="Cambria Math"/>
+                      <w:i/>
+                    </w:rPr>
+                  </m:ctrlPr>
+                </m:fPr>
+                <m:num>
+                  <m:r>
+                    <w:rPr>
+                      <w:rFonts w:ascii="Cambria Math" w:hAnsi="Cambria Math" w:hint="eastAsia"/>
+                    </w:rPr>
+                    <m:t>i</m:t>
+                  </m:r>
+                  <m:r>
+                    <w:rPr>
+                      <w:rFonts w:ascii="Cambria Math" w:hAnsi="Cambria Math"/>
+                    </w:rPr>
+                    <m:t>π</m:t>
+                  </m:r>
+                </m:num>
+                <m:den>
+                  <m:r>
+                    <w:rPr>
+                      <w:rFonts w:ascii="Cambria Math" w:hAnsi="Cambria Math"/>
+                    </w:rPr>
+                    <m:t>2</m:t>
+                  </m:r>
+                </m:den>
+              </m:f>
+              <m:r>
+                <w:rPr>
+                  <w:rFonts w:ascii="Cambria Math" w:hAnsi="Cambria Math"/>
+                </w:rPr>
+                <m:t>+</m:t>
+              </m:r>
+              <m:r>
+                <w:rPr>
+                  <w:rFonts w:ascii="Cambria Math" w:hAnsi="Cambria Math"/>
+                </w:rPr>
+                <m:t>i</m:t>
+              </m:r>
+              <m:r>
+                <w:rPr>
+                  <w:rFonts w:ascii="Cambria Math" w:hAnsi="Cambria Math" w:cs="Cambria Math"/>
+                </w:rPr>
+                <m:t>c</m:t>
+              </m:r>
+              <m:r>
+                <w:rPr>
+                  <w:rFonts w:ascii="Cambria Math" w:hAnsi="Cambria Math"/>
+                </w:rPr>
+                <m:t>t</m:t>
+              </m:r>
+            </m:sup>
+          </m:sSup>
+          <m:r>
+            <w:rPr>
+              <w:rFonts w:ascii="Cambria Math" w:hAnsi="Cambria Math"/>
+            </w:rPr>
+            <m:t>=E</m:t>
+          </m:r>
+          <m:d>
+            <m:dPr>
+              <m:begChr m:val="["/>
+              <m:endChr m:val="]"/>
+              <m:ctrlPr>
+                <w:rPr>
+                  <w:rFonts w:ascii="Cambria Math" w:hAnsi="Cambria Math"/>
+                  <w:i/>
+                </w:rPr>
+              </m:ctrlPr>
+            </m:dPr>
+            <m:e>
+              <m:func>
+                <m:funcPr>
+                  <m:ctrlPr>
+                    <w:rPr>
+                      <w:rFonts w:ascii="Cambria Math" w:hAnsi="Cambria Math"/>
+                      <w:i/>
+                    </w:rPr>
+                  </m:ctrlPr>
+                </m:funcPr>
+                <m:fName>
+                  <m:r>
+                    <m:rPr>
+                      <m:sty m:val="p"/>
+                    </m:rPr>
+                    <w:rPr>
+                      <w:rFonts w:ascii="Cambria Math" w:hAnsi="Cambria Math"/>
+                    </w:rPr>
+                    <m:t>cos</m:t>
+                  </m:r>
+                </m:fName>
+                <m:e>
+                  <m:d>
+                    <m:dPr>
+                      <m:ctrlPr>
+                        <w:rPr>
+                          <w:rFonts w:ascii="Cambria Math" w:hAnsi="Cambria Math"/>
+                          <w:i/>
+                        </w:rPr>
+                      </m:ctrlPr>
+                    </m:dPr>
+                    <m:e>
+                      <m:f>
+                        <m:fPr>
+                          <m:ctrlPr>
+                            <w:rPr>
+                              <w:rFonts w:ascii="Cambria Math" w:hAnsi="Cambria Math"/>
+                              <w:i/>
+                            </w:rPr>
+                          </m:ctrlPr>
+                        </m:fPr>
+                        <m:num>
+                          <m:r>
+                            <w:rPr>
+                              <w:rFonts w:ascii="Cambria Math" w:hAnsi="Cambria Math"/>
+                            </w:rPr>
+                            <m:t>π</m:t>
+                          </m:r>
+                        </m:num>
+                        <m:den>
+                          <m:r>
+                            <w:rPr>
+                              <w:rFonts w:ascii="Cambria Math" w:hAnsi="Cambria Math"/>
+                            </w:rPr>
+                            <m:t>2</m:t>
+                          </m:r>
+                        </m:den>
+                      </m:f>
+                      <m:r>
+                        <w:rPr>
+                          <w:rFonts w:ascii="Cambria Math" w:hAnsi="Cambria Math" w:cs="Cambria Math"/>
+                        </w:rPr>
+                        <m:t>+</m:t>
+                      </m:r>
+                      <m:r>
+                        <w:rPr>
+                          <w:rFonts w:ascii="Cambria Math" w:hAnsi="Cambria Math" w:cs="Cambria Math" w:hint="eastAsia"/>
+                        </w:rPr>
+                        <m:t>c</m:t>
+                      </m:r>
+                      <m:r>
+                        <w:rPr>
+                          <w:rFonts w:ascii="Cambria Math" w:hAnsi="Cambria Math"/>
+                        </w:rPr>
+                        <m:t>t</m:t>
+                      </m:r>
+                    </m:e>
+                  </m:d>
+                </m:e>
+              </m:func>
+              <m:r>
+                <w:rPr>
+                  <w:rFonts w:ascii="Cambria Math" w:hAnsi="Cambria Math"/>
+                </w:rPr>
+                <m:t>+i∙</m:t>
+              </m:r>
+              <m:func>
+                <m:funcPr>
+                  <m:ctrlPr>
+                    <w:rPr>
+                      <w:rFonts w:ascii="Cambria Math" w:hAnsi="Cambria Math"/>
+                      <w:i/>
+                    </w:rPr>
+                  </m:ctrlPr>
+                </m:funcPr>
+                <m:fName>
+                  <m:r>
+                    <m:rPr>
+                      <m:sty m:val="p"/>
+                    </m:rPr>
+                    <w:rPr>
+                      <w:rFonts w:ascii="Cambria Math" w:hAnsi="Cambria Math"/>
+                    </w:rPr>
+                    <m:t>sin</m:t>
+                  </m:r>
+                </m:fName>
+                <m:e>
+                  <m:d>
+                    <m:dPr>
+                      <m:ctrlPr>
+                        <w:rPr>
+                          <w:rFonts w:ascii="Cambria Math" w:hAnsi="Cambria Math"/>
+                          <w:i/>
+                        </w:rPr>
+                      </m:ctrlPr>
+                    </m:dPr>
+                    <m:e>
+                      <m:f>
+                        <m:fPr>
+                          <m:ctrlPr>
+                            <w:rPr>
+                              <w:rFonts w:ascii="Cambria Math" w:hAnsi="Cambria Math"/>
+                              <w:i/>
+                            </w:rPr>
+                          </m:ctrlPr>
+                        </m:fPr>
+                        <m:num>
+                          <m:r>
+                            <w:rPr>
+                              <w:rFonts w:ascii="Cambria Math" w:hAnsi="Cambria Math"/>
+                            </w:rPr>
+                            <m:t>π</m:t>
+                          </m:r>
+                        </m:num>
+                        <m:den>
+                          <m:r>
+                            <w:rPr>
+                              <w:rFonts w:ascii="Cambria Math" w:hAnsi="Cambria Math"/>
+                            </w:rPr>
+                            <m:t>2</m:t>
+                          </m:r>
+                        </m:den>
+                      </m:f>
+                      <m:r>
+                        <w:rPr>
+                          <w:rFonts w:ascii="Cambria Math" w:hAnsi="Cambria Math" w:cs="Cambria Math"/>
+                        </w:rPr>
+                        <m:t>+</m:t>
+                      </m:r>
+                      <m:r>
+                        <w:rPr>
+                          <w:rFonts w:ascii="Cambria Math" w:hAnsi="Cambria Math" w:cs="Cambria Math" w:hint="eastAsia"/>
+                        </w:rPr>
+                        <m:t>c</m:t>
+                      </m:r>
+                      <m:r>
+                        <w:rPr>
+                          <w:rFonts w:ascii="Cambria Math" w:hAnsi="Cambria Math"/>
+                        </w:rPr>
+                        <m:t>t</m:t>
+                      </m:r>
+                    </m:e>
+                  </m:d>
+                </m:e>
+              </m:func>
+            </m:e>
+          </m:d>
+        </m:oMath>
+      </m:oMathPara>
+    </w:p>
+    <w:p>
+      <w:r>
+        <w:rPr>
+          <w:rFonts w:hint="eastAsia"/>
+        </w:rPr>
+        <w:t>由于右侧有</w:t>
+      </w:r>
+      <m:oMath>
+        <m:r>
+          <w:rPr>
+            <w:rFonts w:ascii="Cambria Math" w:hAnsi="Cambria Math"/>
+          </w:rPr>
+          <m:t>i</m:t>
+        </m:r>
+      </m:oMath>
+      <w:r>
+        <w:rPr>
+          <w:rFonts w:hint="eastAsia"/>
+        </w:rPr>
+        <w:t>，左侧的</w:t>
+      </w:r>
+      <m:oMath>
+        <m:sSup>
+          <m:sSupPr>
+            <m:ctrlPr>
+              <w:rPr>
+                <w:rFonts w:ascii="Cambria Math" w:hAnsi="Cambria Math"/>
+                <w:i/>
+              </w:rPr>
+            </m:ctrlPr>
+          </m:sSupPr>
+          <m:e>
+            <m:r>
+              <w:rPr>
+                <w:rFonts w:ascii="Cambria Math" w:hAnsi="Cambria Math" w:hint="eastAsia"/>
+              </w:rPr>
+              <m:t>R</m:t>
+            </m:r>
+          </m:e>
+          <m:sup>
+            <m:r>
+              <w:rPr>
+                <w:rFonts w:ascii="Cambria Math" w:hAnsi="Cambria Math"/>
+              </w:rPr>
+              <m:t>2</m:t>
+            </m:r>
+          </m:sup>
+        </m:sSup>
+      </m:oMath>
+      <w:r>
+        <w:rPr>
+          <w:rFonts w:hint="eastAsia"/>
+        </w:rPr>
+        <w:t>和</w:t>
+      </w:r>
+      <m:oMath>
+        <m:sSup>
+          <m:sSupPr>
+            <m:ctrlPr>
+              <w:rPr>
+                <w:rFonts w:ascii="Cambria Math" w:hAnsi="Cambria Math"/>
+                <w:i/>
+              </w:rPr>
+            </m:ctrlPr>
+          </m:sSupPr>
+          <m:e>
+            <m:r>
+              <w:rPr>
+                <w:rFonts w:ascii="Cambria Math" w:hAnsi="Cambria Math" w:hint="eastAsia"/>
+              </w:rPr>
+              <m:t>c</m:t>
+            </m:r>
+          </m:e>
+          <m:sup>
+            <m:r>
+              <w:rPr>
+                <w:rFonts w:ascii="Cambria Math" w:hAnsi="Cambria Math"/>
+              </w:rPr>
+              <m:t>2</m:t>
+            </m:r>
+          </m:sup>
+        </m:sSup>
+      </m:oMath>
+      <w:r>
+        <w:rPr>
+          <w:rFonts w:hint="eastAsia"/>
+        </w:rPr>
+        <w:t>的关系是垂直的。</w:t>
+      </w:r>
+      <w:r>
+        <w:rPr>
+          <w:rFonts w:hint="eastAsia"/>
+        </w:rPr>
+        <w:t>也就是说这个场若要保持各个层面上的时间进度一致，越是外圈的</w:t>
+      </w:r>
+      <w:r>
+        <w:rPr>
+          <w:rFonts w:hint="eastAsia"/>
+        </w:rPr>
+        <w:t>切向线速度越大</w:t>
+      </w:r>
+      <w:r>
+        <w:rPr>
+          <w:rFonts w:hint="eastAsia"/>
+        </w:rPr>
+        <w:t>。而若要保持</w:t>
+      </w:r>
+      <w:r>
+        <w:rPr>
+          <w:rFonts w:hint="eastAsia"/>
+        </w:rPr>
+        <w:t>切向线速度一致</w:t>
+      </w:r>
+      <w:r>
+        <w:rPr>
+          <w:rFonts w:hint="eastAsia"/>
+        </w:rPr>
+        <w:t>，越是内圈时间步进越小也就是增长速度越缓慢。</w:t>
+      </w:r>
+      <m:oMath>
+        <m:r>
+          <w:rPr>
+            <w:rFonts w:ascii="Cambria Math" w:hAnsi="Cambria Math" w:cs="Cambria Math" w:hint="eastAsia"/>
+          </w:rPr>
+          <m:t>c</m:t>
+        </m:r>
+        <m:r>
+          <w:rPr>
+            <w:rFonts w:ascii="Cambria Math" w:hAnsi="Cambria Math"/>
+          </w:rPr>
+          <m:t>t</m:t>
+        </m:r>
+      </m:oMath>
+      <w:r>
+        <w:rPr>
+          <w:rFonts w:hint="eastAsia"/>
+        </w:rPr>
+        <w:t>本身也可以理解为相继的两个层次，</w:t>
+      </w:r>
+    </w:p>
+    <w:p>
+      <w:pPr>
+        <w:rPr>
+          <w:rFonts w:hint="eastAsia"/>
+        </w:rPr>
+      </w:pPr>
+      <m:oMathPara>
+        <m:oMath>
+          <m:f>
+            <m:fPr>
+              <m:ctrlPr>
+                <w:rPr>
+                  <w:rFonts w:ascii="Cambria Math" w:hAnsi="Cambria Math"/>
+                  <w:i/>
+                </w:rPr>
+              </m:ctrlPr>
+            </m:fPr>
+            <m:num>
+              <m:sSup>
+                <m:sSupPr>
+                  <m:ctrlPr>
+                    <w:rPr>
+                      <w:rFonts w:ascii="Cambria Math" w:hAnsi="Cambria Math"/>
+                      <w:i/>
+                    </w:rPr>
+                  </m:ctrlPr>
+                </m:sSupPr>
+                <m:e>
+                  <m:r>
+                    <w:rPr>
+                      <w:rFonts w:ascii="Cambria Math" w:hAnsi="Cambria Math"/>
+                    </w:rPr>
+                    <m:t>c</m:t>
+                  </m:r>
+                </m:e>
+                <m:sup>
+                  <m:r>
+                    <w:rPr>
+                      <w:rFonts w:ascii="Cambria Math" w:hAnsi="Cambria Math"/>
+                    </w:rPr>
+                    <m:t>2</m:t>
+                  </m:r>
+                </m:sup>
+              </m:sSup>
+            </m:num>
+            <m:den>
+              <m:sSup>
+                <m:sSupPr>
+                  <m:ctrlPr>
+                    <w:rPr>
+                      <w:rFonts w:ascii="Cambria Math" w:hAnsi="Cambria Math"/>
+                      <w:i/>
+                    </w:rPr>
+                  </m:ctrlPr>
+                </m:sSupPr>
+                <m:e>
+                  <m:r>
+                    <w:rPr>
+                      <w:rFonts w:ascii="Cambria Math" w:hAnsi="Cambria Math" w:hint="eastAsia"/>
+                    </w:rPr>
+                    <m:t>R</m:t>
+                  </m:r>
+                </m:e>
+                <m:sup>
+                  <m:r>
+                    <w:rPr>
+                      <w:rFonts w:ascii="Cambria Math" w:hAnsi="Cambria Math"/>
+                    </w:rPr>
+                    <m:t>2</m:t>
+                  </m:r>
+                </m:sup>
+              </m:sSup>
+            </m:den>
+          </m:f>
+          <m:r>
+            <w:rPr>
+              <w:rFonts w:ascii="Cambria Math" w:hAnsi="Cambria Math"/>
+            </w:rPr>
+            <m:t>=iE</m:t>
+          </m:r>
+          <m:sSup>
+            <m:sSupPr>
+              <m:ctrlPr>
+                <w:rPr>
+                  <w:rFonts w:ascii="Cambria Math" w:hAnsi="Cambria Math"/>
+                  <w:i/>
+                </w:rPr>
+              </m:ctrlPr>
+            </m:sSupPr>
+            <m:e>
+              <m:r>
+                <w:rPr>
+                  <w:rFonts w:ascii="Cambria Math" w:hAnsi="Cambria Math"/>
+                </w:rPr>
+                <m:t>e</m:t>
+              </m:r>
+            </m:e>
+            <m:sup>
+              <m:r>
+                <w:rPr>
+                  <w:rFonts w:ascii="Cambria Math" w:hAnsi="Cambria Math"/>
+                </w:rPr>
+                <m:t>i</m:t>
+              </m:r>
+              <m:r>
+                <w:rPr>
+                  <w:rFonts w:ascii="Cambria Math" w:hAnsi="Cambria Math" w:cs="Cambria Math"/>
+                </w:rPr>
+                <m:t>c</m:t>
+              </m:r>
+              <m:r>
+                <w:rPr>
+                  <w:rFonts w:ascii="Cambria Math" w:hAnsi="Cambria Math"/>
+                </w:rPr>
+                <m:t>t</m:t>
+              </m:r>
+            </m:sup>
+          </m:sSup>
+          <m:r>
+            <w:rPr>
+              <w:rFonts w:ascii="Cambria Math" w:hAnsi="Cambria Math"/>
+            </w:rPr>
+            <m:t>=</m:t>
+          </m:r>
+          <m:r>
+            <w:rPr>
+              <w:rFonts w:ascii="Cambria Math" w:hAnsi="Cambria Math"/>
+            </w:rPr>
+            <m:t>iE</m:t>
+          </m:r>
+          <m:sSup>
+            <m:sSupPr>
+              <m:ctrlPr>
+                <w:rPr>
+                  <w:rFonts w:ascii="Cambria Math" w:hAnsi="Cambria Math"/>
+                  <w:i/>
+                </w:rPr>
+              </m:ctrlPr>
+            </m:sSupPr>
+            <m:e>
+              <m:d>
+                <m:dPr>
+                  <m:ctrlPr>
+                    <w:rPr>
+                      <w:rFonts w:ascii="Cambria Math" w:hAnsi="Cambria Math"/>
+                      <w:i/>
+                    </w:rPr>
+                  </m:ctrlPr>
+                </m:dPr>
+                <m:e>
+                  <m:sSup>
+                    <m:sSupPr>
+                      <m:ctrlPr>
+                        <w:rPr>
+                          <w:rFonts w:ascii="Cambria Math" w:hAnsi="Cambria Math"/>
+                          <w:i/>
+                        </w:rPr>
+                      </m:ctrlPr>
+                    </m:sSupPr>
+                    <m:e>
+                      <m:r>
+                        <w:rPr>
+                          <w:rFonts w:ascii="Cambria Math" w:hAnsi="Cambria Math"/>
+                        </w:rPr>
+                        <m:t>e</m:t>
+                      </m:r>
+                    </m:e>
+                    <m:sup>
+                      <m:r>
+                        <w:rPr>
+                          <w:rFonts w:ascii="Cambria Math" w:hAnsi="Cambria Math"/>
+                        </w:rPr>
+                        <m:t>i</m:t>
+                      </m:r>
+                      <m:r>
+                        <w:rPr>
+                          <w:rFonts w:ascii="Cambria Math" w:hAnsi="Cambria Math" w:cs="Cambria Math"/>
+                        </w:rPr>
+                        <m:t>c</m:t>
+                      </m:r>
+                    </m:sup>
+                  </m:sSup>
+                </m:e>
+              </m:d>
+            </m:e>
+            <m:sup>
+              <m:r>
+                <w:rPr>
+                  <w:rFonts w:ascii="Cambria Math" w:hAnsi="Cambria Math"/>
+                </w:rPr>
+                <m:t>t</m:t>
+              </m:r>
+            </m:sup>
+          </m:sSup>
+          <m:r>
+            <w:rPr>
+              <w:rFonts w:ascii="Cambria Math" w:hAnsi="Cambria Math"/>
+            </w:rPr>
+            <m:t>=iE</m:t>
+          </m:r>
+          <m:sSup>
+            <m:sSupPr>
+              <m:ctrlPr>
+                <w:rPr>
+                  <w:rFonts w:ascii="Cambria Math" w:hAnsi="Cambria Math"/>
+                  <w:i/>
+                </w:rPr>
+              </m:ctrlPr>
+            </m:sSupPr>
+            <m:e>
+              <m:d>
+                <m:dPr>
+                  <m:ctrlPr>
+                    <w:rPr>
+                      <w:rFonts w:ascii="Cambria Math" w:hAnsi="Cambria Math"/>
+                      <w:i/>
+                    </w:rPr>
+                  </m:ctrlPr>
+                </m:dPr>
+                <m:e>
+                  <m:func>
+                    <m:funcPr>
+                      <m:ctrlPr>
+                        <w:rPr>
+                          <w:rFonts w:ascii="Cambria Math" w:hAnsi="Cambria Math"/>
+                          <w:i/>
+                        </w:rPr>
+                      </m:ctrlPr>
+                    </m:funcPr>
+                    <m:fName>
+                      <m:r>
+                        <m:rPr>
+                          <m:sty m:val="p"/>
+                        </m:rPr>
+                        <w:rPr>
+                          <w:rFonts w:ascii="Cambria Math" w:hAnsi="Cambria Math"/>
+                        </w:rPr>
+                        <m:t>cos</m:t>
+                      </m:r>
+                    </m:fName>
+                    <m:e>
+                      <m:r>
+                        <w:rPr>
+                          <w:rFonts w:ascii="Cambria Math" w:hAnsi="Cambria Math" w:cs="Cambria Math" w:hint="eastAsia"/>
+                        </w:rPr>
+                        <m:t>c</m:t>
+                      </m:r>
+                    </m:e>
+                  </m:func>
+                  <m:r>
+                    <w:rPr>
+                      <w:rFonts w:ascii="Cambria Math" w:hAnsi="Cambria Math"/>
+                    </w:rPr>
+                    <m:t>+i∙</m:t>
+                  </m:r>
+                  <m:func>
+                    <m:funcPr>
+                      <m:ctrlPr>
+                        <w:rPr>
+                          <w:rFonts w:ascii="Cambria Math" w:hAnsi="Cambria Math"/>
+                          <w:i/>
+                        </w:rPr>
+                      </m:ctrlPr>
+                    </m:funcPr>
+                    <m:fName>
+                      <m:r>
+                        <m:rPr>
+                          <m:sty m:val="p"/>
+                        </m:rPr>
+                        <w:rPr>
+                          <w:rFonts w:ascii="Cambria Math" w:hAnsi="Cambria Math"/>
+                        </w:rPr>
+                        <m:t>sin</m:t>
+                      </m:r>
+                    </m:fName>
+                    <m:e>
+                      <m:r>
+                        <w:rPr>
+                          <w:rFonts w:ascii="Cambria Math" w:hAnsi="Cambria Math" w:cs="Cambria Math"/>
+                        </w:rPr>
+                        <m:t>c</m:t>
+                      </m:r>
+                    </m:e>
+                  </m:func>
+                </m:e>
+              </m:d>
+            </m:e>
+            <m:sup>
+              <m:r>
+                <w:rPr>
+                  <w:rFonts w:ascii="Cambria Math" w:hAnsi="Cambria Math"/>
+                </w:rPr>
+                <m:t>t</m:t>
+              </m:r>
+            </m:sup>
+          </m:sSup>
+        </m:oMath>
+      </m:oMathPara>
+    </w:p>
+    <w:p>
+      <w:pPr>
+        <w:rPr>
+          <w:rFonts w:hint="eastAsia"/>
+          <w:i/>
+        </w:rPr>
+      </w:pPr>
+      <m:oMathPara>
+        <m:oMath>
+          <m:f>
+            <m:fPr>
+              <m:ctrlPr>
+                <w:rPr>
+                  <w:rFonts w:ascii="Cambria Math" w:hAnsi="Cambria Math"/>
+                  <w:i/>
+                </w:rPr>
+              </m:ctrlPr>
+            </m:fPr>
+            <m:num>
+              <m:sSup>
+                <m:sSupPr>
+                  <m:ctrlPr>
+                    <w:rPr>
+                      <w:rFonts w:ascii="Cambria Math" w:hAnsi="Cambria Math"/>
+                      <w:i/>
+                    </w:rPr>
+                  </m:ctrlPr>
+                </m:sSupPr>
+                <m:e>
+                  <m:r>
+                    <w:rPr>
+                      <w:rFonts w:ascii="Cambria Math" w:hAnsi="Cambria Math"/>
+                    </w:rPr>
+                    <m:t>c</m:t>
+                  </m:r>
+                </m:e>
+                <m:sup>
+                  <m:r>
+                    <w:rPr>
+                      <w:rFonts w:ascii="Cambria Math" w:hAnsi="Cambria Math"/>
+                    </w:rPr>
+                    <m:t>2</m:t>
+                  </m:r>
+                </m:sup>
+              </m:sSup>
+            </m:num>
+            <m:den>
+              <m:sSup>
+                <m:sSupPr>
+                  <m:ctrlPr>
+                    <w:rPr>
+                      <w:rFonts w:ascii="Cambria Math" w:hAnsi="Cambria Math"/>
+                      <w:i/>
+                    </w:rPr>
+                  </m:ctrlPr>
+                </m:sSupPr>
+                <m:e>
+                  <m:r>
+                    <w:rPr>
+                      <w:rFonts w:ascii="Cambria Math" w:hAnsi="Cambria Math" w:hint="eastAsia"/>
+                    </w:rPr>
+                    <m:t>R</m:t>
+                  </m:r>
+                </m:e>
+                <m:sup>
+                  <m:r>
+                    <w:rPr>
+                      <w:rFonts w:ascii="Cambria Math" w:hAnsi="Cambria Math"/>
+                    </w:rPr>
+                    <m:t>2</m:t>
+                  </m:r>
+                </m:sup>
+              </m:sSup>
+            </m:den>
+          </m:f>
+          <m:r>
+            <w:rPr>
+              <w:rFonts w:ascii="Cambria Math" w:hAnsi="Cambria Math"/>
+            </w:rPr>
+            <m:t>=iE</m:t>
+          </m:r>
+          <m:sSup>
+            <m:sSupPr>
+              <m:ctrlPr>
+                <w:rPr>
+                  <w:rFonts w:ascii="Cambria Math" w:hAnsi="Cambria Math"/>
+                  <w:i/>
+                </w:rPr>
+              </m:ctrlPr>
+            </m:sSupPr>
+            <m:e>
+              <m:r>
+                <w:rPr>
+                  <w:rFonts w:ascii="Cambria Math" w:hAnsi="Cambria Math"/>
+                </w:rPr>
+                <m:t>e</m:t>
+              </m:r>
+            </m:e>
+            <m:sup>
+              <m:r>
+                <w:rPr>
+                  <w:rFonts w:ascii="Cambria Math" w:hAnsi="Cambria Math"/>
+                </w:rPr>
+                <m:t>i</m:t>
+              </m:r>
+              <m:r>
+                <w:rPr>
+                  <w:rFonts w:ascii="Cambria Math" w:hAnsi="Cambria Math" w:cs="Cambria Math"/>
+                </w:rPr>
+                <m:t>c</m:t>
+              </m:r>
+              <m:r>
+                <w:rPr>
+                  <w:rFonts w:ascii="Cambria Math" w:hAnsi="Cambria Math"/>
+                </w:rPr>
+                <m:t>t</m:t>
+              </m:r>
+            </m:sup>
+          </m:sSup>
+          <m:r>
+            <w:rPr>
+              <w:rFonts w:ascii="Cambria Math" w:hAnsi="Cambria Math"/>
+            </w:rPr>
+            <m:t>=iE</m:t>
+          </m:r>
+          <m:sSup>
+            <m:sSupPr>
+              <m:ctrlPr>
+                <w:rPr>
+                  <w:rFonts w:ascii="Cambria Math" w:hAnsi="Cambria Math"/>
+                  <w:i/>
+                </w:rPr>
+              </m:ctrlPr>
+            </m:sSupPr>
+            <m:e>
+              <m:d>
+                <m:dPr>
+                  <m:ctrlPr>
+                    <w:rPr>
+                      <w:rFonts w:ascii="Cambria Math" w:hAnsi="Cambria Math"/>
+                      <w:i/>
+                    </w:rPr>
+                  </m:ctrlPr>
+                </m:dPr>
+                <m:e>
+                  <m:sSup>
+                    <m:sSupPr>
+                      <m:ctrlPr>
+                        <w:rPr>
+                          <w:rFonts w:ascii="Cambria Math" w:hAnsi="Cambria Math"/>
+                          <w:i/>
+                        </w:rPr>
+                      </m:ctrlPr>
+                    </m:sSupPr>
+                    <m:e>
+                      <m:r>
+                        <w:rPr>
+                          <w:rFonts w:ascii="Cambria Math" w:hAnsi="Cambria Math"/>
+                        </w:rPr>
+                        <m:t>e</m:t>
+                      </m:r>
+                    </m:e>
+                    <m:sup>
+                      <m:r>
+                        <w:rPr>
+                          <w:rFonts w:ascii="Cambria Math" w:hAnsi="Cambria Math"/>
+                        </w:rPr>
+                        <m:t>i</m:t>
+                      </m:r>
+                      <m:r>
+                        <w:rPr>
+                          <w:rFonts w:ascii="Cambria Math" w:hAnsi="Cambria Math" w:cs="Cambria Math"/>
+                        </w:rPr>
+                        <m:t>t</m:t>
+                      </m:r>
+                    </m:sup>
+                  </m:sSup>
+                </m:e>
+              </m:d>
+            </m:e>
+            <m:sup>
+              <m:r>
+                <w:rPr>
+                  <w:rFonts w:ascii="Cambria Math" w:hAnsi="Cambria Math"/>
+                </w:rPr>
+                <m:t>c</m:t>
+              </m:r>
+            </m:sup>
+          </m:sSup>
+          <m:r>
+            <w:rPr>
+              <w:rFonts w:ascii="Cambria Math" w:hAnsi="Cambria Math"/>
+            </w:rPr>
+            <m:t>=iE</m:t>
+          </m:r>
+          <m:sSup>
+            <m:sSupPr>
+              <m:ctrlPr>
+                <w:rPr>
+                  <w:rFonts w:ascii="Cambria Math" w:hAnsi="Cambria Math"/>
+                  <w:i/>
+                </w:rPr>
+              </m:ctrlPr>
+            </m:sSupPr>
+            <m:e>
+              <m:d>
+                <m:dPr>
+                  <m:ctrlPr>
+                    <w:rPr>
+                      <w:rFonts w:ascii="Cambria Math" w:hAnsi="Cambria Math"/>
+                      <w:i/>
+                    </w:rPr>
+                  </m:ctrlPr>
+                </m:dPr>
+                <m:e>
+                  <m:func>
+                    <m:funcPr>
+                      <m:ctrlPr>
+                        <w:rPr>
+                          <w:rFonts w:ascii="Cambria Math" w:hAnsi="Cambria Math"/>
+                          <w:i/>
+                        </w:rPr>
+                      </m:ctrlPr>
+                    </m:funcPr>
+                    <m:fName>
+                      <m:r>
+                        <m:rPr>
+                          <m:sty m:val="p"/>
+                        </m:rPr>
+                        <w:rPr>
+                          <w:rFonts w:ascii="Cambria Math" w:hAnsi="Cambria Math"/>
+                        </w:rPr>
+                        <m:t>cos</m:t>
+                      </m:r>
+                    </m:fName>
+                    <m:e>
+                      <m:r>
+                        <w:rPr>
+                          <w:rFonts w:ascii="Cambria Math" w:hAnsi="Cambria Math" w:cs="Cambria Math"/>
+                        </w:rPr>
+                        <m:t>t</m:t>
+                      </m:r>
+                    </m:e>
+                  </m:func>
+                  <m:r>
+                    <w:rPr>
+                      <w:rFonts w:ascii="Cambria Math" w:hAnsi="Cambria Math"/>
+                    </w:rPr>
+                    <m:t>+i∙</m:t>
+                  </m:r>
+                  <m:func>
+                    <m:funcPr>
+                      <m:ctrlPr>
+                        <w:rPr>
+                          <w:rFonts w:ascii="Cambria Math" w:hAnsi="Cambria Math"/>
+                          <w:i/>
+                        </w:rPr>
+                      </m:ctrlPr>
+                    </m:funcPr>
+                    <m:fName>
+                      <m:r>
+                        <m:rPr>
+                          <m:sty m:val="p"/>
+                        </m:rPr>
+                        <w:rPr>
+                          <w:rFonts w:ascii="Cambria Math" w:hAnsi="Cambria Math"/>
+                        </w:rPr>
+                        <m:t>sin</m:t>
+                      </m:r>
+                    </m:fName>
+                    <m:e>
+                      <m:r>
+                        <w:rPr>
+                          <w:rFonts w:ascii="Cambria Math" w:hAnsi="Cambria Math" w:cs="Cambria Math"/>
+                        </w:rPr>
+                        <m:t>t</m:t>
+                      </m:r>
+                    </m:e>
+                  </m:func>
+                </m:e>
+              </m:d>
+            </m:e>
+            <m:sup>
+              <m:r>
+                <w:rPr>
+                  <w:rFonts w:ascii="Cambria Math" w:hAnsi="Cambria Math"/>
+                </w:rPr>
+                <m:t>c</m:t>
+              </m:r>
+            </m:sup>
+          </m:sSup>
+        </m:oMath>
+      </m:oMathPara>
+    </w:p>
+    <w:p>
+      <w:pPr>
+        <w:rPr>
+          <w:rFonts w:hint="eastAsia"/>
+        </w:rPr>
+      </w:pPr>
+      <w:r>
+        <w:rPr>
+          <w:rFonts w:hint="eastAsia"/>
+        </w:rPr>
+        <w:t>这样理解的话，</w:t>
+      </w:r>
+      <m:oMath>
+        <m:r>
+          <w:rPr>
+            <w:rFonts w:ascii="Cambria Math" w:hAnsi="Cambria Math" w:cs="Cambria Math"/>
+          </w:rPr>
+          <m:t>c</m:t>
+        </m:r>
+      </m:oMath>
+      <w:r>
+        <w:rPr>
+          <w:rFonts w:hint="eastAsia"/>
+        </w:rPr>
+        <w:t>和</w:t>
+      </w:r>
+      <m:oMath>
+        <m:r>
+          <w:rPr>
+            <w:rFonts w:ascii="Cambria Math" w:hAnsi="Cambria Math" w:cs="Cambria Math" w:hint="eastAsia"/>
+          </w:rPr>
+          <m:t>t</m:t>
+        </m:r>
+      </m:oMath>
+      <w:r>
+        <w:rPr>
+          <w:rFonts w:hint="eastAsia"/>
+        </w:rPr>
+        <w:t>因为具有等位关系而具有了某种程度上的等价性。</w:t>
+      </w:r>
+      <w:r>
+        <w:rPr>
+          <w:rFonts w:hint="eastAsia"/>
+        </w:rPr>
+        <w:t>而</w:t>
+      </w:r>
+      <m:oMath>
+        <m:r>
+          <w:rPr>
+            <w:rFonts w:ascii="Cambria Math" w:hAnsi="Cambria Math" w:cs="Cambria Math"/>
+          </w:rPr>
+          <m:t>c</m:t>
+        </m:r>
+        <m:r>
+          <w:rPr>
+            <w:rFonts w:ascii="Cambria Math" w:hAnsi="Cambria Math"/>
+          </w:rPr>
+          <m:t>t</m:t>
+        </m:r>
+      </m:oMath>
+      <w:r>
+        <w:rPr>
+          <w:rFonts w:hint="eastAsia"/>
+        </w:rPr>
+        <w:t>之间的大小比例也可以通过调整构成电子的两种震动的时序关系来实现。</w:t>
+      </w:r>
+      <w:r>
+        <w:rPr>
+          <w:rFonts w:hint="eastAsia"/>
+        </w:rPr>
+        <w:t>现在让我们代入质量，</w:t>
+      </w:r>
+      <w:r>
+        <w:rPr>
+          <w:rFonts w:hint="eastAsia"/>
+        </w:rPr>
+        <w:t>把</w:t>
+      </w:r>
+      <m:oMath>
+        <m:r>
+          <w:rPr>
+            <w:rFonts w:ascii="Cambria Math" w:hAnsi="Cambria Math"/>
+          </w:rPr>
+          <m:t>E</m:t>
+        </m:r>
+      </m:oMath>
+      <w:r>
+        <w:rPr>
+          <w:rFonts w:hint="eastAsia"/>
+        </w:rPr>
+        <w:t>换回为</w:t>
+      </w:r>
+      <m:oMath>
+        <m:r>
+          <w:rPr>
+            <w:rFonts w:ascii="Cambria Math" w:hAnsi="Cambria Math"/>
+          </w:rPr>
+          <m:t>C</m:t>
+        </m:r>
+        <m:r>
+          <w:rPr>
+            <w:rFonts w:ascii="Cambria Math" w:hAnsi="Cambria Math" w:hint="eastAsia"/>
+          </w:rPr>
+          <m:t>，</m:t>
+        </m:r>
+      </m:oMath>
+    </w:p>
+    <w:p>
+      <m:oMathPara>
+        <m:oMath>
+          <m:f>
+            <m:fPr>
+              <m:ctrlPr>
+                <w:rPr>
+                  <w:rFonts w:ascii="Cambria Math" w:hAnsi="Cambria Math"/>
+                  <w:i/>
+                </w:rPr>
+              </m:ctrlPr>
+            </m:fPr>
+            <m:num>
+              <m:r>
+                <w:rPr>
+                  <w:rFonts w:ascii="Cambria Math" w:hAnsi="Cambria Math"/>
+                </w:rPr>
+                <m:t>1</m:t>
+              </m:r>
+            </m:num>
+            <m:den>
+              <m:sSup>
+                <m:sSupPr>
+                  <m:ctrlPr>
+                    <w:rPr>
+                      <w:rFonts w:ascii="Cambria Math" w:hAnsi="Cambria Math"/>
+                      <w:i/>
+                    </w:rPr>
+                  </m:ctrlPr>
+                </m:sSupPr>
+                <m:e>
+                  <m:r>
+                    <w:rPr>
+                      <w:rFonts w:ascii="Cambria Math" w:hAnsi="Cambria Math" w:hint="eastAsia"/>
+                    </w:rPr>
+                    <m:t>R</m:t>
+                  </m:r>
+                </m:e>
+                <m:sup>
+                  <m:r>
+                    <w:rPr>
+                      <w:rFonts w:ascii="Cambria Math" w:hAnsi="Cambria Math"/>
+                    </w:rPr>
+                    <m:t>2</m:t>
+                  </m:r>
+                </m:sup>
+              </m:sSup>
+            </m:den>
+          </m:f>
+          <m:r>
+            <w:rPr>
+              <w:rFonts w:ascii="Cambria Math" w:hAnsi="Cambria Math"/>
+            </w:rPr>
+            <m:t>=</m:t>
+          </m:r>
+          <m:f>
+            <m:fPr>
+              <m:ctrlPr>
+                <w:rPr>
+                  <w:rFonts w:ascii="Cambria Math" w:hAnsi="Cambria Math"/>
+                  <w:i/>
+                </w:rPr>
+              </m:ctrlPr>
+            </m:fPr>
+            <m:num>
+              <m:r>
+                <w:rPr>
+                  <w:rFonts w:ascii="Cambria Math" w:hAnsi="Cambria Math"/>
+                </w:rPr>
+                <m:t>1</m:t>
+              </m:r>
+            </m:num>
+            <m:den>
+              <m:sSup>
+                <m:sSupPr>
+                  <m:ctrlPr>
+                    <w:rPr>
+                      <w:rFonts w:ascii="Cambria Math" w:hAnsi="Cambria Math"/>
+                      <w:i/>
+                    </w:rPr>
+                  </m:ctrlPr>
+                </m:sSupPr>
+                <m:e>
+                  <m:r>
+                    <w:rPr>
+                      <w:rFonts w:ascii="Cambria Math" w:hAnsi="Cambria Math"/>
+                    </w:rPr>
+                    <m:t>c</m:t>
+                  </m:r>
+                </m:e>
+                <m:sup>
+                  <m:r>
+                    <w:rPr>
+                      <w:rFonts w:ascii="Cambria Math" w:hAnsi="Cambria Math"/>
+                    </w:rPr>
+                    <m:t>2</m:t>
+                  </m:r>
+                </m:sup>
+              </m:sSup>
+            </m:den>
+          </m:f>
+          <m:r>
+            <w:rPr>
+              <w:rFonts w:ascii="Cambria Math" w:hAnsi="Cambria Math"/>
+            </w:rPr>
+            <m:t>i</m:t>
+          </m:r>
+          <m:r>
+            <w:rPr>
+              <w:rFonts w:ascii="Cambria Math" w:hAnsi="Cambria Math"/>
+            </w:rPr>
+            <m:t>C</m:t>
+          </m:r>
+          <m:sSup>
+            <m:sSupPr>
+              <m:ctrlPr>
+                <w:rPr>
+                  <w:rFonts w:ascii="Cambria Math" w:hAnsi="Cambria Math"/>
+                  <w:i/>
+                </w:rPr>
+              </m:ctrlPr>
+            </m:sSupPr>
+            <m:e>
+              <m:r>
+                <w:rPr>
+                  <w:rFonts w:ascii="Cambria Math" w:hAnsi="Cambria Math"/>
+                </w:rPr>
+                <m:t>e</m:t>
+              </m:r>
+            </m:e>
+            <m:sup>
+              <m:r>
+                <w:rPr>
+                  <w:rFonts w:ascii="Cambria Math" w:hAnsi="Cambria Math"/>
+                </w:rPr>
+                <m:t>i</m:t>
+              </m:r>
+              <m:r>
+                <w:rPr>
+                  <w:rFonts w:ascii="Cambria Math" w:hAnsi="Cambria Math" w:cs="Cambria Math"/>
+                </w:rPr>
+                <m:t>c</m:t>
+              </m:r>
+              <m:r>
+                <w:rPr>
+                  <w:rFonts w:ascii="Cambria Math" w:hAnsi="Cambria Math"/>
+                </w:rPr>
+                <m:t>t</m:t>
+              </m:r>
+            </m:sup>
+          </m:sSup>
+        </m:oMath>
+      </m:oMathPara>
+    </w:p>
+    <w:p>
+      <m:oMathPara>
+        <m:oMath>
+          <m:r>
+            <w:rPr>
+              <w:rFonts w:ascii="Cambria Math" w:hAnsi="Cambria Math"/>
+            </w:rPr>
+            <m:t>F=G</m:t>
+          </m:r>
+          <m:f>
+            <m:fPr>
+              <m:ctrlPr>
+                <w:rPr>
+                  <w:rFonts w:ascii="Cambria Math" w:hAnsi="Cambria Math"/>
+                  <w:i/>
+                </w:rPr>
+              </m:ctrlPr>
+            </m:fPr>
+            <m:num>
+              <m:r>
+                <w:rPr>
+                  <w:rFonts w:ascii="Cambria Math" w:hAnsi="Cambria Math"/>
+                </w:rPr>
+                <m:t>Mm</m:t>
+              </m:r>
+            </m:num>
+            <m:den>
+              <m:sSubSup>
+                <m:sSubSupPr>
+                  <m:ctrlPr>
+                    <w:rPr>
+                      <w:rFonts w:ascii="Cambria Math" w:hAnsi="Cambria Math"/>
+                      <w:i/>
+                    </w:rPr>
+                  </m:ctrlPr>
+                </m:sSubSupPr>
+                <m:e>
+                  <m:r>
+                    <w:rPr>
+                      <w:rFonts w:ascii="Cambria Math" w:hAnsi="Cambria Math"/>
+                    </w:rPr>
+                    <m:t>R</m:t>
+                  </m:r>
+                </m:e>
+                <m:sub>
+                  <m:r>
+                    <w:rPr>
+                      <w:rFonts w:ascii="Cambria Math" w:hAnsi="Cambria Math"/>
+                    </w:rPr>
+                    <m:t>s</m:t>
+                  </m:r>
+                </m:sub>
+                <m:sup>
+                  <m:r>
+                    <w:rPr>
+                      <w:rFonts w:ascii="Cambria Math" w:hAnsi="Cambria Math"/>
+                    </w:rPr>
+                    <m:t>2</m:t>
+                  </m:r>
+                </m:sup>
+              </m:sSubSup>
+            </m:den>
+          </m:f>
+        </m:oMath>
+      </m:oMathPara>
+    </w:p>
+    <w:p>
+      <m:oMathPara>
+        <m:oMath>
+          <m:r>
+            <w:rPr>
+              <w:rFonts w:ascii="Cambria Math" w:hAnsi="Cambria Math"/>
+            </w:rPr>
+            <w:lastRenderedPageBreak/>
+            <m:t>g=</m:t>
+          </m:r>
+          <m:f>
+            <m:fPr>
+              <m:ctrlPr>
+                <w:rPr>
+                  <w:rFonts w:ascii="Cambria Math" w:hAnsi="Cambria Math"/>
+                  <w:i/>
+                </w:rPr>
+              </m:ctrlPr>
+            </m:fPr>
+            <m:num>
+              <m:r>
+                <w:rPr>
+                  <w:rFonts w:ascii="Cambria Math" w:hAnsi="Cambria Math"/>
+                </w:rPr>
+                <m:t>G</m:t>
+              </m:r>
+              <m:r>
+                <w:rPr>
+                  <w:rFonts w:ascii="Cambria Math" w:hAnsi="Cambria Math"/>
+                </w:rPr>
+                <m:t>M</m:t>
+              </m:r>
+            </m:num>
+            <m:den>
+              <m:sSubSup>
+                <m:sSubSupPr>
+                  <m:ctrlPr>
+                    <w:rPr>
+                      <w:rFonts w:ascii="Cambria Math" w:hAnsi="Cambria Math"/>
+                      <w:i/>
+                    </w:rPr>
+                  </m:ctrlPr>
+                </m:sSubSupPr>
+                <m:e>
+                  <m:r>
+                    <w:rPr>
+                      <w:rFonts w:ascii="Cambria Math" w:hAnsi="Cambria Math"/>
+                    </w:rPr>
+                    <m:t>R</m:t>
+                  </m:r>
+                </m:e>
+                <m:sub>
+                  <m:r>
+                    <w:rPr>
+                      <w:rFonts w:ascii="Cambria Math" w:hAnsi="Cambria Math"/>
+                    </w:rPr>
+                    <m:t>s</m:t>
+                  </m:r>
+                </m:sub>
+                <m:sup>
+                  <m:r>
+                    <w:rPr>
+                      <w:rFonts w:ascii="Cambria Math" w:hAnsi="Cambria Math"/>
+                    </w:rPr>
+                    <m:t>2</m:t>
+                  </m:r>
+                </m:sup>
+              </m:sSubSup>
+            </m:den>
+          </m:f>
+        </m:oMath>
+      </m:oMathPara>
+    </w:p>
+    <w:p>
+      <m:oMathPara>
+        <m:oMath>
+          <m:r>
+            <w:rPr>
+              <w:rFonts w:ascii="Cambria Math" w:hAnsi="Cambria Math"/>
+            </w:rPr>
+            <m:t>g</m:t>
+          </m:r>
+          <m:r>
+            <w:rPr>
+              <w:rFonts w:ascii="Cambria Math" w:hAnsi="Cambria Math"/>
+            </w:rPr>
+            <m:t>=</m:t>
+          </m:r>
+          <m:r>
+            <w:rPr>
+              <w:rFonts w:ascii="Cambria Math" w:hAnsi="Cambria Math" w:hint="eastAsia"/>
+            </w:rPr>
+            <m:t>G</m:t>
+          </m:r>
+          <m:r>
+            <w:rPr>
+              <w:rFonts w:ascii="Cambria Math" w:hAnsi="Cambria Math"/>
+            </w:rPr>
+            <m:t>M</m:t>
+          </m:r>
+          <m:f>
+            <m:fPr>
+              <m:ctrlPr>
+                <w:rPr>
+                  <w:rFonts w:ascii="Cambria Math" w:hAnsi="Cambria Math"/>
+                  <w:i/>
+                </w:rPr>
+              </m:ctrlPr>
+            </m:fPr>
+            <m:num>
+              <m:r>
+                <w:rPr>
+                  <w:rFonts w:ascii="Cambria Math" w:hAnsi="Cambria Math"/>
+                </w:rPr>
+                <m:t>1</m:t>
+              </m:r>
+            </m:num>
+            <m:den>
+              <m:sSubSup>
+                <m:sSubSupPr>
+                  <m:ctrlPr>
+                    <w:rPr>
+                      <w:rFonts w:ascii="Cambria Math" w:hAnsi="Cambria Math"/>
+                      <w:i/>
+                    </w:rPr>
+                  </m:ctrlPr>
+                </m:sSubSupPr>
+                <m:e>
+                  <m:r>
+                    <w:rPr>
+                      <w:rFonts w:ascii="Cambria Math" w:hAnsi="Cambria Math"/>
+                    </w:rPr>
+                    <m:t>R</m:t>
+                  </m:r>
+                </m:e>
+                <m:sub>
+                  <m:r>
+                    <w:rPr>
+                      <w:rFonts w:ascii="Cambria Math" w:hAnsi="Cambria Math"/>
+                    </w:rPr>
+                    <m:t>s</m:t>
+                  </m:r>
+                </m:sub>
+                <m:sup>
+                  <m:r>
+                    <w:rPr>
+                      <w:rFonts w:ascii="Cambria Math" w:hAnsi="Cambria Math"/>
+                    </w:rPr>
+                    <m:t>2</m:t>
+                  </m:r>
+                </m:sup>
+              </m:sSubSup>
+            </m:den>
+          </m:f>
+        </m:oMath>
+      </m:oMathPara>
+    </w:p>
+    <w:p>
+      <w:r>
+        <w:rPr>
+          <w:rFonts w:hint="eastAsia"/>
+        </w:rPr>
+        <w:t>调整</w:t>
+      </w:r>
+      <m:oMath>
+        <m:sSubSup>
+          <m:sSubSupPr>
+            <m:ctrlPr>
+              <w:rPr>
+                <w:rFonts w:ascii="Cambria Math" w:hAnsi="Cambria Math"/>
+                <w:i/>
+              </w:rPr>
+            </m:ctrlPr>
+          </m:sSubSupPr>
+          <m:e>
+            <m:r>
+              <w:rPr>
+                <w:rFonts w:ascii="Cambria Math" w:hAnsi="Cambria Math"/>
+              </w:rPr>
+              <m:t>R</m:t>
+            </m:r>
+          </m:e>
+          <m:sub>
+            <m:r>
+              <w:rPr>
+                <w:rFonts w:ascii="Cambria Math" w:hAnsi="Cambria Math"/>
+              </w:rPr>
+              <m:t>s</m:t>
+            </m:r>
+          </m:sub>
+          <m:sup>
+            <m:r>
+              <w:rPr>
+                <w:rFonts w:ascii="Cambria Math" w:hAnsi="Cambria Math"/>
+              </w:rPr>
+              <m:t>2</m:t>
+            </m:r>
+          </m:sup>
+        </m:sSubSup>
+      </m:oMath>
+      <w:r>
+        <w:rPr>
+          <w:rFonts w:hint="eastAsia"/>
+        </w:rPr>
+        <w:t>和</w:t>
+      </w:r>
+      <m:oMath>
+        <m:sSup>
+          <m:sSupPr>
+            <m:ctrlPr>
+              <w:rPr>
+                <w:rFonts w:ascii="Cambria Math" w:hAnsi="Cambria Math"/>
+                <w:i/>
+              </w:rPr>
+            </m:ctrlPr>
+          </m:sSupPr>
+          <m:e>
+            <m:r>
+              <w:rPr>
+                <w:rFonts w:ascii="Cambria Math" w:hAnsi="Cambria Math" w:hint="eastAsia"/>
+              </w:rPr>
+              <m:t>R</m:t>
+            </m:r>
+            <m:ctrlPr>
+              <w:rPr>
+                <w:rFonts w:ascii="Cambria Math" w:hAnsi="Cambria Math" w:hint="eastAsia"/>
+                <w:i/>
+              </w:rPr>
+            </m:ctrlPr>
+          </m:e>
+          <m:sup>
+            <m:r>
+              <w:rPr>
+                <w:rFonts w:ascii="Cambria Math" w:hAnsi="Cambria Math"/>
+              </w:rPr>
+              <m:t>2</m:t>
+            </m:r>
+          </m:sup>
+        </m:sSup>
+      </m:oMath>
+      <w:r>
+        <w:rPr>
+          <w:rFonts w:hint="eastAsia"/>
+        </w:rPr>
+        <w:t>的关系，</w:t>
+      </w:r>
+    </w:p>
+    <w:p>
+      <m:oMathPara>
+        <m:oMath>
+          <m:r>
+            <w:rPr>
+              <w:rFonts w:ascii="Cambria Math" w:hAnsi="Cambria Math" w:hint="eastAsia"/>
+            </w:rPr>
+            <m:t>G</m:t>
+          </m:r>
+          <m:r>
+            <w:rPr>
+              <w:rFonts w:ascii="Cambria Math" w:hAnsi="Cambria Math"/>
+            </w:rPr>
+            <m:t>M</m:t>
+          </m:r>
+          <m:f>
+            <m:fPr>
+              <m:ctrlPr>
+                <w:rPr>
+                  <w:rFonts w:ascii="Cambria Math" w:hAnsi="Cambria Math"/>
+                  <w:i/>
+                </w:rPr>
+              </m:ctrlPr>
+            </m:fPr>
+            <m:num>
+              <m:r>
+                <w:rPr>
+                  <w:rFonts w:ascii="Cambria Math" w:hAnsi="Cambria Math"/>
+                </w:rPr>
+                <m:t>1</m:t>
+              </m:r>
+            </m:num>
+            <m:den>
+              <m:sSubSup>
+                <m:sSubSupPr>
+                  <m:ctrlPr>
+                    <w:rPr>
+                      <w:rFonts w:ascii="Cambria Math" w:hAnsi="Cambria Math"/>
+                      <w:i/>
+                    </w:rPr>
+                  </m:ctrlPr>
+                </m:sSubSupPr>
+                <m:e>
+                  <m:r>
+                    <w:rPr>
+                      <w:rFonts w:ascii="Cambria Math" w:hAnsi="Cambria Math"/>
+                    </w:rPr>
+                    <m:t>R</m:t>
+                  </m:r>
+                </m:e>
+                <m:sub>
+                  <m:r>
+                    <w:rPr>
+                      <w:rFonts w:ascii="Cambria Math" w:hAnsi="Cambria Math"/>
+                    </w:rPr>
+                    <m:t>s</m:t>
+                  </m:r>
+                </m:sub>
+                <m:sup>
+                  <m:r>
+                    <w:rPr>
+                      <w:rFonts w:ascii="Cambria Math" w:hAnsi="Cambria Math"/>
+                    </w:rPr>
+                    <m:t>2</m:t>
+                  </m:r>
+                </m:sup>
+              </m:sSubSup>
+            </m:den>
+          </m:f>
+          <m:r>
+            <w:rPr>
+              <w:rFonts w:ascii="Cambria Math" w:hAnsi="Cambria Math"/>
+            </w:rPr>
+            <m:t>=</m:t>
+          </m:r>
+          <m:f>
+            <m:fPr>
+              <m:ctrlPr>
+                <w:rPr>
+                  <w:rFonts w:ascii="Cambria Math" w:hAnsi="Cambria Math"/>
+                  <w:i/>
+                </w:rPr>
+              </m:ctrlPr>
+            </m:fPr>
+            <m:num>
+              <m:r>
+                <w:rPr>
+                  <w:rFonts w:ascii="Cambria Math" w:hAnsi="Cambria Math"/>
+                </w:rPr>
+                <m:t>1</m:t>
+              </m:r>
+            </m:num>
+            <m:den>
+              <m:sSup>
+                <m:sSupPr>
+                  <m:ctrlPr>
+                    <w:rPr>
+                      <w:rFonts w:ascii="Cambria Math" w:hAnsi="Cambria Math"/>
+                      <w:i/>
+                    </w:rPr>
+                  </m:ctrlPr>
+                </m:sSupPr>
+                <m:e>
+                  <m:r>
+                    <w:rPr>
+                      <w:rFonts w:ascii="Cambria Math" w:hAnsi="Cambria Math" w:hint="eastAsia"/>
+                    </w:rPr>
+                    <m:t>R</m:t>
+                  </m:r>
+                </m:e>
+                <m:sup>
+                  <m:r>
+                    <w:rPr>
+                      <w:rFonts w:ascii="Cambria Math" w:hAnsi="Cambria Math"/>
+                    </w:rPr>
+                    <m:t>2</m:t>
+                  </m:r>
+                </m:sup>
+              </m:sSup>
+            </m:den>
+          </m:f>
+          <m:r>
+            <w:rPr>
+              <w:rFonts w:ascii="Cambria Math" w:hAnsi="Cambria Math"/>
+            </w:rPr>
+            <m:t>=</m:t>
+          </m:r>
+          <m:f>
+            <m:fPr>
+              <m:ctrlPr>
+                <w:rPr>
+                  <w:rFonts w:ascii="Cambria Math" w:hAnsi="Cambria Math"/>
+                  <w:i/>
+                </w:rPr>
+              </m:ctrlPr>
+            </m:fPr>
+            <m:num>
+              <m:r>
+                <w:rPr>
+                  <w:rFonts w:ascii="Cambria Math" w:hAnsi="Cambria Math"/>
+                </w:rPr>
+                <m:t>1</m:t>
+              </m:r>
+            </m:num>
+            <m:den>
+              <m:sSup>
+                <m:sSupPr>
+                  <m:ctrlPr>
+                    <w:rPr>
+                      <w:rFonts w:ascii="Cambria Math" w:hAnsi="Cambria Math"/>
+                      <w:i/>
+                    </w:rPr>
+                  </m:ctrlPr>
+                </m:sSupPr>
+                <m:e>
+                  <m:r>
+                    <w:rPr>
+                      <w:rFonts w:ascii="Cambria Math" w:hAnsi="Cambria Math"/>
+                    </w:rPr>
+                    <m:t>c</m:t>
+                  </m:r>
+                </m:e>
+                <m:sup>
+                  <m:r>
+                    <w:rPr>
+                      <w:rFonts w:ascii="Cambria Math" w:hAnsi="Cambria Math"/>
+                    </w:rPr>
+                    <m:t>2</m:t>
+                  </m:r>
+                </m:sup>
+              </m:sSup>
+            </m:den>
+          </m:f>
+          <m:r>
+            <w:rPr>
+              <w:rFonts w:ascii="Cambria Math" w:hAnsi="Cambria Math"/>
+            </w:rPr>
+            <m:t>i</m:t>
+          </m:r>
+          <m:r>
+            <w:rPr>
+              <w:rFonts w:ascii="Cambria Math" w:hAnsi="Cambria Math" w:hint="eastAsia"/>
+            </w:rPr>
+            <m:t>C</m:t>
+          </m:r>
+          <m:sSup>
+            <m:sSupPr>
+              <m:ctrlPr>
+                <w:rPr>
+                  <w:rFonts w:ascii="Cambria Math" w:hAnsi="Cambria Math"/>
+                  <w:i/>
+                </w:rPr>
+              </m:ctrlPr>
+            </m:sSupPr>
+            <m:e>
+              <m:r>
+                <w:rPr>
+                  <w:rFonts w:ascii="Cambria Math" w:hAnsi="Cambria Math"/>
+                </w:rPr>
+                <m:t>e</m:t>
+              </m:r>
+            </m:e>
+            <m:sup>
+              <m:r>
+                <w:rPr>
+                  <w:rFonts w:ascii="Cambria Math" w:hAnsi="Cambria Math"/>
+                </w:rPr>
+                <m:t>i</m:t>
+              </m:r>
+              <m:r>
+                <w:rPr>
+                  <w:rFonts w:ascii="Cambria Math" w:hAnsi="Cambria Math" w:cs="Cambria Math"/>
+                </w:rPr>
+                <m:t>c</m:t>
+              </m:r>
+              <m:r>
+                <w:rPr>
+                  <w:rFonts w:ascii="Cambria Math" w:hAnsi="Cambria Math"/>
+                </w:rPr>
+                <m:t>t</m:t>
+              </m:r>
+            </m:sup>
+          </m:sSup>
+        </m:oMath>
+      </m:oMathPara>
+    </w:p>
+    <w:p>
+      <w:r>
+        <w:rPr>
+          <w:rFonts w:hint="eastAsia"/>
+        </w:rPr>
+        <w:t>对于单位长度，</w:t>
+      </w:r>
+    </w:p>
+    <w:p>
+      <w:pPr>
+        <w:rPr>
+          <w:rFonts w:hint="eastAsia"/>
+        </w:rPr>
+      </w:pPr>
+      <m:oMathPara>
+        <m:oMath>
+          <m:sSubSup>
+            <m:sSubSupPr>
+              <m:ctrlPr>
+                <w:rPr>
+                  <w:rFonts w:ascii="Cambria Math" w:hAnsi="Cambria Math"/>
+                  <w:i/>
+                </w:rPr>
+              </m:ctrlPr>
+            </m:sSubSupPr>
+            <m:e>
+              <m:r>
+                <w:rPr>
+                  <w:rFonts w:ascii="Cambria Math" w:hAnsi="Cambria Math"/>
+                </w:rPr>
+                <m:t>R</m:t>
+              </m:r>
+            </m:e>
+            <m:sub>
+              <m:r>
+                <w:rPr>
+                  <w:rFonts w:ascii="Cambria Math" w:hAnsi="Cambria Math"/>
+                </w:rPr>
+                <m:t>s</m:t>
+              </m:r>
+            </m:sub>
+            <m:sup>
+              <m:r>
+                <w:rPr>
+                  <w:rFonts w:ascii="Cambria Math" w:hAnsi="Cambria Math"/>
+                </w:rPr>
+                <m:t>2</m:t>
+              </m:r>
+            </m:sup>
+          </m:sSubSup>
+          <m:r>
+            <w:rPr>
+              <w:rFonts w:ascii="Cambria Math" w:hAnsi="Cambria Math"/>
+            </w:rPr>
+            <m:t>=1</m:t>
+          </m:r>
+        </m:oMath>
+      </m:oMathPara>
+    </w:p>
+    <w:p>
+      <w:pPr>
+        <w:rPr>
+          <w:rFonts w:hint="eastAsia"/>
+        </w:rPr>
+      </w:pPr>
+      <m:oMathPara>
+        <m:oMath>
+          <m:r>
+            <w:rPr>
+              <w:rFonts w:ascii="Cambria Math" w:hAnsi="Cambria Math" w:hint="eastAsia"/>
+            </w:rPr>
+            <m:t>G</m:t>
+          </m:r>
+          <m:r>
+            <w:rPr>
+              <w:rFonts w:ascii="Cambria Math" w:hAnsi="Cambria Math"/>
+            </w:rPr>
+            <m:t>M</m:t>
+          </m:r>
+          <m:sSup>
+            <m:sSupPr>
+              <m:ctrlPr>
+                <w:rPr>
+                  <w:rFonts w:ascii="Cambria Math" w:hAnsi="Cambria Math"/>
+                  <w:i/>
+                </w:rPr>
+              </m:ctrlPr>
+            </m:sSupPr>
+            <m:e>
+              <m:r>
+                <w:rPr>
+                  <w:rFonts w:ascii="Cambria Math" w:hAnsi="Cambria Math"/>
+                </w:rPr>
+                <m:t>c</m:t>
+              </m:r>
+            </m:e>
+            <m:sup>
+              <m:r>
+                <w:rPr>
+                  <w:rFonts w:ascii="Cambria Math" w:hAnsi="Cambria Math"/>
+                </w:rPr>
+                <m:t>2</m:t>
+              </m:r>
+            </m:sup>
+          </m:sSup>
+          <m:r>
+            <w:rPr>
+              <w:rFonts w:ascii="Cambria Math" w:hAnsi="Cambria Math"/>
+            </w:rPr>
+            <m:t>=</m:t>
+          </m:r>
+          <m:r>
+            <w:rPr>
+              <w:rFonts w:ascii="Cambria Math" w:hAnsi="Cambria Math"/>
+            </w:rPr>
+            <m:t>i</m:t>
+          </m:r>
+          <m:r>
+            <w:rPr>
+              <w:rFonts w:ascii="Cambria Math" w:hAnsi="Cambria Math" w:hint="eastAsia"/>
+            </w:rPr>
+            <m:t>C</m:t>
+          </m:r>
+          <m:d>
+            <m:dPr>
+              <m:begChr m:val="["/>
+              <m:endChr m:val="]"/>
+              <m:ctrlPr>
+                <w:rPr>
+                  <w:rFonts w:ascii="Cambria Math" w:hAnsi="Cambria Math"/>
+                  <w:i/>
+                </w:rPr>
+              </m:ctrlPr>
+            </m:dPr>
+            <m:e>
+              <m:func>
+                <m:funcPr>
+                  <m:ctrlPr>
+                    <w:rPr>
+                      <w:rFonts w:ascii="Cambria Math" w:hAnsi="Cambria Math"/>
+                      <w:i/>
+                    </w:rPr>
+                  </m:ctrlPr>
+                </m:funcPr>
+                <m:fName>
+                  <m:r>
+                    <m:rPr>
+                      <m:sty m:val="p"/>
+                    </m:rPr>
+                    <w:rPr>
+                      <w:rFonts w:ascii="Cambria Math" w:hAnsi="Cambria Math"/>
+                    </w:rPr>
+                    <m:t>cos</m:t>
+                  </m:r>
+                </m:fName>
+                <m:e>
+                  <m:d>
+                    <m:dPr>
+                      <m:ctrlPr>
+                        <w:rPr>
+                          <w:rFonts w:ascii="Cambria Math" w:hAnsi="Cambria Math"/>
+                          <w:i/>
+                        </w:rPr>
+                      </m:ctrlPr>
+                    </m:dPr>
+                    <m:e>
+                      <m:r>
+                        <w:rPr>
+                          <w:rFonts w:ascii="Cambria Math" w:hAnsi="Cambria Math" w:cs="Cambria Math" w:hint="eastAsia"/>
+                        </w:rPr>
+                        <m:t>c</m:t>
+                      </m:r>
+                      <m:r>
+                        <w:rPr>
+                          <w:rFonts w:ascii="Cambria Math" w:hAnsi="Cambria Math"/>
+                        </w:rPr>
+                        <m:t>t</m:t>
+                      </m:r>
+                    </m:e>
+                  </m:d>
+                </m:e>
+              </m:func>
+              <m:r>
+                <w:rPr>
+                  <w:rFonts w:ascii="Cambria Math" w:hAnsi="Cambria Math"/>
+                </w:rPr>
+                <m:t>+i∙</m:t>
+              </m:r>
+              <m:func>
+                <m:funcPr>
+                  <m:ctrlPr>
+                    <w:rPr>
+                      <w:rFonts w:ascii="Cambria Math" w:hAnsi="Cambria Math"/>
+                      <w:i/>
+                    </w:rPr>
+                  </m:ctrlPr>
+                </m:funcPr>
+                <m:fName>
+                  <m:r>
+                    <m:rPr>
+                      <m:sty m:val="p"/>
+                    </m:rPr>
+                    <w:rPr>
+                      <w:rFonts w:ascii="Cambria Math" w:hAnsi="Cambria Math"/>
+                    </w:rPr>
+                    <m:t>sin</m:t>
+                  </m:r>
+                </m:fName>
+                <m:e>
+                  <m:d>
+                    <m:dPr>
+                      <m:ctrlPr>
+                        <w:rPr>
+                          <w:rFonts w:ascii="Cambria Math" w:hAnsi="Cambria Math"/>
+                          <w:i/>
+                        </w:rPr>
+                      </m:ctrlPr>
+                    </m:dPr>
+                    <m:e>
+                      <m:r>
+                        <w:rPr>
+                          <w:rFonts w:ascii="Cambria Math" w:hAnsi="Cambria Math" w:cs="Cambria Math" w:hint="eastAsia"/>
+                        </w:rPr>
+                        <m:t>c</m:t>
+                      </m:r>
+                      <m:r>
+                        <w:rPr>
+                          <w:rFonts w:ascii="Cambria Math" w:hAnsi="Cambria Math"/>
+                        </w:rPr>
+                        <m:t>t</m:t>
+                      </m:r>
+                    </m:e>
+                  </m:d>
+                </m:e>
+              </m:func>
+            </m:e>
+          </m:d>
+        </m:oMath>
+      </m:oMathPara>
+    </w:p>
+    <w:p>
+      <m:oMathPara>
+        <m:oMath>
+          <m:r>
+            <w:rPr>
+              <w:rFonts w:ascii="Cambria Math" w:hAnsi="Cambria Math" w:hint="eastAsia"/>
+            </w:rPr>
+            <m:t>G</m:t>
+          </m:r>
+          <m:r>
+            <w:rPr>
+              <w:rFonts w:ascii="Cambria Math" w:hAnsi="Cambria Math" w:hint="eastAsia"/>
+            </w:rPr>
+            <m:t>E</m:t>
+          </m:r>
+          <m:r>
+            <w:rPr>
+              <w:rFonts w:ascii="Cambria Math" w:hAnsi="Cambria Math"/>
+            </w:rPr>
+            <m:t>=</m:t>
+          </m:r>
+          <m:r>
+            <w:rPr>
+              <w:rFonts w:ascii="Cambria Math" w:hAnsi="Cambria Math"/>
+            </w:rPr>
+            <m:t xml:space="preserve"> </m:t>
+          </m:r>
+          <m:r>
+            <w:rPr>
+              <w:rFonts w:ascii="Cambria Math" w:hAnsi="Cambria Math"/>
+            </w:rPr>
+            <m:t>i</m:t>
+          </m:r>
+          <m:r>
+            <w:rPr>
+              <w:rFonts w:ascii="Cambria Math" w:hAnsi="Cambria Math" w:hint="eastAsia"/>
+            </w:rPr>
+            <m:t>C</m:t>
+          </m:r>
+          <m:d>
+            <m:dPr>
+              <m:begChr m:val="["/>
+              <m:endChr m:val="]"/>
+              <m:ctrlPr>
+                <w:rPr>
+                  <w:rFonts w:ascii="Cambria Math" w:hAnsi="Cambria Math"/>
+                  <w:i/>
+                </w:rPr>
+              </m:ctrlPr>
+            </m:dPr>
+            <m:e>
+              <m:func>
+                <m:funcPr>
+                  <m:ctrlPr>
+                    <w:rPr>
+                      <w:rFonts w:ascii="Cambria Math" w:hAnsi="Cambria Math"/>
+                      <w:i/>
+                    </w:rPr>
+                  </m:ctrlPr>
+                </m:funcPr>
+                <m:fName>
+                  <m:r>
+                    <m:rPr>
+                      <m:sty m:val="p"/>
+                    </m:rPr>
+                    <w:rPr>
+                      <w:rFonts w:ascii="Cambria Math" w:hAnsi="Cambria Math"/>
+                    </w:rPr>
+                    <m:t>cos</m:t>
+                  </m:r>
+                </m:fName>
+                <m:e>
+                  <m:d>
+                    <m:dPr>
+                      <m:ctrlPr>
+                        <w:rPr>
+                          <w:rFonts w:ascii="Cambria Math" w:hAnsi="Cambria Math"/>
+                          <w:i/>
+                        </w:rPr>
+                      </m:ctrlPr>
+                    </m:dPr>
+                    <m:e>
+                      <m:r>
+                        <w:rPr>
+                          <w:rFonts w:ascii="Cambria Math" w:hAnsi="Cambria Math" w:cs="Cambria Math" w:hint="eastAsia"/>
+                        </w:rPr>
+                        <m:t>c</m:t>
+                      </m:r>
+                      <m:r>
+                        <w:rPr>
+                          <w:rFonts w:ascii="Cambria Math" w:hAnsi="Cambria Math"/>
+                        </w:rPr>
+                        <m:t>t</m:t>
+                      </m:r>
+                    </m:e>
+                  </m:d>
+                </m:e>
+              </m:func>
+              <m:r>
+                <w:rPr>
+                  <w:rFonts w:ascii="Cambria Math" w:hAnsi="Cambria Math"/>
+                </w:rPr>
+                <m:t>+i∙</m:t>
+              </m:r>
+              <m:func>
+                <m:funcPr>
+                  <m:ctrlPr>
+                    <w:rPr>
+                      <w:rFonts w:ascii="Cambria Math" w:hAnsi="Cambria Math"/>
+                      <w:i/>
+                    </w:rPr>
+                  </m:ctrlPr>
+                </m:funcPr>
+                <m:fName>
+                  <m:r>
+                    <m:rPr>
+                      <m:sty m:val="p"/>
+                    </m:rPr>
+                    <w:rPr>
+                      <w:rFonts w:ascii="Cambria Math" w:hAnsi="Cambria Math"/>
+                    </w:rPr>
+                    <m:t>sin</m:t>
+                  </m:r>
+                </m:fName>
+                <m:e>
+                  <m:d>
+                    <m:dPr>
+                      <m:ctrlPr>
+                        <w:rPr>
+                          <w:rFonts w:ascii="Cambria Math" w:hAnsi="Cambria Math"/>
+                          <w:i/>
+                        </w:rPr>
+                      </m:ctrlPr>
+                    </m:dPr>
+                    <m:e>
+                      <m:r>
+                        <w:rPr>
+                          <w:rFonts w:ascii="Cambria Math" w:hAnsi="Cambria Math" w:cs="Cambria Math" w:hint="eastAsia"/>
+                        </w:rPr>
+                        <m:t>c</m:t>
+                      </m:r>
+                      <m:r>
+                        <w:rPr>
+                          <w:rFonts w:ascii="Cambria Math" w:hAnsi="Cambria Math"/>
+                        </w:rPr>
+                        <m:t>t</m:t>
+                      </m:r>
+                    </m:e>
+                  </m:d>
+                </m:e>
+              </m:func>
+            </m:e>
+          </m:d>
+        </m:oMath>
+      </m:oMathPara>
+    </w:p>
+    <w:p>
+      <m:oMathPara>
+        <m:oMath>
+          <m:d>
+            <m:dPr>
+              <m:begChr m:val="|"/>
+              <m:endChr m:val="|"/>
+              <m:ctrlPr>
+                <w:rPr>
+                  <w:rFonts w:ascii="Cambria Math" w:hAnsi="Cambria Math"/>
+                  <w:i/>
+                </w:rPr>
+              </m:ctrlPr>
+            </m:dPr>
+            <m:e>
+              <m:r>
+                <w:rPr>
+                  <w:rFonts w:ascii="Cambria Math" w:hAnsi="Cambria Math" w:hint="eastAsia"/>
+                </w:rPr>
+                <m:t>GE</m:t>
+              </m:r>
+            </m:e>
+          </m:d>
+          <m:r>
+            <w:rPr>
+              <w:rFonts w:ascii="Cambria Math" w:hAnsi="Cambria Math"/>
+            </w:rPr>
+            <m:t>=</m:t>
+          </m:r>
+          <m:d>
+            <m:dPr>
+              <m:begChr m:val="|"/>
+              <m:endChr m:val="|"/>
+              <m:ctrlPr>
+                <w:rPr>
+                  <w:rFonts w:ascii="Cambria Math" w:hAnsi="Cambria Math"/>
+                  <w:i/>
+                </w:rPr>
+              </m:ctrlPr>
+            </m:dPr>
+            <m:e>
+              <m:r>
+                <w:rPr>
+                  <w:rFonts w:ascii="Cambria Math" w:hAnsi="Cambria Math" w:hint="eastAsia"/>
+                </w:rPr>
+                <m:t>C</m:t>
+              </m:r>
+            </m:e>
+          </m:d>
+        </m:oMath>
+      </m:oMathPara>
+    </w:p>
+    <w:p>
+      <m:oMathPara>
+        <m:oMath>
+          <m:r>
+            <w:rPr>
+              <w:rFonts w:ascii="Cambria Math" w:hAnsi="Cambria Math"/>
+            </w:rPr>
+            <m:t>G</m:t>
+          </m:r>
+          <m:r>
+            <w:rPr>
+              <w:rFonts w:ascii="Cambria Math" w:hAnsi="Cambria Math"/>
+            </w:rPr>
+            <m:t>=</m:t>
+          </m:r>
+          <m:f>
+            <m:fPr>
+              <m:ctrlPr>
+                <w:rPr>
+                  <w:rFonts w:ascii="Cambria Math" w:hAnsi="Cambria Math"/>
+                  <w:i/>
+                </w:rPr>
+              </m:ctrlPr>
+            </m:fPr>
+            <m:num>
+              <m:r>
+                <w:rPr>
+                  <w:rFonts w:ascii="Cambria Math" w:hAnsi="Cambria Math"/>
+                </w:rPr>
+                <m:t>C</m:t>
+              </m:r>
+            </m:num>
+            <m:den>
+              <m:r>
+                <w:rPr>
+                  <w:rFonts w:ascii="Cambria Math" w:hAnsi="Cambria Math"/>
+                </w:rPr>
+                <m:t>E</m:t>
+              </m:r>
+            </m:den>
+          </m:f>
+          <m:r>
+            <w:rPr>
+              <w:rFonts w:ascii="Cambria Math" w:hAnsi="Cambria Math"/>
+            </w:rPr>
+            <m:t>i</m:t>
+          </m:r>
+        </m:oMath>
+      </m:oMathPara>
+    </w:p>
+    <w:p>
+      <w:r>
+        <w:rPr>
+          <w:rFonts w:hint="eastAsia"/>
+        </w:rPr>
+        <w:t>万有引力常数在这里表示单位增长函数和单位能量的比值</w:t>
+      </w:r>
+      <w:r>
+        <w:rPr>
+          <w:rFonts w:hint="eastAsia"/>
+        </w:rPr>
+        <w:t>（</w:t>
+      </w:r>
+      <w:r>
+        <w:rPr>
+          <w:rFonts w:hint="eastAsia"/>
+        </w:rPr>
+        <w:t>可包含</w:t>
+      </w:r>
+      <w:r>
+        <w:rPr>
+          <w:rFonts w:hint="eastAsia"/>
+        </w:rPr>
+        <w:t>虚数单位</w:t>
+      </w:r>
+      <w:r>
+        <w:rPr>
+          <w:rFonts w:hint="eastAsia"/>
+        </w:rPr>
+        <w:t>的数值</w:t>
+      </w:r>
+      <w:r>
+        <w:rPr>
+          <w:rFonts w:hint="eastAsia"/>
+        </w:rPr>
+        <w:t>）</w:t>
+      </w:r>
+      <w:r>
+        <w:rPr>
+          <w:rFonts w:hint="eastAsia"/>
+        </w:rPr>
+        <w:t>。</w:t>
+      </w:r>
+      <w:r>
+        <w:rPr>
+          <w:rFonts w:hint="eastAsia"/>
+        </w:rPr>
+        <w:t>这个关系意味着，可以通过微观修改虚数单位实现对万有引力常数的改变。</w:t>
+      </w:r>
+      <w:r>
+        <w:rPr>
+          <w:rFonts w:hint="eastAsia"/>
+        </w:rPr>
+        <w:t>而质量并没有直接参与，只是单位质量对应的单位能量参与其中。</w:t>
+      </w:r>
+      <w:r>
+        <w:rPr>
+          <w:rFonts w:hint="eastAsia"/>
+        </w:rPr>
+        <w:t>因为质能方程，</w:t>
+      </w:r>
+    </w:p>
+    <w:p>
+      <m:oMathPara>
+        <m:oMath>
+          <m:r>
+            <w:rPr>
+              <w:rFonts w:ascii="Cambria Math" w:hAnsi="Cambria Math" w:hint="eastAsia"/>
+            </w:rPr>
+            <m:t>E</m:t>
+          </m:r>
+          <m:r>
+            <w:rPr>
+              <w:rFonts w:ascii="Cambria Math" w:hAnsi="Cambria Math"/>
+            </w:rPr>
+            <m:t>=</m:t>
+          </m:r>
+          <m:r>
+            <w:rPr>
+              <w:rFonts w:ascii="Cambria Math" w:hAnsi="Cambria Math" w:hint="eastAsia"/>
+            </w:rPr>
+            <m:t>m</m:t>
+          </m:r>
+          <m:sSup>
+            <m:sSupPr>
+              <m:ctrlPr>
+                <w:rPr>
+                  <w:rFonts w:ascii="Cambria Math" w:hAnsi="Cambria Math"/>
+                  <w:i/>
+                </w:rPr>
+              </m:ctrlPr>
+            </m:sSupPr>
+            <m:e>
+              <m:r>
+                <w:rPr>
+                  <w:rFonts w:ascii="Cambria Math" w:hAnsi="Cambria Math"/>
+                </w:rPr>
+                <m:t>c</m:t>
+              </m:r>
+            </m:e>
+            <m:sup>
+              <m:r>
+                <w:rPr>
+                  <w:rFonts w:ascii="Cambria Math" w:hAnsi="Cambria Math"/>
+                </w:rPr>
+                <m:t>2</m:t>
+              </m:r>
+            </m:sup>
+          </m:sSup>
+        </m:oMath>
+      </m:oMathPara>
+    </w:p>
+    <w:p>
+      <w:pPr>
+        <w:rPr>
+          <w:rFonts w:hint="eastAsia"/>
+        </w:rPr>
+      </w:pPr>
+      <w:r>
+        <w:rPr>
+          <w:rFonts w:hint="eastAsia"/>
+        </w:rPr>
+        <w:t>中</w:t>
+      </w:r>
+      <m:oMath>
+        <m:sSup>
+          <m:sSupPr>
+            <m:ctrlPr>
+              <w:rPr>
+                <w:rFonts w:ascii="Cambria Math" w:hAnsi="Cambria Math"/>
+                <w:i/>
+              </w:rPr>
+            </m:ctrlPr>
+          </m:sSupPr>
+          <m:e>
+            <m:r>
+              <w:rPr>
+                <w:rFonts w:ascii="Cambria Math" w:hAnsi="Cambria Math"/>
+              </w:rPr>
+              <m:t>c</m:t>
+            </m:r>
+          </m:e>
+          <m:sup>
+            <m:r>
+              <w:rPr>
+                <w:rFonts w:ascii="Cambria Math" w:hAnsi="Cambria Math"/>
+              </w:rPr>
+              <m:t>2</m:t>
+            </m:r>
+          </m:sup>
+        </m:sSup>
+      </m:oMath>
+      <w:r>
+        <w:rPr>
+          <w:rFonts w:hint="eastAsia"/>
+        </w:rPr>
+        <w:t>在</w:t>
+      </w:r>
+      <w:r>
+        <w:rPr>
+          <w:rFonts w:hint="eastAsia"/>
+        </w:rPr>
+        <w:t>，</w:t>
+      </w:r>
+    </w:p>
+    <w:p>
+      <m:oMathPara>
+        <m:oMath>
+          <m:r>
+            <w:rPr>
+              <w:rFonts w:ascii="Cambria Math" w:hAnsi="Cambria Math" w:hint="eastAsia"/>
+            </w:rPr>
+            <m:t>G</m:t>
+          </m:r>
+          <m:r>
+            <w:rPr>
+              <w:rFonts w:ascii="Cambria Math" w:hAnsi="Cambria Math"/>
+            </w:rPr>
+            <m:t>M</m:t>
+          </m:r>
+          <m:f>
+            <m:fPr>
+              <m:ctrlPr>
+                <w:rPr>
+                  <w:rFonts w:ascii="Cambria Math" w:hAnsi="Cambria Math"/>
+                  <w:i/>
+                </w:rPr>
+              </m:ctrlPr>
+            </m:fPr>
+            <m:num>
+              <m:r>
+                <w:rPr>
+                  <w:rFonts w:ascii="Cambria Math" w:hAnsi="Cambria Math"/>
+                </w:rPr>
+                <m:t>1</m:t>
+              </m:r>
+            </m:num>
+            <m:den>
+              <m:sSubSup>
+                <m:sSubSupPr>
+                  <m:ctrlPr>
+                    <w:rPr>
+                      <w:rFonts w:ascii="Cambria Math" w:hAnsi="Cambria Math"/>
+                      <w:i/>
+                    </w:rPr>
+                  </m:ctrlPr>
+                </m:sSubSupPr>
+                <m:e>
+                  <m:r>
+                    <w:rPr>
+                      <w:rFonts w:ascii="Cambria Math" w:hAnsi="Cambria Math"/>
+                    </w:rPr>
+                    <m:t>R</m:t>
+                  </m:r>
+                </m:e>
+                <m:sub>
+                  <m:r>
+                    <w:rPr>
+                      <w:rFonts w:ascii="Cambria Math" w:hAnsi="Cambria Math"/>
+                    </w:rPr>
+                    <m:t>s</m:t>
+                  </m:r>
+                </m:sub>
+                <m:sup>
+                  <m:r>
+                    <w:rPr>
+                      <w:rFonts w:ascii="Cambria Math" w:hAnsi="Cambria Math"/>
+                    </w:rPr>
+                    <m:t>2</m:t>
+                  </m:r>
+                </m:sup>
+              </m:sSubSup>
+            </m:den>
+          </m:f>
+          <m:r>
+            <w:rPr>
+              <w:rFonts w:ascii="Cambria Math" w:hAnsi="Cambria Math"/>
+            </w:rPr>
+            <m:t>=</m:t>
+          </m:r>
+          <m:f>
+            <m:fPr>
+              <m:ctrlPr>
+                <w:rPr>
+                  <w:rFonts w:ascii="Cambria Math" w:hAnsi="Cambria Math"/>
+                  <w:i/>
+                </w:rPr>
+              </m:ctrlPr>
+            </m:fPr>
+            <m:num>
+              <m:r>
+                <w:rPr>
+                  <w:rFonts w:ascii="Cambria Math" w:hAnsi="Cambria Math"/>
+                </w:rPr>
+                <m:t>1</m:t>
+              </m:r>
+            </m:num>
+            <m:den>
+              <m:sSup>
+                <m:sSupPr>
+                  <m:ctrlPr>
+                    <w:rPr>
+                      <w:rFonts w:ascii="Cambria Math" w:hAnsi="Cambria Math"/>
+                      <w:i/>
+                    </w:rPr>
+                  </m:ctrlPr>
+                </m:sSupPr>
+                <m:e>
+                  <m:r>
+                    <w:rPr>
+                      <w:rFonts w:ascii="Cambria Math" w:hAnsi="Cambria Math"/>
+                    </w:rPr>
+                    <m:t>c</m:t>
+                  </m:r>
+                </m:e>
+                <m:sup>
+                  <m:r>
+                    <w:rPr>
+                      <w:rFonts w:ascii="Cambria Math" w:hAnsi="Cambria Math"/>
+                    </w:rPr>
+                    <m:t>2</m:t>
+                  </m:r>
+                </m:sup>
+              </m:sSup>
+            </m:den>
+          </m:f>
+          <m:r>
+            <w:rPr>
+              <w:rFonts w:ascii="Cambria Math" w:hAnsi="Cambria Math"/>
+            </w:rPr>
+            <m:t>i</m:t>
+          </m:r>
+          <m:r>
+            <w:rPr>
+              <w:rFonts w:ascii="Cambria Math" w:hAnsi="Cambria Math" w:hint="eastAsia"/>
+            </w:rPr>
+            <m:t>C</m:t>
+          </m:r>
+          <m:sSup>
+            <m:sSupPr>
+              <m:ctrlPr>
+                <w:rPr>
+                  <w:rFonts w:ascii="Cambria Math" w:hAnsi="Cambria Math"/>
+                  <w:i/>
+                </w:rPr>
+              </m:ctrlPr>
+            </m:sSupPr>
+            <m:e>
+              <m:r>
+                <w:rPr>
+                  <w:rFonts w:ascii="Cambria Math" w:hAnsi="Cambria Math"/>
+                </w:rPr>
+                <m:t>e</m:t>
+              </m:r>
+            </m:e>
+            <m:sup>
+              <m:r>
+                <w:rPr>
+                  <w:rFonts w:ascii="Cambria Math" w:hAnsi="Cambria Math"/>
+                </w:rPr>
+                <m:t>i</m:t>
+              </m:r>
+              <m:r>
+                <w:rPr>
+                  <w:rFonts w:ascii="Cambria Math" w:hAnsi="Cambria Math" w:cs="Cambria Math"/>
+                </w:rPr>
+                <m:t>c</m:t>
+              </m:r>
+              <m:r>
+                <w:rPr>
+                  <w:rFonts w:ascii="Cambria Math" w:hAnsi="Cambria Math"/>
+                </w:rPr>
+                <m:t>t</m:t>
+              </m:r>
+            </m:sup>
+          </m:sSup>
+        </m:oMath>
+      </m:oMathPara>
+    </w:p>
+    <w:p>
+      <w:r>
+        <w:rPr>
+          <w:rFonts w:hint="eastAsia"/>
+        </w:rPr>
+        <w:t>之中只能放在方程的右侧，这就导致了能量必须以质量的形式体现出来，也就是，</w:t>
+      </w:r>
+    </w:p>
+    <w:p>
+      <m:oMathPara>
+        <m:oMath>
+          <m:r>
+            <w:rPr>
+              <w:rFonts w:ascii="Cambria Math" w:hAnsi="Cambria Math" w:hint="eastAsia"/>
+            </w:rPr>
+            <m:t>M</m:t>
+          </m:r>
+          <m:r>
+            <w:rPr>
+              <w:rFonts w:ascii="Cambria Math" w:hAnsi="Cambria Math"/>
+            </w:rPr>
+            <m:t>=</m:t>
+          </m:r>
+          <m:f>
+            <m:fPr>
+              <m:ctrlPr>
+                <w:rPr>
+                  <w:rFonts w:ascii="Cambria Math" w:hAnsi="Cambria Math"/>
+                  <w:i/>
+                </w:rPr>
+              </m:ctrlPr>
+            </m:fPr>
+            <m:num>
+              <m:r>
+                <w:rPr>
+                  <w:rFonts w:ascii="Cambria Math" w:hAnsi="Cambria Math"/>
+                </w:rPr>
+                <m:t>E</m:t>
+              </m:r>
+            </m:num>
+            <m:den>
+              <m:sSup>
+                <m:sSupPr>
+                  <m:ctrlPr>
+                    <w:rPr>
+                      <w:rFonts w:ascii="Cambria Math" w:hAnsi="Cambria Math"/>
+                      <w:i/>
+                    </w:rPr>
+                  </m:ctrlPr>
+                </m:sSupPr>
+                <m:e>
+                  <m:r>
+                    <w:rPr>
+                      <w:rFonts w:ascii="Cambria Math" w:hAnsi="Cambria Math"/>
+                    </w:rPr>
+                    <m:t>c</m:t>
+                  </m:r>
+                </m:e>
+                <m:sup>
+                  <m:r>
+                    <w:rPr>
+                      <w:rFonts w:ascii="Cambria Math" w:hAnsi="Cambria Math"/>
+                    </w:rPr>
+                    <m:t>2</m:t>
+                  </m:r>
+                </m:sup>
+              </m:sSup>
+            </m:den>
+          </m:f>
+        </m:oMath>
+      </m:oMathPara>
+    </w:p>
+    <w:p>
+      <w:r>
+        <w:rPr>
+          <w:rFonts w:hint="eastAsia"/>
+        </w:rPr>
+        <w:t>也就是说，质量的本质是能量，而能量的本质是整体的增长</w:t>
+      </w:r>
+      <w:r>
+        <w:rPr>
+          <w:rFonts w:hint="eastAsia"/>
+        </w:rPr>
+        <w:t>函数</w:t>
+      </w:r>
+      <w:r>
+        <w:rPr>
+          <w:rFonts w:hint="eastAsia"/>
+        </w:rPr>
+        <w:t>，在当前虚数单位可描述的范围</w:t>
+      </w:r>
+      <w:r>
+        <w:rPr>
+          <w:rFonts w:hint="eastAsia"/>
+        </w:rPr>
+        <w:t>内</w:t>
+      </w:r>
+      <w:r>
+        <w:rPr>
+          <w:rFonts w:hint="eastAsia"/>
+        </w:rPr>
+        <w:t>的部分投影</w:t>
+      </w:r>
+      <w:r>
+        <w:rPr>
+          <w:rFonts w:hint="eastAsia"/>
+        </w:rPr>
+        <w:t>。</w:t>
+      </w:r>
+      <w:r>
+        <w:rPr>
+          <w:rFonts w:hint="eastAsia"/>
+        </w:rPr>
+        <w:t>注意这里说的是重力场的场源质量，而不是重力场中受到重力的物体的质量。</w:t>
+      </w:r>
+      <w:r>
+        <w:rPr>
+          <w:rFonts w:hint="eastAsia"/>
+        </w:rPr>
+        <w:t>若认为，</w:t>
+      </w:r>
+      <w:r>
+        <w:rPr>
+          <w:rFonts w:hint="eastAsia"/>
+        </w:rPr>
+        <w:t>在，</w:t>
+      </w:r>
+    </w:p>
+    <w:p>
+      <m:oMathPara>
+        <m:oMath>
+          <m:r>
+            <w:rPr>
+              <w:rFonts w:ascii="Cambria Math" w:hAnsi="Cambria Math"/>
+            </w:rPr>
+            <m:t>G=</m:t>
+          </m:r>
+          <m:f>
+            <m:fPr>
+              <m:ctrlPr>
+                <w:rPr>
+                  <w:rFonts w:ascii="Cambria Math" w:hAnsi="Cambria Math"/>
+                  <w:i/>
+                </w:rPr>
+              </m:ctrlPr>
+            </m:fPr>
+            <m:num>
+              <m:r>
+                <w:rPr>
+                  <w:rFonts w:ascii="Cambria Math" w:hAnsi="Cambria Math"/>
+                </w:rPr>
+                <m:t>C</m:t>
+              </m:r>
+            </m:num>
+            <m:den>
+              <m:r>
+                <w:rPr>
+                  <w:rFonts w:ascii="Cambria Math" w:hAnsi="Cambria Math"/>
+                </w:rPr>
+                <m:t>E</m:t>
+              </m:r>
+            </m:den>
+          </m:f>
+          <m:r>
+            <w:rPr>
+              <w:rFonts w:ascii="Cambria Math" w:hAnsi="Cambria Math"/>
+            </w:rPr>
+            <m:t>i</m:t>
+          </m:r>
+        </m:oMath>
+      </m:oMathPara>
+    </w:p>
+    <w:p>
+      <w:pPr>
+        <w:rPr>
+          <w:rFonts w:hint="eastAsia"/>
+        </w:rPr>
+      </w:pPr>
+      <w:r>
+        <w:rPr>
+          <w:rFonts w:hint="eastAsia"/>
+        </w:rPr>
+        <w:t>中，</w:t>
+      </w:r>
+    </w:p>
+    <w:p>
+      <m:oMathPara>
+        <m:oMath>
+          <m:r>
+            <w:rPr>
+              <w:rFonts w:ascii="Cambria Math" w:hAnsi="Cambria Math"/>
+            </w:rPr>
+            <m:t>C=E</m:t>
+          </m:r>
+        </m:oMath>
+      </m:oMathPara>
+    </w:p>
+    <w:p>
+      <w:r>
+        <w:rPr>
+          <w:rFonts w:hint="eastAsia"/>
+        </w:rPr>
+        <w:lastRenderedPageBreak/>
+        <w:t>则可得到，</w:t>
+      </w:r>
+    </w:p>
+    <w:p>
+      <m:oMathPara>
+        <m:oMath>
+          <m:r>
+            <w:rPr>
+              <w:rFonts w:ascii="Cambria Math" w:hAnsi="Cambria Math"/>
+            </w:rPr>
+            <m:t>G=</m:t>
+          </m:r>
+          <m:r>
+            <w:rPr>
+              <w:rFonts w:ascii="Cambria Math" w:hAnsi="Cambria Math" w:hint="eastAsia"/>
+            </w:rPr>
+            <m:t>i</m:t>
+          </m:r>
+        </m:oMath>
+      </m:oMathPara>
+    </w:p>
+    <w:p>
+      <w:r>
+        <w:rPr>
+          <w:rFonts w:hint="eastAsia"/>
+        </w:rPr>
+        <w:t>也就是说，万有引力常数是虚数单位在引力场前提下的表现形式。</w:t>
+      </w:r>
+      <w:r>
+        <w:rPr>
+          <w:rFonts w:hint="eastAsia"/>
+        </w:rPr>
+        <w:t>而根据等位原则，能量</w:t>
+      </w:r>
+      <w:r>
+        <w:rPr>
+          <w:rFonts w:hint="eastAsia"/>
+        </w:rPr>
+        <w:t>单位</w:t>
+      </w:r>
+      <w:r>
+        <w:rPr>
+          <w:rFonts w:hint="eastAsia"/>
+        </w:rPr>
+        <w:t>的标量形式，</w:t>
+      </w:r>
+    </w:p>
+    <w:p>
+      <w:pPr>
+        <w:rPr>
+          <w:rFonts w:hint="eastAsia"/>
+        </w:rPr>
+      </w:pPr>
+      <m:oMathPara>
+        <m:oMath>
+          <m:r>
+            <w:rPr>
+              <w:rFonts w:ascii="Cambria Math" w:hAnsi="Cambria Math" w:hint="eastAsia"/>
+            </w:rPr>
+            <m:t>E</m:t>
+          </m:r>
+          <m:r>
+            <w:rPr>
+              <w:rFonts w:ascii="Cambria Math" w:hAnsi="Cambria Math"/>
+            </w:rPr>
+            <m:t>=</m:t>
+          </m:r>
+          <m:sSup>
+            <m:sSupPr>
+              <m:ctrlPr>
+                <w:rPr>
+                  <w:rFonts w:ascii="Cambria Math" w:hAnsi="Cambria Math"/>
+                  <w:i/>
+                </w:rPr>
+              </m:ctrlPr>
+            </m:sSupPr>
+            <m:e>
+              <m:r>
+                <w:rPr>
+                  <w:rFonts w:ascii="Cambria Math" w:hAnsi="Cambria Math"/>
+                </w:rPr>
+                <m:t>e</m:t>
+              </m:r>
+            </m:e>
+            <m:sup>
+              <m:r>
+                <w:rPr>
+                  <w:rFonts w:ascii="Cambria Math" w:hAnsi="Cambria Math"/>
+                </w:rPr>
+                <m:t>i</m:t>
+              </m:r>
+              <m:r>
+                <w:rPr>
+                  <w:rFonts w:ascii="Cambria Math" w:hAnsi="Cambria Math" w:cs="Cambria Math"/>
+                </w:rPr>
+                <m:t>c</m:t>
+              </m:r>
+              <m:r>
+                <w:rPr>
+                  <w:rFonts w:ascii="Cambria Math" w:hAnsi="Cambria Math"/>
+                </w:rPr>
+                <m:t>t</m:t>
+              </m:r>
+            </m:sup>
+          </m:sSup>
+          <m:r>
+            <w:rPr>
+              <w:rFonts w:ascii="Cambria Math" w:hAnsi="Cambria Math"/>
+            </w:rPr>
+            <m:t>=</m:t>
+          </m:r>
+          <m:func>
+            <m:funcPr>
+              <m:ctrlPr>
+                <w:rPr>
+                  <w:rFonts w:ascii="Cambria Math" w:hAnsi="Cambria Math"/>
+                  <w:i/>
+                </w:rPr>
+              </m:ctrlPr>
+            </m:funcPr>
+            <m:fName>
+              <m:r>
+                <m:rPr>
+                  <m:sty m:val="p"/>
+                </m:rPr>
+                <w:rPr>
+                  <w:rFonts w:ascii="Cambria Math" w:hAnsi="Cambria Math"/>
+                </w:rPr>
+                <m:t>cos</m:t>
+              </m:r>
+            </m:fName>
+            <m:e>
+              <m:d>
+                <m:dPr>
+                  <m:ctrlPr>
+                    <w:rPr>
+                      <w:rFonts w:ascii="Cambria Math" w:hAnsi="Cambria Math"/>
+                      <w:i/>
+                    </w:rPr>
+                  </m:ctrlPr>
+                </m:dPr>
+                <m:e>
+                  <m:r>
+                    <w:rPr>
+                      <w:rFonts w:ascii="Cambria Math" w:hAnsi="Cambria Math" w:cs="Cambria Math" w:hint="eastAsia"/>
+                    </w:rPr>
+                    <m:t>c</m:t>
+                  </m:r>
+                  <m:r>
+                    <w:rPr>
+                      <w:rFonts w:ascii="Cambria Math" w:hAnsi="Cambria Math"/>
+                    </w:rPr>
+                    <m:t>t</m:t>
+                  </m:r>
+                </m:e>
+              </m:d>
+            </m:e>
+          </m:func>
+          <m:r>
+            <w:rPr>
+              <w:rFonts w:ascii="Cambria Math" w:hAnsi="Cambria Math"/>
+            </w:rPr>
+            <m:t>+i∙</m:t>
+          </m:r>
+          <m:func>
+            <m:funcPr>
+              <m:ctrlPr>
+                <w:rPr>
+                  <w:rFonts w:ascii="Cambria Math" w:hAnsi="Cambria Math"/>
+                  <w:i/>
+                </w:rPr>
+              </m:ctrlPr>
+            </m:funcPr>
+            <m:fName>
+              <m:r>
+                <m:rPr>
+                  <m:sty m:val="p"/>
+                </m:rPr>
+                <w:rPr>
+                  <w:rFonts w:ascii="Cambria Math" w:hAnsi="Cambria Math"/>
+                </w:rPr>
+                <m:t>sin</m:t>
+              </m:r>
+            </m:fName>
+            <m:e>
+              <m:d>
+                <m:dPr>
+                  <m:ctrlPr>
+                    <w:rPr>
+                      <w:rFonts w:ascii="Cambria Math" w:hAnsi="Cambria Math"/>
+                      <w:i/>
+                    </w:rPr>
+                  </m:ctrlPr>
+                </m:dPr>
+                <m:e>
+                  <m:r>
+                    <w:rPr>
+                      <w:rFonts w:ascii="Cambria Math" w:hAnsi="Cambria Math" w:cs="Cambria Math" w:hint="eastAsia"/>
+                    </w:rPr>
+                    <m:t>c</m:t>
+                  </m:r>
+                  <m:r>
+                    <w:rPr>
+                      <w:rFonts w:ascii="Cambria Math" w:hAnsi="Cambria Math"/>
+                    </w:rPr>
+                    <m:t>t</m:t>
+                  </m:r>
+                </m:e>
+              </m:d>
+            </m:e>
+          </m:func>
+        </m:oMath>
+      </m:oMathPara>
+    </w:p>
+    <w:p>
+      <w:r>
+        <w:rPr>
+          <w:rFonts w:hint="eastAsia"/>
+        </w:rPr>
+        <w:t>所以单位能量就是当前虚数单位划定区间中的单位增长函数。</w:t>
+      </w:r>
+      <w:r>
+        <w:rPr>
+          <w:rFonts w:hint="eastAsia"/>
+        </w:rPr>
+        <w:t>而质能方程，</w:t>
+      </w:r>
+    </w:p>
+    <w:p>
+      <m:oMathPara>
+        <m:oMath>
+          <m:r>
+            <w:rPr>
+              <w:rFonts w:ascii="Cambria Math" w:hAnsi="Cambria Math" w:hint="eastAsia"/>
+            </w:rPr>
+            <m:t>E</m:t>
+          </m:r>
+          <m:r>
+            <w:rPr>
+              <w:rFonts w:ascii="Cambria Math" w:hAnsi="Cambria Math"/>
+            </w:rPr>
+            <m:t>=m</m:t>
+          </m:r>
+          <m:sSup>
+            <m:sSupPr>
+              <m:ctrlPr>
+                <w:rPr>
+                  <w:rFonts w:ascii="Cambria Math" w:hAnsi="Cambria Math"/>
+                  <w:i/>
+                </w:rPr>
+              </m:ctrlPr>
+            </m:sSupPr>
+            <m:e>
+              <m:r>
+                <w:rPr>
+                  <w:rFonts w:ascii="Cambria Math" w:hAnsi="Cambria Math"/>
+                </w:rPr>
+                <m:t>c</m:t>
+              </m:r>
+            </m:e>
+            <m:sup>
+              <m:r>
+                <w:rPr>
+                  <w:rFonts w:ascii="Cambria Math" w:hAnsi="Cambria Math"/>
+                </w:rPr>
+                <m:t>2</m:t>
+              </m:r>
+            </m:sup>
+          </m:sSup>
+        </m:oMath>
+      </m:oMathPara>
+    </w:p>
+    <w:p>
+      <w:pPr>
+        <w:rPr>
+          <w:rFonts w:hint="eastAsia"/>
+        </w:rPr>
+      </w:pPr>
+      <w:r>
+        <w:rPr>
+          <w:rFonts w:hint="eastAsia"/>
+        </w:rPr>
+        <w:t>其中</w:t>
+      </w:r>
+      <m:oMath>
+        <m:r>
+          <w:rPr>
+            <w:rFonts w:ascii="Cambria Math" w:hAnsi="Cambria Math"/>
+          </w:rPr>
+          <m:t>m</m:t>
+        </m:r>
+      </m:oMath>
+      <w:r>
+        <w:rPr>
+          <w:rFonts w:hint="eastAsia"/>
+        </w:rPr>
+        <w:t>指的是这种增长函数</w:t>
+      </w:r>
+      <w:r>
+        <w:rPr>
+          <w:rFonts w:hint="eastAsia"/>
+        </w:rPr>
+        <w:t>对应的个体</w:t>
+      </w:r>
+      <w:r>
+        <w:rPr>
+          <w:rFonts w:hint="eastAsia"/>
+        </w:rPr>
+        <w:t>的重复次数</w:t>
+      </w:r>
+      <w:r>
+        <w:rPr>
+          <w:rFonts w:hint="eastAsia"/>
+        </w:rPr>
+        <w:t>。</w:t>
+      </w:r>
+      <m:oMath>
+        <m:sSup>
+          <m:sSupPr>
+            <m:ctrlPr>
+              <w:rPr>
+                <w:rFonts w:ascii="Cambria Math" w:hAnsi="Cambria Math"/>
+                <w:i/>
+              </w:rPr>
+            </m:ctrlPr>
+          </m:sSupPr>
+          <m:e>
+            <m:r>
+              <w:rPr>
+                <w:rFonts w:ascii="Cambria Math" w:hAnsi="Cambria Math"/>
+              </w:rPr>
+              <m:t>c</m:t>
+            </m:r>
+          </m:e>
+          <m:sup>
+            <m:r>
+              <w:rPr>
+                <w:rFonts w:ascii="Cambria Math" w:hAnsi="Cambria Math"/>
+              </w:rPr>
+              <m:t>2</m:t>
+            </m:r>
+          </m:sup>
+        </m:sSup>
+      </m:oMath>
+      <w:r>
+        <w:rPr>
+          <w:rFonts w:hint="eastAsia"/>
+        </w:rPr>
+        <w:t>则是为了消除，</w:t>
+      </w:r>
+    </w:p>
+    <w:p>
+      <m:oMathPara>
+        <m:oMath>
+          <m:f>
+            <m:fPr>
+              <m:ctrlPr>
+                <w:rPr>
+                  <w:rFonts w:ascii="Cambria Math" w:hAnsi="Cambria Math"/>
+                  <w:i/>
+                </w:rPr>
+              </m:ctrlPr>
+            </m:fPr>
+            <m:num>
+              <m:r>
+                <w:rPr>
+                  <w:rFonts w:ascii="Cambria Math" w:hAnsi="Cambria Math"/>
+                </w:rPr>
+                <m:t>1</m:t>
+              </m:r>
+            </m:num>
+            <m:den>
+              <m:sSup>
+                <m:sSupPr>
+                  <m:ctrlPr>
+                    <w:rPr>
+                      <w:rFonts w:ascii="Cambria Math" w:hAnsi="Cambria Math"/>
+                      <w:i/>
+                    </w:rPr>
+                  </m:ctrlPr>
+                </m:sSupPr>
+                <m:e>
+                  <m:r>
+                    <w:rPr>
+                      <w:rFonts w:ascii="Cambria Math" w:hAnsi="Cambria Math" w:hint="eastAsia"/>
+                    </w:rPr>
+                    <m:t>R</m:t>
+                  </m:r>
+                </m:e>
+                <m:sup>
+                  <m:r>
+                    <w:rPr>
+                      <w:rFonts w:ascii="Cambria Math" w:hAnsi="Cambria Math"/>
+                    </w:rPr>
+                    <m:t>2</m:t>
+                  </m:r>
+                </m:sup>
+              </m:sSup>
+            </m:den>
+          </m:f>
+          <m:r>
+            <w:rPr>
+              <w:rFonts w:ascii="Cambria Math" w:hAnsi="Cambria Math"/>
+            </w:rPr>
+            <m:t>=</m:t>
+          </m:r>
+          <m:f>
+            <m:fPr>
+              <m:ctrlPr>
+                <w:rPr>
+                  <w:rFonts w:ascii="Cambria Math" w:hAnsi="Cambria Math"/>
+                  <w:i/>
+                </w:rPr>
+              </m:ctrlPr>
+            </m:fPr>
+            <m:num>
+              <m:r>
+                <w:rPr>
+                  <w:rFonts w:ascii="Cambria Math" w:hAnsi="Cambria Math"/>
+                </w:rPr>
+                <m:t>1</m:t>
+              </m:r>
+            </m:num>
+            <m:den>
+              <m:sSup>
+                <m:sSupPr>
+                  <m:ctrlPr>
+                    <w:rPr>
+                      <w:rFonts w:ascii="Cambria Math" w:hAnsi="Cambria Math"/>
+                      <w:i/>
+                    </w:rPr>
+                  </m:ctrlPr>
+                </m:sSupPr>
+                <m:e>
+                  <m:r>
+                    <w:rPr>
+                      <w:rFonts w:ascii="Cambria Math" w:hAnsi="Cambria Math"/>
+                    </w:rPr>
+                    <m:t>c</m:t>
+                  </m:r>
+                </m:e>
+                <m:sup>
+                  <m:r>
+                    <w:rPr>
+                      <w:rFonts w:ascii="Cambria Math" w:hAnsi="Cambria Math"/>
+                    </w:rPr>
+                    <m:t>2</m:t>
+                  </m:r>
+                </m:sup>
+              </m:sSup>
+            </m:den>
+          </m:f>
+          <m:r>
+            <w:rPr>
+              <w:rFonts w:ascii="Cambria Math" w:hAnsi="Cambria Math"/>
+            </w:rPr>
+            <m:t>i</m:t>
+          </m:r>
+          <m:r>
+            <w:rPr>
+              <w:rFonts w:ascii="Cambria Math" w:hAnsi="Cambria Math" w:hint="eastAsia"/>
+            </w:rPr>
+            <m:t>C</m:t>
+          </m:r>
+          <m:sSup>
+            <m:sSupPr>
+              <m:ctrlPr>
+                <w:rPr>
+                  <w:rFonts w:ascii="Cambria Math" w:hAnsi="Cambria Math"/>
+                  <w:i/>
+                </w:rPr>
+              </m:ctrlPr>
+            </m:sSupPr>
+            <m:e>
+              <m:r>
+                <w:rPr>
+                  <w:rFonts w:ascii="Cambria Math" w:hAnsi="Cambria Math"/>
+                </w:rPr>
+                <m:t>e</m:t>
+              </m:r>
+            </m:e>
+            <m:sup>
+              <m:r>
+                <w:rPr>
+                  <w:rFonts w:ascii="Cambria Math" w:hAnsi="Cambria Math"/>
+                </w:rPr>
+                <m:t>i</m:t>
+              </m:r>
+              <m:r>
+                <w:rPr>
+                  <w:rFonts w:ascii="Cambria Math" w:hAnsi="Cambria Math" w:cs="Cambria Math"/>
+                </w:rPr>
+                <m:t>c</m:t>
+              </m:r>
+              <m:r>
+                <w:rPr>
+                  <w:rFonts w:ascii="Cambria Math" w:hAnsi="Cambria Math"/>
+                </w:rPr>
+                <m:t>t</m:t>
+              </m:r>
+            </m:sup>
+          </m:sSup>
+        </m:oMath>
+      </m:oMathPara>
+    </w:p>
+    <w:p>
+      <w:r>
+        <w:rPr>
+          <w:rFonts w:hint="eastAsia"/>
+        </w:rPr>
+        <w:t>中的</w:t>
+      </w:r>
+      <m:oMath>
+        <m:f>
+          <m:fPr>
+            <m:ctrlPr>
+              <w:rPr>
+                <w:rFonts w:ascii="Cambria Math" w:hAnsi="Cambria Math"/>
+                <w:i/>
+              </w:rPr>
+            </m:ctrlPr>
+          </m:fPr>
+          <m:num>
+            <m:r>
+              <w:rPr>
+                <w:rFonts w:ascii="Cambria Math" w:hAnsi="Cambria Math"/>
+              </w:rPr>
+              <m:t>1</m:t>
+            </m:r>
+          </m:num>
+          <m:den>
+            <m:sSup>
+              <m:sSupPr>
+                <m:ctrlPr>
+                  <w:rPr>
+                    <w:rFonts w:ascii="Cambria Math" w:hAnsi="Cambria Math"/>
+                    <w:i/>
+                  </w:rPr>
+                </m:ctrlPr>
+              </m:sSupPr>
+              <m:e>
+                <m:r>
+                  <w:rPr>
+                    <w:rFonts w:ascii="Cambria Math" w:hAnsi="Cambria Math"/>
+                  </w:rPr>
+                  <m:t>c</m:t>
+                </m:r>
+              </m:e>
+              <m:sup>
+                <m:r>
+                  <w:rPr>
+                    <w:rFonts w:ascii="Cambria Math" w:hAnsi="Cambria Math"/>
+                  </w:rPr>
+                  <m:t>2</m:t>
+                </m:r>
+              </m:sup>
+            </m:sSup>
+          </m:den>
+        </m:f>
+      </m:oMath>
+      <w:r>
+        <w:rPr>
+          <w:rFonts w:hint="eastAsia"/>
+        </w:rPr>
+        <w:t>。因为</w:t>
+      </w:r>
+      <m:oMath>
+        <m:r>
+          <w:rPr>
+            <w:rFonts w:ascii="Cambria Math" w:hAnsi="Cambria Math" w:hint="eastAsia"/>
+          </w:rPr>
+          <m:t>E</m:t>
+        </m:r>
+      </m:oMath>
+      <w:r>
+        <w:rPr>
+          <w:rFonts w:hint="eastAsia"/>
+        </w:rPr>
+        <w:t>的单位</w:t>
+      </w:r>
+      <m:oMath>
+        <m:sSub>
+          <m:sSubPr>
+            <m:ctrlPr>
+              <w:rPr>
+                <w:rFonts w:ascii="Cambria Math" w:hAnsi="Cambria Math"/>
+                <w:i/>
+              </w:rPr>
+            </m:ctrlPr>
+          </m:sSubPr>
+          <m:e>
+            <m:r>
+              <w:rPr>
+                <w:rFonts w:ascii="Cambria Math" w:hAnsi="Cambria Math" w:hint="eastAsia"/>
+              </w:rPr>
+              <m:t>E</m:t>
+            </m:r>
+            <m:ctrlPr>
+              <w:rPr>
+                <w:rFonts w:ascii="Cambria Math" w:hAnsi="Cambria Math" w:hint="eastAsia"/>
+                <w:i/>
+              </w:rPr>
+            </m:ctrlPr>
+          </m:e>
+          <m:sub>
+            <m:r>
+              <w:rPr>
+                <w:rFonts w:ascii="Cambria Math" w:hAnsi="Cambria Math"/>
+              </w:rPr>
+              <m:t>0</m:t>
+            </m:r>
+          </m:sub>
+        </m:sSub>
+      </m:oMath>
+      <w:r>
+        <w:rPr>
+          <w:rFonts w:hint="eastAsia"/>
+        </w:rPr>
+        <w:t>和</w:t>
+      </w:r>
+      <m:oMath>
+        <m:r>
+          <w:rPr>
+            <w:rFonts w:ascii="Cambria Math" w:hAnsi="Cambria Math"/>
+          </w:rPr>
+          <m:t>i</m:t>
+        </m:r>
+        <m:r>
+          <w:rPr>
+            <w:rFonts w:ascii="Cambria Math" w:hAnsi="Cambria Math" w:hint="eastAsia"/>
+          </w:rPr>
+          <m:t>C</m:t>
+        </m:r>
+        <m:sSup>
+          <m:sSupPr>
+            <m:ctrlPr>
+              <w:rPr>
+                <w:rFonts w:ascii="Cambria Math" w:hAnsi="Cambria Math"/>
+                <w:i/>
+              </w:rPr>
+            </m:ctrlPr>
+          </m:sSupPr>
+          <m:e>
+            <m:r>
+              <w:rPr>
+                <w:rFonts w:ascii="Cambria Math" w:hAnsi="Cambria Math"/>
+              </w:rPr>
+              <m:t>e</m:t>
+            </m:r>
+          </m:e>
+          <m:sup>
+            <m:r>
+              <w:rPr>
+                <w:rFonts w:ascii="Cambria Math" w:hAnsi="Cambria Math"/>
+              </w:rPr>
+              <m:t>i</m:t>
+            </m:r>
+            <m:r>
+              <w:rPr>
+                <w:rFonts w:ascii="Cambria Math" w:hAnsi="Cambria Math" w:cs="Cambria Math"/>
+              </w:rPr>
+              <m:t>c</m:t>
+            </m:r>
+            <m:r>
+              <w:rPr>
+                <w:rFonts w:ascii="Cambria Math" w:hAnsi="Cambria Math"/>
+              </w:rPr>
+              <m:t>t</m:t>
+            </m:r>
+          </m:sup>
+        </m:sSup>
+      </m:oMath>
+      <w:r>
+        <w:rPr>
+          <w:rFonts w:hint="eastAsia"/>
+        </w:rPr>
+        <w:t>等位。</w:t>
+      </w:r>
+      <w:r>
+        <w:rPr>
+          <w:rFonts w:hint="eastAsia"/>
+        </w:rPr>
+        <w:t>在质能方程的前提下，质量就是一个纯数。若出现负质量</w:t>
+      </w:r>
+      <w:r>
+        <w:rPr>
+          <w:rFonts w:hint="eastAsia"/>
+        </w:rPr>
+        <w:t>或者</w:t>
+      </w:r>
+      <w:r>
+        <w:rPr>
+          <w:rFonts w:hint="eastAsia"/>
+        </w:rPr>
+        <w:t>负能量，那么只能如同虚数单位起到</w:t>
+      </w:r>
+      <w:r>
+        <w:rPr>
+          <w:rFonts w:hint="eastAsia"/>
+        </w:rPr>
+        <w:t>标定方向</w:t>
+      </w:r>
+      <w:r>
+        <w:rPr>
+          <w:rFonts w:hint="eastAsia"/>
+        </w:rPr>
+        <w:t>垂直的作用那样，来自于空间维数之间的投射。</w:t>
+      </w:r>
+    </w:p>
+    <w:p>
+      <w:r>
+        <w:rPr>
+          <w:rFonts w:hint="eastAsia"/>
+        </w:rPr>
+        <w:t>既然增长率和质量这个数量之间没有关系，那么为什么会出现大的质量导致引力的问题？观察，</w:t>
+      </w:r>
+    </w:p>
+    <w:p>
+      <w:pPr>
+        <w:rPr>
+          <w:rFonts w:hint="eastAsia"/>
+          <w:i/>
+        </w:rPr>
+      </w:pPr>
+      <m:oMathPara>
+        <m:oMath>
+          <m:r>
+            <w:rPr>
+              <w:rFonts w:ascii="Cambria Math" w:hAnsi="Cambria Math" w:hint="eastAsia"/>
+            </w:rPr>
+            <m:t>G</m:t>
+          </m:r>
+          <m:r>
+            <w:rPr>
+              <w:rFonts w:ascii="Cambria Math" w:hAnsi="Cambria Math"/>
+            </w:rPr>
+            <m:t>M</m:t>
+          </m:r>
+          <m:f>
+            <m:fPr>
+              <m:ctrlPr>
+                <w:rPr>
+                  <w:rFonts w:ascii="Cambria Math" w:hAnsi="Cambria Math"/>
+                  <w:i/>
+                </w:rPr>
+              </m:ctrlPr>
+            </m:fPr>
+            <m:num>
+              <m:r>
+                <w:rPr>
+                  <w:rFonts w:ascii="Cambria Math" w:hAnsi="Cambria Math"/>
+                </w:rPr>
+                <m:t>1</m:t>
+              </m:r>
+            </m:num>
+            <m:den>
+              <m:sSup>
+                <m:sSupPr>
+                  <m:ctrlPr>
+                    <w:rPr>
+                      <w:rFonts w:ascii="Cambria Math" w:hAnsi="Cambria Math"/>
+                      <w:i/>
+                    </w:rPr>
+                  </m:ctrlPr>
+                </m:sSupPr>
+                <m:e>
+                  <m:r>
+                    <w:rPr>
+                      <w:rFonts w:ascii="Cambria Math" w:hAnsi="Cambria Math" w:hint="eastAsia"/>
+                    </w:rPr>
+                    <m:t>R</m:t>
+                  </m:r>
+                  <m:ctrlPr>
+                    <w:rPr>
+                      <w:rFonts w:ascii="Cambria Math" w:hAnsi="Cambria Math" w:hint="eastAsia"/>
+                      <w:i/>
+                    </w:rPr>
+                  </m:ctrlPr>
+                </m:e>
+                <m:sup>
+                  <m:r>
+                    <w:rPr>
+                      <w:rFonts w:ascii="Cambria Math" w:hAnsi="Cambria Math"/>
+                    </w:rPr>
+                    <m:t>2</m:t>
+                  </m:r>
+                </m:sup>
+              </m:sSup>
+            </m:den>
+          </m:f>
+          <m:r>
+            <w:rPr>
+              <w:rFonts w:ascii="Cambria Math" w:hAnsi="Cambria Math"/>
+            </w:rPr>
+            <m:t>=</m:t>
+          </m:r>
+          <m:f>
+            <m:fPr>
+              <m:ctrlPr>
+                <w:rPr>
+                  <w:rFonts w:ascii="Cambria Math" w:hAnsi="Cambria Math"/>
+                  <w:i/>
+                </w:rPr>
+              </m:ctrlPr>
+            </m:fPr>
+            <m:num>
+              <m:r>
+                <w:rPr>
+                  <w:rFonts w:ascii="Cambria Math" w:hAnsi="Cambria Math"/>
+                </w:rPr>
+                <m:t>1</m:t>
+              </m:r>
+            </m:num>
+            <m:den>
+              <m:sSup>
+                <m:sSupPr>
+                  <m:ctrlPr>
+                    <w:rPr>
+                      <w:rFonts w:ascii="Cambria Math" w:hAnsi="Cambria Math"/>
+                      <w:i/>
+                    </w:rPr>
+                  </m:ctrlPr>
+                </m:sSupPr>
+                <m:e>
+                  <m:r>
+                    <w:rPr>
+                      <w:rFonts w:ascii="Cambria Math" w:hAnsi="Cambria Math"/>
+                    </w:rPr>
+                    <m:t>c</m:t>
+                  </m:r>
+                </m:e>
+                <m:sup>
+                  <m:r>
+                    <w:rPr>
+                      <w:rFonts w:ascii="Cambria Math" w:hAnsi="Cambria Math"/>
+                    </w:rPr>
+                    <m:t>2</m:t>
+                  </m:r>
+                </m:sup>
+              </m:sSup>
+            </m:den>
+          </m:f>
+          <m:r>
+            <w:rPr>
+              <w:rFonts w:ascii="Cambria Math" w:hAnsi="Cambria Math"/>
+            </w:rPr>
+            <m:t>i</m:t>
+          </m:r>
+          <m:r>
+            <w:rPr>
+              <w:rFonts w:ascii="Cambria Math" w:hAnsi="Cambria Math" w:hint="eastAsia"/>
+            </w:rPr>
+            <m:t>C</m:t>
+          </m:r>
+          <m:sSup>
+            <m:sSupPr>
+              <m:ctrlPr>
+                <w:rPr>
+                  <w:rFonts w:ascii="Cambria Math" w:hAnsi="Cambria Math"/>
+                  <w:i/>
+                </w:rPr>
+              </m:ctrlPr>
+            </m:sSupPr>
+            <m:e>
+              <m:r>
+                <w:rPr>
+                  <w:rFonts w:ascii="Cambria Math" w:hAnsi="Cambria Math"/>
+                </w:rPr>
+                <m:t>e</m:t>
+              </m:r>
+            </m:e>
+            <m:sup>
+              <m:r>
+                <w:rPr>
+                  <w:rFonts w:ascii="Cambria Math" w:hAnsi="Cambria Math"/>
+                </w:rPr>
+                <m:t>i</m:t>
+              </m:r>
+              <m:r>
+                <w:rPr>
+                  <w:rFonts w:ascii="Cambria Math" w:hAnsi="Cambria Math" w:cs="Cambria Math"/>
+                </w:rPr>
+                <m:t>c</m:t>
+              </m:r>
+              <m:r>
+                <w:rPr>
+                  <w:rFonts w:ascii="Cambria Math" w:hAnsi="Cambria Math"/>
+                </w:rPr>
+                <m:t>t</m:t>
+              </m:r>
+            </m:sup>
+          </m:sSup>
+          <m:r>
+            <w:rPr>
+              <w:rFonts w:ascii="Cambria Math" w:hAnsi="Cambria Math"/>
+            </w:rPr>
+            <m:t>,</m:t>
+          </m:r>
+          <m:sSup>
+            <m:sSupPr>
+              <m:ctrlPr>
+                <w:rPr>
+                  <w:rFonts w:ascii="Cambria Math" w:hAnsi="Cambria Math"/>
+                  <w:i/>
+                </w:rPr>
+              </m:ctrlPr>
+            </m:sSupPr>
+            <m:e>
+              <m:r>
+                <w:rPr>
+                  <w:rFonts w:ascii="Cambria Math" w:hAnsi="Cambria Math"/>
+                </w:rPr>
+                <m:t>R</m:t>
+              </m:r>
+            </m:e>
+            <m:sup>
+              <m:r>
+                <w:rPr>
+                  <w:rFonts w:ascii="Cambria Math" w:hAnsi="Cambria Math"/>
+                </w:rPr>
+                <m:t>2</m:t>
+              </m:r>
+            </m:sup>
+          </m:sSup>
+          <m:r>
+            <w:rPr>
+              <w:rFonts w:ascii="Cambria Math" w:hAnsi="Cambria Math"/>
+            </w:rPr>
+            <m:t>=1</m:t>
+          </m:r>
+        </m:oMath>
+      </m:oMathPara>
+    </w:p>
+    <w:p>
+      <m:oMathPara>
+        <m:oMath>
+          <m:r>
+            <w:rPr>
+              <w:rFonts w:ascii="Cambria Math" w:hAnsi="Cambria Math" w:hint="eastAsia"/>
+            </w:rPr>
+            <m:t>G</m:t>
+          </m:r>
+          <m:r>
+            <w:rPr>
+              <w:rFonts w:ascii="Cambria Math" w:hAnsi="Cambria Math"/>
+            </w:rPr>
+            <m:t>M</m:t>
+          </m:r>
+          <m:sSup>
+            <m:sSupPr>
+              <m:ctrlPr>
+                <w:rPr>
+                  <w:rFonts w:ascii="Cambria Math" w:hAnsi="Cambria Math"/>
+                  <w:i/>
+                </w:rPr>
+              </m:ctrlPr>
+            </m:sSupPr>
+            <m:e>
+              <m:r>
+                <w:rPr>
+                  <w:rFonts w:ascii="Cambria Math" w:hAnsi="Cambria Math"/>
+                </w:rPr>
+                <m:t>c</m:t>
+              </m:r>
+            </m:e>
+            <m:sup>
+              <m:r>
+                <w:rPr>
+                  <w:rFonts w:ascii="Cambria Math" w:hAnsi="Cambria Math"/>
+                </w:rPr>
+                <m:t>2</m:t>
+              </m:r>
+            </m:sup>
+          </m:sSup>
+          <m:r>
+            <w:rPr>
+              <w:rFonts w:ascii="Cambria Math" w:hAnsi="Cambria Math"/>
+            </w:rPr>
+            <m:t>=</m:t>
+          </m:r>
+          <m:r>
+            <w:rPr>
+              <w:rFonts w:ascii="Cambria Math" w:hAnsi="Cambria Math"/>
+            </w:rPr>
+            <m:t>i</m:t>
+          </m:r>
+          <m:r>
+            <w:rPr>
+              <w:rFonts w:ascii="Cambria Math" w:hAnsi="Cambria Math" w:hint="eastAsia"/>
+            </w:rPr>
+            <m:t>C</m:t>
+          </m:r>
+          <m:sSup>
+            <m:sSupPr>
+              <m:ctrlPr>
+                <w:rPr>
+                  <w:rFonts w:ascii="Cambria Math" w:hAnsi="Cambria Math"/>
+                  <w:i/>
+                </w:rPr>
+              </m:ctrlPr>
+            </m:sSupPr>
+            <m:e>
+              <m:r>
+                <w:rPr>
+                  <w:rFonts w:ascii="Cambria Math" w:hAnsi="Cambria Math"/>
+                </w:rPr>
+                <m:t>e</m:t>
+              </m:r>
+            </m:e>
+            <m:sup>
+              <m:r>
+                <w:rPr>
+                  <w:rFonts w:ascii="Cambria Math" w:hAnsi="Cambria Math"/>
+                </w:rPr>
+                <m:t>i</m:t>
+              </m:r>
+              <m:r>
+                <w:rPr>
+                  <w:rFonts w:ascii="Cambria Math" w:hAnsi="Cambria Math" w:cs="Cambria Math"/>
+                </w:rPr>
+                <m:t>c</m:t>
+              </m:r>
+              <m:r>
+                <w:rPr>
+                  <w:rFonts w:ascii="Cambria Math" w:hAnsi="Cambria Math"/>
+                </w:rPr>
+                <m:t>t</m:t>
+              </m:r>
+            </m:sup>
+          </m:sSup>
+        </m:oMath>
+      </m:oMathPara>
+    </w:p>
+    <w:p>
+      <m:oMathPara>
+        <m:oMath>
+          <m:d>
+            <m:dPr>
+              <m:begChr m:val="|"/>
+              <m:endChr m:val="|"/>
+              <m:ctrlPr>
+                <w:rPr>
+                  <w:rFonts w:ascii="Cambria Math" w:hAnsi="Cambria Math"/>
+                  <w:i/>
+                </w:rPr>
+              </m:ctrlPr>
+            </m:dPr>
+            <m:e>
+              <m:sSup>
+                <m:sSupPr>
+                  <m:ctrlPr>
+                    <w:rPr>
+                      <w:rFonts w:ascii="Cambria Math" w:hAnsi="Cambria Math"/>
+                      <w:i/>
+                    </w:rPr>
+                  </m:ctrlPr>
+                </m:sSupPr>
+                <m:e>
+                  <m:r>
+                    <w:rPr>
+                      <w:rFonts w:ascii="Cambria Math" w:hAnsi="Cambria Math"/>
+                    </w:rPr>
+                    <m:t>e</m:t>
+                  </m:r>
+                </m:e>
+                <m:sup>
+                  <m:r>
+                    <w:rPr>
+                      <w:rFonts w:ascii="Cambria Math" w:hAnsi="Cambria Math"/>
+                    </w:rPr>
+                    <m:t>i</m:t>
+                  </m:r>
+                  <m:r>
+                    <w:rPr>
+                      <w:rFonts w:ascii="Cambria Math" w:hAnsi="Cambria Math" w:cs="Cambria Math"/>
+                    </w:rPr>
+                    <m:t>c</m:t>
+                  </m:r>
+                  <m:r>
+                    <w:rPr>
+                      <w:rFonts w:ascii="Cambria Math" w:hAnsi="Cambria Math"/>
+                    </w:rPr>
+                    <m:t>t</m:t>
+                  </m:r>
+                </m:sup>
+              </m:sSup>
+            </m:e>
+          </m:d>
+          <m:r>
+            <w:rPr>
+              <w:rFonts w:ascii="Cambria Math" w:hAnsi="Cambria Math"/>
+            </w:rPr>
+            <m:t>=1</m:t>
+          </m:r>
+        </m:oMath>
+      </m:oMathPara>
+    </w:p>
+    <w:p>
+      <m:oMathPara>
+        <m:oMath>
+          <m:r>
+            <w:rPr>
+              <w:rFonts w:ascii="Cambria Math" w:hAnsi="Cambria Math" w:hint="eastAsia"/>
+            </w:rPr>
+            <m:t>G</m:t>
+          </m:r>
+          <m:r>
+            <w:rPr>
+              <w:rFonts w:ascii="Cambria Math" w:hAnsi="Cambria Math"/>
+            </w:rPr>
+            <m:t>M</m:t>
+          </m:r>
+          <m:sSup>
+            <m:sSupPr>
+              <m:ctrlPr>
+                <w:rPr>
+                  <w:rFonts w:ascii="Cambria Math" w:hAnsi="Cambria Math"/>
+                  <w:i/>
+                </w:rPr>
+              </m:ctrlPr>
+            </m:sSupPr>
+            <m:e>
+              <m:r>
+                <w:rPr>
+                  <w:rFonts w:ascii="Cambria Math" w:hAnsi="Cambria Math"/>
+                </w:rPr>
+                <m:t>c</m:t>
+              </m:r>
+            </m:e>
+            <m:sup>
+              <m:r>
+                <w:rPr>
+                  <w:rFonts w:ascii="Cambria Math" w:hAnsi="Cambria Math"/>
+                </w:rPr>
+                <m:t>2</m:t>
+              </m:r>
+            </m:sup>
+          </m:sSup>
+          <m:r>
+            <w:rPr>
+              <w:rFonts w:ascii="Cambria Math" w:hAnsi="Cambria Math"/>
+            </w:rPr>
+            <m:t>=i</m:t>
+          </m:r>
+          <m:r>
+            <w:rPr>
+              <w:rFonts w:ascii="Cambria Math" w:hAnsi="Cambria Math" w:hint="eastAsia"/>
+            </w:rPr>
+            <m:t>C</m:t>
+          </m:r>
+        </m:oMath>
+      </m:oMathPara>
+    </w:p>
+    <w:p>
+      <w:r>
+        <w:rPr>
+          <w:rFonts w:hint="eastAsia"/>
+        </w:rPr>
+        <w:t>我们知道，对于单位长度，</w:t>
+      </w:r>
+    </w:p>
+    <w:p>
+      <m:oMathPara>
+        <m:oMath>
+          <m:r>
+            <w:rPr>
+              <w:rFonts w:ascii="Cambria Math" w:hAnsi="Cambria Math"/>
+            </w:rPr>
+            <m:t>M</m:t>
+          </m:r>
+          <m:sSup>
+            <m:sSupPr>
+              <m:ctrlPr>
+                <w:rPr>
+                  <w:rFonts w:ascii="Cambria Math" w:hAnsi="Cambria Math"/>
+                  <w:i/>
+                </w:rPr>
+              </m:ctrlPr>
+            </m:sSupPr>
+            <m:e>
+              <m:r>
+                <w:rPr>
+                  <w:rFonts w:ascii="Cambria Math" w:hAnsi="Cambria Math"/>
+                </w:rPr>
+                <m:t>c</m:t>
+              </m:r>
+            </m:e>
+            <m:sup>
+              <m:r>
+                <w:rPr>
+                  <w:rFonts w:ascii="Cambria Math" w:hAnsi="Cambria Math"/>
+                </w:rPr>
+                <m:t>2</m:t>
+              </m:r>
+            </m:sup>
+          </m:sSup>
+          <m:r>
+            <w:rPr>
+              <w:rFonts w:ascii="Cambria Math" w:hAnsi="Cambria Math"/>
+            </w:rPr>
+            <m:t>=</m:t>
+          </m:r>
+          <m:r>
+            <w:rPr>
+              <w:rFonts w:ascii="Cambria Math" w:hAnsi="Cambria Math" w:hint="eastAsia"/>
+            </w:rPr>
+            <m:t>C</m:t>
+          </m:r>
+        </m:oMath>
+      </m:oMathPara>
+    </w:p>
+    <w:p>
+      <m:oMathPara>
+        <m:oMath>
+          <m:r>
+            <w:rPr>
+              <w:rFonts w:ascii="Cambria Math" w:hAnsi="Cambria Math"/>
+            </w:rPr>
+            <m:t>G=</m:t>
+          </m:r>
+          <m:r>
+            <w:rPr>
+              <w:rFonts w:ascii="Cambria Math" w:hAnsi="Cambria Math" w:hint="eastAsia"/>
+            </w:rPr>
+            <m:t>i</m:t>
+          </m:r>
+        </m:oMath>
+      </m:oMathPara>
+    </w:p>
+    <w:p>
+      <w:r>
+        <w:rPr>
+          <w:rFonts w:hint="eastAsia"/>
+        </w:rPr>
+        <w:t>而对于实际的情况，</w:t>
+      </w:r>
+    </w:p>
+    <w:p>
+      <m:oMathPara>
+        <m:oMath>
+          <m:r>
+            <w:rPr>
+              <w:rFonts w:ascii="Cambria Math" w:hAnsi="Cambria Math" w:hint="eastAsia"/>
+            </w:rPr>
+            <m:t>G</m:t>
+          </m:r>
+          <m:r>
+            <w:rPr>
+              <w:rFonts w:ascii="Cambria Math" w:hAnsi="Cambria Math"/>
+            </w:rPr>
+            <m:t>M</m:t>
+          </m:r>
+          <m:sSup>
+            <m:sSupPr>
+              <m:ctrlPr>
+                <w:rPr>
+                  <w:rFonts w:ascii="Cambria Math" w:hAnsi="Cambria Math"/>
+                  <w:i/>
+                </w:rPr>
+              </m:ctrlPr>
+            </m:sSupPr>
+            <m:e>
+              <m:r>
+                <w:rPr>
+                  <w:rFonts w:ascii="Cambria Math" w:hAnsi="Cambria Math"/>
+                </w:rPr>
+                <m:t>c</m:t>
+              </m:r>
+            </m:e>
+            <m:sup>
+              <m:r>
+                <w:rPr>
+                  <w:rFonts w:ascii="Cambria Math" w:hAnsi="Cambria Math"/>
+                </w:rPr>
+                <m:t>2</m:t>
+              </m:r>
+            </m:sup>
+          </m:sSup>
+          <m:r>
+            <w:rPr>
+              <w:rFonts w:ascii="Cambria Math" w:hAnsi="Cambria Math"/>
+            </w:rPr>
+            <m:t>=i</m:t>
+          </m:r>
+          <m:r>
+            <w:rPr>
+              <w:rFonts w:ascii="Cambria Math" w:hAnsi="Cambria Math" w:hint="eastAsia"/>
+            </w:rPr>
+            <m:t>C</m:t>
+          </m:r>
+          <m:sSup>
+            <m:sSupPr>
+              <m:ctrlPr>
+                <w:rPr>
+                  <w:rFonts w:ascii="Cambria Math" w:hAnsi="Cambria Math"/>
+                  <w:i/>
+                </w:rPr>
+              </m:ctrlPr>
+            </m:sSupPr>
+            <m:e>
+              <m:r>
+                <w:rPr>
+                  <w:rFonts w:ascii="Cambria Math" w:hAnsi="Cambria Math" w:hint="eastAsia"/>
+                </w:rPr>
+                <m:t>R</m:t>
+              </m:r>
+              <m:ctrlPr>
+                <w:rPr>
+                  <w:rFonts w:ascii="Cambria Math" w:hAnsi="Cambria Math" w:hint="eastAsia"/>
+                  <w:i/>
+                </w:rPr>
+              </m:ctrlPr>
+            </m:e>
+            <m:sup>
+              <m:r>
+                <w:rPr>
+                  <w:rFonts w:ascii="Cambria Math" w:hAnsi="Cambria Math"/>
+                </w:rPr>
+                <m:t>2</m:t>
+              </m:r>
+            </m:sup>
+          </m:sSup>
+        </m:oMath>
+      </m:oMathPara>
+    </w:p>
+    <w:p>
+      <m:oMathPara>
+        <m:oMath>
+          <m:r>
+            <w:rPr>
+              <w:rFonts w:ascii="Cambria Math" w:hAnsi="Cambria Math"/>
+            </w:rPr>
+            <m:t>i</m:t>
+          </m:r>
+          <m:r>
+            <w:rPr>
+              <w:rFonts w:ascii="Cambria Math" w:hAnsi="Cambria Math"/>
+            </w:rPr>
+            <m:t>M</m:t>
+          </m:r>
+          <m:sSup>
+            <m:sSupPr>
+              <m:ctrlPr>
+                <w:rPr>
+                  <w:rFonts w:ascii="Cambria Math" w:hAnsi="Cambria Math"/>
+                  <w:i/>
+                </w:rPr>
+              </m:ctrlPr>
+            </m:sSupPr>
+            <m:e>
+              <m:r>
+                <w:rPr>
+                  <w:rFonts w:ascii="Cambria Math" w:hAnsi="Cambria Math"/>
+                </w:rPr>
+                <m:t>c</m:t>
+              </m:r>
+            </m:e>
+            <m:sup>
+              <m:r>
+                <w:rPr>
+                  <w:rFonts w:ascii="Cambria Math" w:hAnsi="Cambria Math"/>
+                </w:rPr>
+                <m:t>2</m:t>
+              </m:r>
+            </m:sup>
+          </m:sSup>
+          <m:r>
+            <w:rPr>
+              <w:rFonts w:ascii="Cambria Math" w:hAnsi="Cambria Math"/>
+            </w:rPr>
+            <m:t>=i</m:t>
+          </m:r>
+          <m:r>
+            <w:rPr>
+              <w:rFonts w:ascii="Cambria Math" w:hAnsi="Cambria Math" w:hint="eastAsia"/>
+            </w:rPr>
+            <m:t>C</m:t>
+          </m:r>
+          <m:sSup>
+            <m:sSupPr>
+              <m:ctrlPr>
+                <w:rPr>
+                  <w:rFonts w:ascii="Cambria Math" w:hAnsi="Cambria Math"/>
+                  <w:i/>
+                </w:rPr>
+              </m:ctrlPr>
+            </m:sSupPr>
+            <m:e>
+              <m:r>
+                <w:rPr>
+                  <w:rFonts w:ascii="Cambria Math" w:hAnsi="Cambria Math" w:hint="eastAsia"/>
+                </w:rPr>
+                <m:t>R</m:t>
+              </m:r>
+              <m:ctrlPr>
+                <w:rPr>
+                  <w:rFonts w:ascii="Cambria Math" w:hAnsi="Cambria Math" w:hint="eastAsia"/>
+                  <w:i/>
+                </w:rPr>
+              </m:ctrlPr>
+            </m:e>
+            <m:sup>
+              <m:r>
+                <w:rPr>
+                  <w:rFonts w:ascii="Cambria Math" w:hAnsi="Cambria Math"/>
+                </w:rPr>
+                <m:t>2</m:t>
+              </m:r>
+            </m:sup>
+          </m:sSup>
+        </m:oMath>
+      </m:oMathPara>
+    </w:p>
+    <w:p>
+      <w:pPr>
+        <w:rPr>
+          <w:rFonts w:hint="eastAsia"/>
+        </w:rPr>
+      </w:pPr>
+      <m:oMathPara>
+        <m:oMath>
+          <m:r>
+            <w:rPr>
+              <w:rFonts w:ascii="Cambria Math" w:hAnsi="Cambria Math"/>
+            </w:rPr>
+            <m:t>M</m:t>
+          </m:r>
+          <m:sSup>
+            <m:sSupPr>
+              <m:ctrlPr>
+                <w:rPr>
+                  <w:rFonts w:ascii="Cambria Math" w:hAnsi="Cambria Math"/>
+                  <w:i/>
+                </w:rPr>
+              </m:ctrlPr>
+            </m:sSupPr>
+            <m:e>
+              <m:r>
+                <w:rPr>
+                  <w:rFonts w:ascii="Cambria Math" w:hAnsi="Cambria Math"/>
+                </w:rPr>
+                <m:t>c</m:t>
+              </m:r>
+            </m:e>
+            <m:sup>
+              <m:r>
+                <w:rPr>
+                  <w:rFonts w:ascii="Cambria Math" w:hAnsi="Cambria Math"/>
+                </w:rPr>
+                <m:t>2</m:t>
+              </m:r>
+            </m:sup>
+          </m:sSup>
+          <m:r>
+            <w:rPr>
+              <w:rFonts w:ascii="Cambria Math" w:hAnsi="Cambria Math"/>
+            </w:rPr>
+            <m:t>=C</m:t>
+          </m:r>
+          <m:sSup>
+            <m:sSupPr>
+              <m:ctrlPr>
+                <w:rPr>
+                  <w:rFonts w:ascii="Cambria Math" w:hAnsi="Cambria Math"/>
+                  <w:i/>
+                </w:rPr>
+              </m:ctrlPr>
+            </m:sSupPr>
+            <m:e>
+              <m:r>
+                <w:rPr>
+                  <w:rFonts w:ascii="Cambria Math" w:hAnsi="Cambria Math"/>
+                </w:rPr>
+                <m:t>R</m:t>
+              </m:r>
+            </m:e>
+            <m:sup>
+              <m:r>
+                <w:rPr>
+                  <w:rFonts w:ascii="Cambria Math" w:hAnsi="Cambria Math"/>
+                </w:rPr>
+                <m:t>2</m:t>
+              </m:r>
+            </m:sup>
+          </m:sSup>
+        </m:oMath>
+      </m:oMathPara>
+    </w:p>
+    <w:p>
+      <w:r>
+        <w:rPr>
+          <w:rFonts w:hint="eastAsia"/>
+        </w:rPr>
+        <w:t>巨大的</w:t>
+      </w:r>
+      <m:oMath>
+        <m:r>
+          <w:rPr>
+            <w:rFonts w:ascii="Cambria Math" w:hAnsi="Cambria Math"/>
+          </w:rPr>
+          <m:t>M</m:t>
+        </m:r>
+      </m:oMath>
+      <w:r>
+        <w:rPr>
+          <w:rFonts w:hint="eastAsia"/>
+        </w:rPr>
+        <w:t>也就是</w:t>
+      </w:r>
+      <m:oMath>
+        <m:sSup>
+          <m:sSupPr>
+            <m:ctrlPr>
+              <w:rPr>
+                <w:rFonts w:ascii="Cambria Math" w:hAnsi="Cambria Math"/>
+                <w:i/>
+              </w:rPr>
+            </m:ctrlPr>
+          </m:sSupPr>
+          <m:e>
+            <m:r>
+              <w:rPr>
+                <w:rFonts w:ascii="Cambria Math" w:hAnsi="Cambria Math"/>
+              </w:rPr>
+              <m:t>c</m:t>
+            </m:r>
+          </m:e>
+          <m:sup>
+            <m:r>
+              <w:rPr>
+                <w:rFonts w:ascii="Cambria Math" w:hAnsi="Cambria Math"/>
+              </w:rPr>
+              <m:t>2</m:t>
+            </m:r>
+          </m:sup>
+        </m:sSup>
+      </m:oMath>
+      <w:r>
+        <w:rPr>
+          <w:rFonts w:hint="eastAsia"/>
+        </w:rPr>
+        <w:t>重复的次数，可能导致单位能量</w:t>
+      </w:r>
+      <m:oMath>
+        <m:r>
+          <w:rPr>
+            <w:rFonts w:ascii="Cambria Math" w:hAnsi="Cambria Math"/>
+          </w:rPr>
+          <m:t>C</m:t>
+        </m:r>
+      </m:oMath>
+      <w:r>
+        <w:rPr>
+          <w:rFonts w:hint="eastAsia"/>
+        </w:rPr>
+        <w:t>的作用的浮动或者</w:t>
+      </w:r>
+      <m:oMath>
+        <m:sSup>
+          <m:sSupPr>
+            <m:ctrlPr>
+              <w:rPr>
+                <w:rFonts w:ascii="Cambria Math" w:hAnsi="Cambria Math"/>
+                <w:i/>
+              </w:rPr>
+            </m:ctrlPr>
+          </m:sSupPr>
+          <m:e>
+            <m:r>
+              <w:rPr>
+                <w:rFonts w:ascii="Cambria Math" w:hAnsi="Cambria Math"/>
+              </w:rPr>
+              <m:t>R</m:t>
+            </m:r>
+          </m:e>
+          <m:sup>
+            <m:r>
+              <w:rPr>
+                <w:rFonts w:ascii="Cambria Math" w:hAnsi="Cambria Math"/>
+              </w:rPr>
+              <m:t>2</m:t>
+            </m:r>
+          </m:sup>
+        </m:sSup>
+      </m:oMath>
+      <w:r>
+        <w:rPr>
+          <w:rFonts w:hint="eastAsia"/>
+        </w:rPr>
+        <w:t>数值的浮动。</w:t>
+      </w:r>
+      <w:r>
+        <w:rPr>
+          <w:rFonts w:hint="eastAsia"/>
+        </w:rPr>
+        <w:t>也就是空间的膨胀和收缩，以及单位质量和标准单位质量的比率，甚至是重定义</w:t>
+      </w:r>
+      <m:oMath>
+        <m:r>
+          <w:rPr>
+            <w:rFonts w:ascii="Cambria Math" w:hAnsi="Cambria Math" w:hint="eastAsia"/>
+          </w:rPr>
+          <m:t>G</m:t>
+        </m:r>
+      </m:oMath>
+      <w:r>
+        <w:rPr>
+          <w:rFonts w:hint="eastAsia"/>
+        </w:rPr>
+        <w:t>和</w:t>
+      </w:r>
+      <m:oMath>
+        <m:r>
+          <w:rPr>
+            <w:rFonts w:ascii="Cambria Math" w:hAnsi="Cambria Math" w:hint="eastAsia"/>
+          </w:rPr>
+          <m:t>i</m:t>
+        </m:r>
+      </m:oMath>
+      <w:r>
+        <w:rPr>
+          <w:rFonts w:hint="eastAsia"/>
+        </w:rPr>
+        <w:lastRenderedPageBreak/>
+        <w:t>的关系。</w:t>
+      </w:r>
+      <w:r>
+        <w:rPr>
+          <w:rFonts w:hint="eastAsia"/>
+        </w:rPr>
+        <w:t>而如果两者关系不变，那么就</w:t>
+      </w:r>
+      <w:r>
+        <w:rPr>
+          <w:rFonts w:hint="eastAsia"/>
+        </w:rPr>
+        <w:t>因为</w:t>
+      </w:r>
+      <m:oMath>
+        <m:r>
+          <w:rPr>
+            <w:rFonts w:ascii="Cambria Math" w:hAnsi="Cambria Math" w:hint="eastAsia"/>
+          </w:rPr>
+          <m:t>i</m:t>
+        </m:r>
+      </m:oMath>
+      <w:r>
+        <w:rPr>
+          <w:rFonts w:hint="eastAsia"/>
+        </w:rPr>
+        <w:t>随着</w:t>
+      </w:r>
+      <m:oMath>
+        <m:r>
+          <w:rPr>
+            <w:rFonts w:ascii="Cambria Math" w:hAnsi="Cambria Math" w:hint="eastAsia"/>
+          </w:rPr>
+          <m:t>G</m:t>
+        </m:r>
+      </m:oMath>
+      <w:r>
+        <w:rPr>
+          <w:rFonts w:hint="eastAsia"/>
+        </w:rPr>
+        <w:t>的变化</w:t>
+      </w:r>
+      <w:r>
+        <w:rPr>
+          <w:rFonts w:hint="eastAsia"/>
+        </w:rPr>
+        <w:t>重定义了电子内在的增长率</w:t>
+      </w:r>
+      <w:r>
+        <w:rPr>
+          <w:rFonts w:hint="eastAsia"/>
+        </w:rPr>
+        <w:t>，</w:t>
+      </w:r>
+      <w:r>
+        <w:rPr>
+          <w:rFonts w:hint="eastAsia"/>
+        </w:rPr>
+        <w:t>或者说由此重定义了光速。</w:t>
+      </w:r>
+      <w:r>
+        <w:rPr>
+          <w:rFonts w:hint="eastAsia"/>
+        </w:rPr>
+        <w:t>这些数值之间的关联决定了它们所承担的角色，虽然有幂次来划分但是数值太大的时候幂次的作用就不明显了。</w:t>
+      </w:r>
+    </w:p>
+    <w:p>
+      <w:pPr>
+        <w:rPr>
+          <w:rFonts w:hint="eastAsia"/>
+          <w:iCs/>
         </w:rPr>
       </w:pPr>
     </w:p>
@@ -14980,7 +23780,7 @@
 </file>
 
 <file path=word/endnotes.xml><?xml version="1.0" encoding="utf-8"?>
-<w:endnotes xmlns:wpc="http://schemas.microsoft.com/office/word/2010/wordprocessingCanvas" xmlns:cx="http://schemas.microsoft.com/office/drawing/2014/chartex" xmlns:cx1="http://schemas.microsoft.com/office/drawing/2015/9/8/chartex" xmlns:cx2="http://schemas.microsoft.com/office/drawing/2015/10/21/chartex" xmlns:cx3="http://schemas.microsoft.com/office/drawing/2016/5/9/chartex" xmlns:cx4="http://schemas.microsoft.com/office/drawing/2016/5/10/chartex" xmlns:cx5="http://schemas.microsoft.com/office/drawing/2016/5/11/chartex" xmlns:cx6="http://schemas.microsoft.com/office/drawing/2016/5/12/chartex" xmlns:cx7="http://schemas.microsoft.com/office/drawing/2016/5/13/chartex" xmlns:cx8="http://schemas.microsoft.com/office/drawing/2016/5/14/chartex" xmlns:mc="http://schemas.openxmlformats.org/markup-compatibility/2006" xmlns:aink="http://schemas.microsoft.com/office/drawing/2016/ink" xmlns:am3d="http://schemas.microsoft.com/office/drawing/2017/model3d" xmlns:o="urn:schemas-microsoft-com:office:office" xmlns:oel="http://schemas.microsoft.com/office/2019/extlst" xmlns:r="http://schemas.openxmlformats.org/officeDocument/2006/relationships" xmlns:m="http://schemas.openxmlformats.org/officeDocument/2006/math" xmlns:v="urn:schemas-microsoft-com:vml" xmlns:wp14="http://schemas.microsoft.com/office/word/2010/wordprocessingDrawing" xmlns:wp="http://schemas.openxmlformats.org/drawingml/2006/wordprocessingDrawing" xmlns:w10="urn:schemas-microsoft-com:office:word" xmlns:w="http://schemas.openxmlformats.org/wordprocessingml/2006/main" xmlns:w14="http://schemas.microsoft.com/office/word/2010/wordml" xmlns:w15="http://schemas.microsoft.com/office/word/2012/wordml" xmlns:w16cex="http://schemas.microsoft.com/office/word/2018/wordml/cex" xmlns:w16cid="http://schemas.microsoft.com/office/word/2016/wordml/cid" xmlns:w16="http://schemas.microsoft.com/office/word/2018/wordml" xmlns:w16du="http://schemas.microsoft.com/office/word/2023/wordml/word16du" xmlns:w16sdtdh="http://schemas.microsoft.com/office/word/2020/wordml/sdtdatahash" xmlns:w16sdtfl="http://schemas.microsoft.com/office/word/2024/wordml/sdtformatlock" xmlns:w16se="http://schemas.microsoft.com/office/word/2015/wordml/symex" xmlns:wpg="http://schemas.microsoft.com/office/word/2010/wordprocessingGroup" xmlns:wpi="http://schemas.microsoft.com/office/word/2010/wordprocessingInk" xmlns:wne="http://schemas.microsoft.com/office/word/2006/wordml" xmlns:wps="http://schemas.microsoft.com/office/word/2010/wordprocessingShape" mc:Ignorable="w14 w15 w16se w16cid w16 w16cex w16sdtdh w16sdtfl w16du wp14">
+<w:endnotes xmlns:wpc="http://schemas.microsoft.com/office/word/2010/wordprocessingCanvas" xmlns:cx="http://schemas.microsoft.com/office/drawing/2014/chartex" xmlns:cx1="http://schemas.microsoft.com/office/drawing/2015/9/8/chartex" xmlns:cx2="http://schemas.microsoft.com/office/drawing/2015/10/21/chartex" xmlns:cx3="http://schemas.microsoft.com/office/drawing/2016/5/9/chartex" xmlns:cx4="http://schemas.microsoft.com/office/drawing/2016/5/10/chartex" xmlns:cx5="http://schemas.microsoft.com/office/drawing/2016/5/11/chartex" xmlns:cx6="http://schemas.microsoft.com/office/drawing/2016/5/12/chartex" xmlns:cx7="http://schemas.microsoft.com/office/drawing/2016/5/13/chartex" xmlns:cx8="http://schemas.microsoft.com/office/drawing/2016/5/14/chartex" xmlns:mc="http://schemas.openxmlformats.org/markup-compatibility/2006" xmlns:aink="http://schemas.microsoft.com/office/drawing/2016/ink" xmlns:am3d="http://schemas.microsoft.com/office/drawing/2017/model3d" xmlns:o="urn:schemas-microsoft-com:office:office" xmlns:oel="http://schemas.microsoft.com/office/2019/extlst" xmlns:r="http://schemas.openxmlformats.org/officeDocument/2006/relationships" xmlns:m="http://schemas.openxmlformats.org/officeDocument/2006/math" xmlns:v="urn:schemas-microsoft-com:vml" xmlns:wp14="http://schemas.microsoft.com/office/word/2010/wordprocessingDrawing" xmlns:wp="http://schemas.openxmlformats.org/drawingml/2006/wordprocessingDrawing" xmlns:w10="urn:schemas-microsoft-com:office:word" xmlns:w="http://schemas.openxmlformats.org/wordprocessingml/2006/main" xmlns:w14="http://schemas.microsoft.com/office/word/2010/wordml" xmlns:w15="http://schemas.microsoft.com/office/word/2012/wordml" xmlns:w16cei="http://schemas.microsoft.com/office/word/2026/wordml/cei" xmlns:w16cex="http://schemas.microsoft.com/office/word/2018/wordml/cex" xmlns:w16cid="http://schemas.microsoft.com/office/word/2016/wordml/cid" xmlns:w16="http://schemas.microsoft.com/office/word/2018/wordml" xmlns:w16du="http://schemas.microsoft.com/office/word/2023/wordml/word16du" xmlns:w16sdtdh="http://schemas.microsoft.com/office/word/2020/wordml/sdtdatahash" xmlns:w16sdtfl="http://schemas.microsoft.com/office/word/2024/wordml/sdtformatlock" xmlns:w16se="http://schemas.microsoft.com/office/word/2015/wordml/symex" xmlns:wpg="http://schemas.microsoft.com/office/word/2010/wordprocessingGroup" xmlns:wpi="http://schemas.microsoft.com/office/word/2010/wordprocessingInk" xmlns:wne="http://schemas.microsoft.com/office/word/2006/wordml" xmlns:wps="http://schemas.microsoft.com/office/word/2010/wordprocessingShape" mc:Ignorable="w14 w15 w16se w16cid w16 w16cex w16sdtdh w16sdtfl w16du wp14">
   <w:endnote w:type="separator" w:id="-1">
     <w:p>
       <w:pPr>
@@ -15011,7 +23811,7 @@
 </file>
 
 <file path=word/footer1.xml><?xml version="1.0" encoding="utf-8"?>
-<w:ftr xmlns:wpc="http://schemas.microsoft.com/office/word/2010/wordprocessingCanvas" xmlns:cx="http://schemas.microsoft.com/office/drawing/2014/chartex" xmlns:cx1="http://schemas.microsoft.com/office/drawing/2015/9/8/chartex" xmlns:cx2="http://schemas.microsoft.com/office/drawing/2015/10/21/chartex" xmlns:cx3="http://schemas.microsoft.com/office/drawing/2016/5/9/chartex" xmlns:cx4="http://schemas.microsoft.com/office/drawing/2016/5/10/chartex" xmlns:cx5="http://schemas.microsoft.com/office/drawing/2016/5/11/chartex" xmlns:cx6="http://schemas.microsoft.com/office/drawing/2016/5/12/chartex" xmlns:cx7="http://schemas.microsoft.com/office/drawing/2016/5/13/chartex" xmlns:cx8="http://schemas.microsoft.com/office/drawing/2016/5/14/chartex" xmlns:mc="http://schemas.openxmlformats.org/markup-compatibility/2006" xmlns:aink="http://schemas.microsoft.com/office/drawing/2016/ink" xmlns:am3d="http://schemas.microsoft.com/office/drawing/2017/model3d" xmlns:o="urn:schemas-microsoft-com:office:office" xmlns:oel="http://schemas.microsoft.com/office/2019/extlst" xmlns:r="http://schemas.openxmlformats.org/officeDocument/2006/relationships" xmlns:m="http://schemas.openxmlformats.org/officeDocument/2006/math" xmlns:v="urn:schemas-microsoft-com:vml" xmlns:wp14="http://schemas.microsoft.com/office/word/2010/wordprocessingDrawing" xmlns:wp="http://schemas.openxmlformats.org/drawingml/2006/wordprocessingDrawing" xmlns:w10="urn:schemas-microsoft-com:office:word" xmlns:w="http://schemas.openxmlformats.org/wordprocessingml/2006/main" xmlns:w14="http://schemas.microsoft.com/office/word/2010/wordml" xmlns:w15="http://schemas.microsoft.com/office/word/2012/wordml" xmlns:w16cex="http://schemas.microsoft.com/office/word/2018/wordml/cex" xmlns:w16cid="http://schemas.microsoft.com/office/word/2016/wordml/cid" xmlns:w16="http://schemas.microsoft.com/office/word/2018/wordml" xmlns:w16du="http://schemas.microsoft.com/office/word/2023/wordml/word16du" xmlns:w16sdtdh="http://schemas.microsoft.com/office/word/2020/wordml/sdtdatahash" xmlns:w16sdtfl="http://schemas.microsoft.com/office/word/2024/wordml/sdtformatlock" xmlns:w16se="http://schemas.microsoft.com/office/word/2015/wordml/symex" xmlns:wpg="http://schemas.microsoft.com/office/word/2010/wordprocessingGroup" xmlns:wpi="http://schemas.microsoft.com/office/word/2010/wordprocessingInk" xmlns:wne="http://schemas.microsoft.com/office/word/2006/wordml" xmlns:wps="http://schemas.microsoft.com/office/word/2010/wordprocessingShape" mc:Ignorable="w14 w15 w16se w16cid w16 w16cex w16sdtdh w16sdtfl w16du wp14">
+<w:ftr xmlns:wpc="http://schemas.microsoft.com/office/word/2010/wordprocessingCanvas" xmlns:cx="http://schemas.microsoft.com/office/drawing/2014/chartex" xmlns:cx1="http://schemas.microsoft.com/office/drawing/2015/9/8/chartex" xmlns:cx2="http://schemas.microsoft.com/office/drawing/2015/10/21/chartex" xmlns:cx3="http://schemas.microsoft.com/office/drawing/2016/5/9/chartex" xmlns:cx4="http://schemas.microsoft.com/office/drawing/2016/5/10/chartex" xmlns:cx5="http://schemas.microsoft.com/office/drawing/2016/5/11/chartex" xmlns:cx6="http://schemas.microsoft.com/office/drawing/2016/5/12/chartex" xmlns:cx7="http://schemas.microsoft.com/office/drawing/2016/5/13/chartex" xmlns:cx8="http://schemas.microsoft.com/office/drawing/2016/5/14/chartex" xmlns:mc="http://schemas.openxmlformats.org/markup-compatibility/2006" xmlns:aink="http://schemas.microsoft.com/office/drawing/2016/ink" xmlns:am3d="http://schemas.microsoft.com/office/drawing/2017/model3d" xmlns:o="urn:schemas-microsoft-com:office:office" xmlns:oel="http://schemas.microsoft.com/office/2019/extlst" xmlns:r="http://schemas.openxmlformats.org/officeDocument/2006/relationships" xmlns:m="http://schemas.openxmlformats.org/officeDocument/2006/math" xmlns:v="urn:schemas-microsoft-com:vml" xmlns:wp14="http://schemas.microsoft.com/office/word/2010/wordprocessingDrawing" xmlns:wp="http://schemas.openxmlformats.org/drawingml/2006/wordprocessingDrawing" xmlns:w10="urn:schemas-microsoft-com:office:word" xmlns:w="http://schemas.openxmlformats.org/wordprocessingml/2006/main" xmlns:w14="http://schemas.microsoft.com/office/word/2010/wordml" xmlns:w15="http://schemas.microsoft.com/office/word/2012/wordml" xmlns:w16cei="http://schemas.microsoft.com/office/word/2026/wordml/cei" xmlns:w16cex="http://schemas.microsoft.com/office/word/2018/wordml/cex" xmlns:w16cid="http://schemas.microsoft.com/office/word/2016/wordml/cid" xmlns:w16="http://schemas.microsoft.com/office/word/2018/wordml" xmlns:w16du="http://schemas.microsoft.com/office/word/2023/wordml/word16du" xmlns:w16sdtdh="http://schemas.microsoft.com/office/word/2020/wordml/sdtdatahash" xmlns:w16sdtfl="http://schemas.microsoft.com/office/word/2024/wordml/sdtformatlock" xmlns:w16se="http://schemas.microsoft.com/office/word/2015/wordml/symex" xmlns:wpg="http://schemas.microsoft.com/office/word/2010/wordprocessingGroup" xmlns:wpi="http://schemas.microsoft.com/office/word/2010/wordprocessingInk" xmlns:wne="http://schemas.microsoft.com/office/word/2006/wordml" xmlns:wps="http://schemas.microsoft.com/office/word/2010/wordprocessingShape" mc:Ignorable="w14 w15 w16se w16cid w16 w16cex w16sdtdh w16sdtfl w16du wp14">
   <w:p>
     <w:pPr>
       <w:pStyle w:val="af1"/>
@@ -15024,7 +23824,7 @@
 </file>
 
 <file path=word/footer2.xml><?xml version="1.0" encoding="utf-8"?>
-<w:ftr xmlns:wpc="http://schemas.microsoft.com/office/word/2010/wordprocessingCanvas" xmlns:cx="http://schemas.microsoft.com/office/drawing/2014/chartex" xmlns:cx1="http://schemas.microsoft.com/office/drawing/2015/9/8/chartex" xmlns:cx2="http://schemas.microsoft.com/office/drawing/2015/10/21/chartex" xmlns:cx3="http://schemas.microsoft.com/office/drawing/2016/5/9/chartex" xmlns:cx4="http://schemas.microsoft.com/office/drawing/2016/5/10/chartex" xmlns:cx5="http://schemas.microsoft.com/office/drawing/2016/5/11/chartex" xmlns:cx6="http://schemas.microsoft.com/office/drawing/2016/5/12/chartex" xmlns:cx7="http://schemas.microsoft.com/office/drawing/2016/5/13/chartex" xmlns:cx8="http://schemas.microsoft.com/office/drawing/2016/5/14/chartex" xmlns:mc="http://schemas.openxmlformats.org/markup-compatibility/2006" xmlns:aink="http://schemas.microsoft.com/office/drawing/2016/ink" xmlns:am3d="http://schemas.microsoft.com/office/drawing/2017/model3d" xmlns:o="urn:schemas-microsoft-com:office:office" xmlns:oel="http://schemas.microsoft.com/office/2019/extlst" xmlns:r="http://schemas.openxmlformats.org/officeDocument/2006/relationships" xmlns:m="http://schemas.openxmlformats.org/officeDocument/2006/math" xmlns:v="urn:schemas-microsoft-com:vml" xmlns:wp14="http://schemas.microsoft.com/office/word/2010/wordprocessingDrawing" xmlns:wp="http://schemas.openxmlformats.org/drawingml/2006/wordprocessingDrawing" xmlns:w10="urn:schemas-microsoft-com:office:word" xmlns:w="http://schemas.openxmlformats.org/wordprocessingml/2006/main" xmlns:w14="http://schemas.microsoft.com/office/word/2010/wordml" xmlns:w15="http://schemas.microsoft.com/office/word/2012/wordml" xmlns:w16cex="http://schemas.microsoft.com/office/word/2018/wordml/cex" xmlns:w16cid="http://schemas.microsoft.com/office/word/2016/wordml/cid" xmlns:w16="http://schemas.microsoft.com/office/word/2018/wordml" xmlns:w16du="http://schemas.microsoft.com/office/word/2023/wordml/word16du" xmlns:w16sdtdh="http://schemas.microsoft.com/office/word/2020/wordml/sdtdatahash" xmlns:w16sdtfl="http://schemas.microsoft.com/office/word/2024/wordml/sdtformatlock" xmlns:w16se="http://schemas.microsoft.com/office/word/2015/wordml/symex" xmlns:wpg="http://schemas.microsoft.com/office/word/2010/wordprocessingGroup" xmlns:wpi="http://schemas.microsoft.com/office/word/2010/wordprocessingInk" xmlns:wne="http://schemas.microsoft.com/office/word/2006/wordml" xmlns:wps="http://schemas.microsoft.com/office/word/2010/wordprocessingShape" mc:Ignorable="w14 w15 w16se w16cid w16 w16cex w16sdtdh w16sdtfl w16du wp14">
+<w:ftr xmlns:wpc="http://schemas.microsoft.com/office/word/2010/wordprocessingCanvas" xmlns:cx="http://schemas.microsoft.com/office/drawing/2014/chartex" xmlns:cx1="http://schemas.microsoft.com/office/drawing/2015/9/8/chartex" xmlns:cx2="http://schemas.microsoft.com/office/drawing/2015/10/21/chartex" xmlns:cx3="http://schemas.microsoft.com/office/drawing/2016/5/9/chartex" xmlns:cx4="http://schemas.microsoft.com/office/drawing/2016/5/10/chartex" xmlns:cx5="http://schemas.microsoft.com/office/drawing/2016/5/11/chartex" xmlns:cx6="http://schemas.microsoft.com/office/drawing/2016/5/12/chartex" xmlns:cx7="http://schemas.microsoft.com/office/drawing/2016/5/13/chartex" xmlns:cx8="http://schemas.microsoft.com/office/drawing/2016/5/14/chartex" xmlns:mc="http://schemas.openxmlformats.org/markup-compatibility/2006" xmlns:aink="http://schemas.microsoft.com/office/drawing/2016/ink" xmlns:am3d="http://schemas.microsoft.com/office/drawing/2017/model3d" xmlns:o="urn:schemas-microsoft-com:office:office" xmlns:oel="http://schemas.microsoft.com/office/2019/extlst" xmlns:r="http://schemas.openxmlformats.org/officeDocument/2006/relationships" xmlns:m="http://schemas.openxmlformats.org/officeDocument/2006/math" xmlns:v="urn:schemas-microsoft-com:vml" xmlns:wp14="http://schemas.microsoft.com/office/word/2010/wordprocessingDrawing" xmlns:wp="http://schemas.openxmlformats.org/drawingml/2006/wordprocessingDrawing" xmlns:w10="urn:schemas-microsoft-com:office:word" xmlns:w="http://schemas.openxmlformats.org/wordprocessingml/2006/main" xmlns:w14="http://schemas.microsoft.com/office/word/2010/wordml" xmlns:w15="http://schemas.microsoft.com/office/word/2012/wordml" xmlns:w16cei="http://schemas.microsoft.com/office/word/2026/wordml/cei" xmlns:w16cex="http://schemas.microsoft.com/office/word/2018/wordml/cex" xmlns:w16cid="http://schemas.microsoft.com/office/word/2016/wordml/cid" xmlns:w16="http://schemas.microsoft.com/office/word/2018/wordml" xmlns:w16du="http://schemas.microsoft.com/office/word/2023/wordml/word16du" xmlns:w16sdtdh="http://schemas.microsoft.com/office/word/2020/wordml/sdtdatahash" xmlns:w16sdtfl="http://schemas.microsoft.com/office/word/2024/wordml/sdtformatlock" xmlns:w16se="http://schemas.microsoft.com/office/word/2015/wordml/symex" xmlns:wpg="http://schemas.microsoft.com/office/word/2010/wordprocessingGroup" xmlns:wpi="http://schemas.microsoft.com/office/word/2010/wordprocessingInk" xmlns:wne="http://schemas.microsoft.com/office/word/2006/wordml" xmlns:wps="http://schemas.microsoft.com/office/word/2010/wordprocessingShape" mc:Ignorable="w14 w15 w16se w16cid w16 w16cex w16sdtdh w16sdtfl w16du wp14">
   <w:p>
     <w:pPr>
       <w:pStyle w:val="af1"/>
@@ -15037,7 +23837,7 @@
 </file>
 
 <file path=word/footer3.xml><?xml version="1.0" encoding="utf-8"?>
-<w:ftr xmlns:wpc="http://schemas.microsoft.com/office/word/2010/wordprocessingCanvas" xmlns:cx="http://schemas.microsoft.com/office/drawing/2014/chartex" xmlns:cx1="http://schemas.microsoft.com/office/drawing/2015/9/8/chartex" xmlns:cx2="http://schemas.microsoft.com/office/drawing/2015/10/21/chartex" xmlns:cx3="http://schemas.microsoft.com/office/drawing/2016/5/9/chartex" xmlns:cx4="http://schemas.microsoft.com/office/drawing/2016/5/10/chartex" xmlns:cx5="http://schemas.microsoft.com/office/drawing/2016/5/11/chartex" xmlns:cx6="http://schemas.microsoft.com/office/drawing/2016/5/12/chartex" xmlns:cx7="http://schemas.microsoft.com/office/drawing/2016/5/13/chartex" xmlns:cx8="http://schemas.microsoft.com/office/drawing/2016/5/14/chartex" xmlns:mc="http://schemas.openxmlformats.org/markup-compatibility/2006" xmlns:aink="http://schemas.microsoft.com/office/drawing/2016/ink" xmlns:am3d="http://schemas.microsoft.com/office/drawing/2017/model3d" xmlns:o="urn:schemas-microsoft-com:office:office" xmlns:oel="http://schemas.microsoft.com/office/2019/extlst" xmlns:r="http://schemas.openxmlformats.org/officeDocument/2006/relationships" xmlns:m="http://schemas.openxmlformats.org/officeDocument/2006/math" xmlns:v="urn:schemas-microsoft-com:vml" xmlns:wp14="http://schemas.microsoft.com/office/word/2010/wordprocessingDrawing" xmlns:wp="http://schemas.openxmlformats.org/drawingml/2006/wordprocessingDrawing" xmlns:w10="urn:schemas-microsoft-com:office:word" xmlns:w="http://schemas.openxmlformats.org/wordprocessingml/2006/main" xmlns:w14="http://schemas.microsoft.com/office/word/2010/wordml" xmlns:w15="http://schemas.microsoft.com/office/word/2012/wordml" xmlns:w16cex="http://schemas.microsoft.com/office/word/2018/wordml/cex" xmlns:w16cid="http://schemas.microsoft.com/office/word/2016/wordml/cid" xmlns:w16="http://schemas.microsoft.com/office/word/2018/wordml" xmlns:w16du="http://schemas.microsoft.com/office/word/2023/wordml/word16du" xmlns:w16sdtdh="http://schemas.microsoft.com/office/word/2020/wordml/sdtdatahash" xmlns:w16sdtfl="http://schemas.microsoft.com/office/word/2024/wordml/sdtformatlock" xmlns:w16se="http://schemas.microsoft.com/office/word/2015/wordml/symex" xmlns:wpg="http://schemas.microsoft.com/office/word/2010/wordprocessingGroup" xmlns:wpi="http://schemas.microsoft.com/office/word/2010/wordprocessingInk" xmlns:wne="http://schemas.microsoft.com/office/word/2006/wordml" xmlns:wps="http://schemas.microsoft.com/office/word/2010/wordprocessingShape" mc:Ignorable="w14 w15 w16se w16cid w16 w16cex w16sdtdh w16sdtfl w16du wp14">
+<w:ftr xmlns:wpc="http://schemas.microsoft.com/office/word/2010/wordprocessingCanvas" xmlns:cx="http://schemas.microsoft.com/office/drawing/2014/chartex" xmlns:cx1="http://schemas.microsoft.com/office/drawing/2015/9/8/chartex" xmlns:cx2="http://schemas.microsoft.com/office/drawing/2015/10/21/chartex" xmlns:cx3="http://schemas.microsoft.com/office/drawing/2016/5/9/chartex" xmlns:cx4="http://schemas.microsoft.com/office/drawing/2016/5/10/chartex" xmlns:cx5="http://schemas.microsoft.com/office/drawing/2016/5/11/chartex" xmlns:cx6="http://schemas.microsoft.com/office/drawing/2016/5/12/chartex" xmlns:cx7="http://schemas.microsoft.com/office/drawing/2016/5/13/chartex" xmlns:cx8="http://schemas.microsoft.com/office/drawing/2016/5/14/chartex" xmlns:mc="http://schemas.openxmlformats.org/markup-compatibility/2006" xmlns:aink="http://schemas.microsoft.com/office/drawing/2016/ink" xmlns:am3d="http://schemas.microsoft.com/office/drawing/2017/model3d" xmlns:o="urn:schemas-microsoft-com:office:office" xmlns:oel="http://schemas.microsoft.com/office/2019/extlst" xmlns:r="http://schemas.openxmlformats.org/officeDocument/2006/relationships" xmlns:m="http://schemas.openxmlformats.org/officeDocument/2006/math" xmlns:v="urn:schemas-microsoft-com:vml" xmlns:wp14="http://schemas.microsoft.com/office/word/2010/wordprocessingDrawing" xmlns:wp="http://schemas.openxmlformats.org/drawingml/2006/wordprocessingDrawing" xmlns:w10="urn:schemas-microsoft-com:office:word" xmlns:w="http://schemas.openxmlformats.org/wordprocessingml/2006/main" xmlns:w14="http://schemas.microsoft.com/office/word/2010/wordml" xmlns:w15="http://schemas.microsoft.com/office/word/2012/wordml" xmlns:w16cei="http://schemas.microsoft.com/office/word/2026/wordml/cei" xmlns:w16cex="http://schemas.microsoft.com/office/word/2018/wordml/cex" xmlns:w16cid="http://schemas.microsoft.com/office/word/2016/wordml/cid" xmlns:w16="http://schemas.microsoft.com/office/word/2018/wordml" xmlns:w16du="http://schemas.microsoft.com/office/word/2023/wordml/word16du" xmlns:w16sdtdh="http://schemas.microsoft.com/office/word/2020/wordml/sdtdatahash" xmlns:w16sdtfl="http://schemas.microsoft.com/office/word/2024/wordml/sdtformatlock" xmlns:w16se="http://schemas.microsoft.com/office/word/2015/wordml/symex" xmlns:wpg="http://schemas.microsoft.com/office/word/2010/wordprocessingGroup" xmlns:wpi="http://schemas.microsoft.com/office/word/2010/wordprocessingInk" xmlns:wne="http://schemas.microsoft.com/office/word/2006/wordml" xmlns:wps="http://schemas.microsoft.com/office/word/2010/wordprocessingShape" mc:Ignorable="w14 w15 w16se w16cid w16 w16cex w16sdtdh w16sdtfl w16du wp14">
   <w:p>
     <w:pPr>
       <w:pStyle w:val="af1"/>
@@ -15050,7 +23850,7 @@
 </file>
 
 <file path=word/footnotes.xml><?xml version="1.0" encoding="utf-8"?>
-<w:footnotes xmlns:wpc="http://schemas.microsoft.com/office/word/2010/wordprocessingCanvas" xmlns:cx="http://schemas.microsoft.com/office/drawing/2014/chartex" xmlns:cx1="http://schemas.microsoft.com/office/drawing/2015/9/8/chartex" xmlns:cx2="http://schemas.microsoft.com/office/drawing/2015/10/21/chartex" xmlns:cx3="http://schemas.microsoft.com/office/drawing/2016/5/9/chartex" xmlns:cx4="http://schemas.microsoft.com/office/drawing/2016/5/10/chartex" xmlns:cx5="http://schemas.microsoft.com/office/drawing/2016/5/11/chartex" xmlns:cx6="http://schemas.microsoft.com/office/drawing/2016/5/12/chartex" xmlns:cx7="http://schemas.microsoft.com/office/drawing/2016/5/13/chartex" xmlns:cx8="http://schemas.microsoft.com/office/drawing/2016/5/14/chartex" xmlns:mc="http://schemas.openxmlformats.org/markup-compatibility/2006" xmlns:aink="http://schemas.microsoft.com/office/drawing/2016/ink" xmlns:am3d="http://schemas.microsoft.com/office/drawing/2017/model3d" xmlns:o="urn:schemas-microsoft-com:office:office" xmlns:oel="http://schemas.microsoft.com/office/2019/extlst" xmlns:r="http://schemas.openxmlformats.org/officeDocument/2006/relationships" xmlns:m="http://schemas.openxmlformats.org/officeDocument/2006/math" xmlns:v="urn:schemas-microsoft-com:vml" xmlns:wp14="http://schemas.microsoft.com/office/word/2010/wordprocessingDrawing" xmlns:wp="http://schemas.openxmlformats.org/drawingml/2006/wordprocessingDrawing" xmlns:w10="urn:schemas-microsoft-com:office:word" xmlns:w="http://schemas.openxmlformats.org/wordprocessingml/2006/main" xmlns:w14="http://schemas.microsoft.com/office/word/2010/wordml" xmlns:w15="http://schemas.microsoft.com/office/word/2012/wordml" xmlns:w16cex="http://schemas.microsoft.com/office/word/2018/wordml/cex" xmlns:w16cid="http://schemas.microsoft.com/office/word/2016/wordml/cid" xmlns:w16="http://schemas.microsoft.com/office/word/2018/wordml" xmlns:w16du="http://schemas.microsoft.com/office/word/2023/wordml/word16du" xmlns:w16sdtdh="http://schemas.microsoft.com/office/word/2020/wordml/sdtdatahash" xmlns:w16sdtfl="http://schemas.microsoft.com/office/word/2024/wordml/sdtformatlock" xmlns:w16se="http://schemas.microsoft.com/office/word/2015/wordml/symex" xmlns:wpg="http://schemas.microsoft.com/office/word/2010/wordprocessingGroup" xmlns:wpi="http://schemas.microsoft.com/office/word/2010/wordprocessingInk" xmlns:wne="http://schemas.microsoft.com/office/word/2006/wordml" xmlns:wps="http://schemas.microsoft.com/office/word/2010/wordprocessingShape" mc:Ignorable="w14 w15 w16se w16cid w16 w16cex w16sdtdh w16sdtfl w16du wp14">
+<w:footnotes xmlns:wpc="http://schemas.microsoft.com/office/word/2010/wordprocessingCanvas" xmlns:cx="http://schemas.microsoft.com/office/drawing/2014/chartex" xmlns:cx1="http://schemas.microsoft.com/office/drawing/2015/9/8/chartex" xmlns:cx2="http://schemas.microsoft.com/office/drawing/2015/10/21/chartex" xmlns:cx3="http://schemas.microsoft.com/office/drawing/2016/5/9/chartex" xmlns:cx4="http://schemas.microsoft.com/office/drawing/2016/5/10/chartex" xmlns:cx5="http://schemas.microsoft.com/office/drawing/2016/5/11/chartex" xmlns:cx6="http://schemas.microsoft.com/office/drawing/2016/5/12/chartex" xmlns:cx7="http://schemas.microsoft.com/office/drawing/2016/5/13/chartex" xmlns:cx8="http://schemas.microsoft.com/office/drawing/2016/5/14/chartex" xmlns:mc="http://schemas.openxmlformats.org/markup-compatibility/2006" xmlns:aink="http://schemas.microsoft.com/office/drawing/2016/ink" xmlns:am3d="http://schemas.microsoft.com/office/drawing/2017/model3d" xmlns:o="urn:schemas-microsoft-com:office:office" xmlns:oel="http://schemas.microsoft.com/office/2019/extlst" xmlns:r="http://schemas.openxmlformats.org/officeDocument/2006/relationships" xmlns:m="http://schemas.openxmlformats.org/officeDocument/2006/math" xmlns:v="urn:schemas-microsoft-com:vml" xmlns:wp14="http://schemas.microsoft.com/office/word/2010/wordprocessingDrawing" xmlns:wp="http://schemas.openxmlformats.org/drawingml/2006/wordprocessingDrawing" xmlns:w10="urn:schemas-microsoft-com:office:word" xmlns:w="http://schemas.openxmlformats.org/wordprocessingml/2006/main" xmlns:w14="http://schemas.microsoft.com/office/word/2010/wordml" xmlns:w15="http://schemas.microsoft.com/office/word/2012/wordml" xmlns:w16cei="http://schemas.microsoft.com/office/word/2026/wordml/cei" xmlns:w16cex="http://schemas.microsoft.com/office/word/2018/wordml/cex" xmlns:w16cid="http://schemas.microsoft.com/office/word/2016/wordml/cid" xmlns:w16="http://schemas.microsoft.com/office/word/2018/wordml" xmlns:w16du="http://schemas.microsoft.com/office/word/2023/wordml/word16du" xmlns:w16sdtdh="http://schemas.microsoft.com/office/word/2020/wordml/sdtdatahash" xmlns:w16sdtfl="http://schemas.microsoft.com/office/word/2024/wordml/sdtformatlock" xmlns:w16se="http://schemas.microsoft.com/office/word/2015/wordml/symex" xmlns:wpg="http://schemas.microsoft.com/office/word/2010/wordprocessingGroup" xmlns:wpi="http://schemas.microsoft.com/office/word/2010/wordprocessingInk" xmlns:wne="http://schemas.microsoft.com/office/word/2006/wordml" xmlns:wps="http://schemas.microsoft.com/office/word/2010/wordprocessingShape" mc:Ignorable="w14 w15 w16se w16cid w16 w16cex w16sdtdh w16sdtfl w16du wp14">
   <w:footnote w:type="separator" w:id="-1">
     <w:p>
       <w:pPr>
@@ -15081,7 +23881,7 @@
 </file>
 
 <file path=word/header1.xml><?xml version="1.0" encoding="utf-8"?>
-<w:hdr xmlns:wpc="http://schemas.microsoft.com/office/word/2010/wordprocessingCanvas" xmlns:cx="http://schemas.microsoft.com/office/drawing/2014/chartex" xmlns:cx1="http://schemas.microsoft.com/office/drawing/2015/9/8/chartex" xmlns:cx2="http://schemas.microsoft.com/office/drawing/2015/10/21/chartex" xmlns:cx3="http://schemas.microsoft.com/office/drawing/2016/5/9/chartex" xmlns:cx4="http://schemas.microsoft.com/office/drawing/2016/5/10/chartex" xmlns:cx5="http://schemas.microsoft.com/office/drawing/2016/5/11/chartex" xmlns:cx6="http://schemas.microsoft.com/office/drawing/2016/5/12/chartex" xmlns:cx7="http://schemas.microsoft.com/office/drawing/2016/5/13/chartex" xmlns:cx8="http://schemas.microsoft.com/office/drawing/2016/5/14/chartex" xmlns:mc="http://schemas.openxmlformats.org/markup-compatibility/2006" xmlns:aink="http://schemas.microsoft.com/office/drawing/2016/ink" xmlns:am3d="http://schemas.microsoft.com/office/drawing/2017/model3d" xmlns:o="urn:schemas-microsoft-com:office:office" xmlns:oel="http://schemas.microsoft.com/office/2019/extlst" xmlns:r="http://schemas.openxmlformats.org/officeDocument/2006/relationships" xmlns:m="http://schemas.openxmlformats.org/officeDocument/2006/math" xmlns:v="urn:schemas-microsoft-com:vml" xmlns:wp14="http://schemas.microsoft.com/office/word/2010/wordprocessingDrawing" xmlns:wp="http://schemas.openxmlformats.org/drawingml/2006/wordprocessingDrawing" xmlns:w10="urn:schemas-microsoft-com:office:word" xmlns:w="http://schemas.openxmlformats.org/wordprocessingml/2006/main" xmlns:w14="http://schemas.microsoft.com/office/word/2010/wordml" xmlns:w15="http://schemas.microsoft.com/office/word/2012/wordml" xmlns:w16cex="http://schemas.microsoft.com/office/word/2018/wordml/cex" xmlns:w16cid="http://schemas.microsoft.com/office/word/2016/wordml/cid" xmlns:w16="http://schemas.microsoft.com/office/word/2018/wordml" xmlns:w16du="http://schemas.microsoft.com/office/word/2023/wordml/word16du" xmlns:w16sdtdh="http://schemas.microsoft.com/office/word/2020/wordml/sdtdatahash" xmlns:w16sdtfl="http://schemas.microsoft.com/office/word/2024/wordml/sdtformatlock" xmlns:w16se="http://schemas.microsoft.com/office/word/2015/wordml/symex" xmlns:wpg="http://schemas.microsoft.com/office/word/2010/wordprocessingGroup" xmlns:wpi="http://schemas.microsoft.com/office/word/2010/wordprocessingInk" xmlns:wne="http://schemas.microsoft.com/office/word/2006/wordml" xmlns:wps="http://schemas.microsoft.com/office/word/2010/wordprocessingShape" mc:Ignorable="w14 w15 w16se w16cid w16 w16cex w16sdtdh w16sdtfl w16du wp14">
+<w:hdr xmlns:wpc="http://schemas.microsoft.com/office/word/2010/wordprocessingCanvas" xmlns:cx="http://schemas.microsoft.com/office/drawing/2014/chartex" xmlns:cx1="http://schemas.microsoft.com/office/drawing/2015/9/8/chartex" xmlns:cx2="http://schemas.microsoft.com/office/drawing/2015/10/21/chartex" xmlns:cx3="http://schemas.microsoft.com/office/drawing/2016/5/9/chartex" xmlns:cx4="http://schemas.microsoft.com/office/drawing/2016/5/10/chartex" xmlns:cx5="http://schemas.microsoft.com/office/drawing/2016/5/11/chartex" xmlns:cx6="http://schemas.microsoft.com/office/drawing/2016/5/12/chartex" xmlns:cx7="http://schemas.microsoft.com/office/drawing/2016/5/13/chartex" xmlns:cx8="http://schemas.microsoft.com/office/drawing/2016/5/14/chartex" xmlns:mc="http://schemas.openxmlformats.org/markup-compatibility/2006" xmlns:aink="http://schemas.microsoft.com/office/drawing/2016/ink" xmlns:am3d="http://schemas.microsoft.com/office/drawing/2017/model3d" xmlns:o="urn:schemas-microsoft-com:office:office" xmlns:oel="http://schemas.microsoft.com/office/2019/extlst" xmlns:r="http://schemas.openxmlformats.org/officeDocument/2006/relationships" xmlns:m="http://schemas.openxmlformats.org/officeDocument/2006/math" xmlns:v="urn:schemas-microsoft-com:vml" xmlns:wp14="http://schemas.microsoft.com/office/word/2010/wordprocessingDrawing" xmlns:wp="http://schemas.openxmlformats.org/drawingml/2006/wordprocessingDrawing" xmlns:w10="urn:schemas-microsoft-com:office:word" xmlns:w="http://schemas.openxmlformats.org/wordprocessingml/2006/main" xmlns:w14="http://schemas.microsoft.com/office/word/2010/wordml" xmlns:w15="http://schemas.microsoft.com/office/word/2012/wordml" xmlns:w16cei="http://schemas.microsoft.com/office/word/2026/wordml/cei" xmlns:w16cex="http://schemas.microsoft.com/office/word/2018/wordml/cex" xmlns:w16cid="http://schemas.microsoft.com/office/word/2016/wordml/cid" xmlns:w16="http://schemas.microsoft.com/office/word/2018/wordml" xmlns:w16du="http://schemas.microsoft.com/office/word/2023/wordml/word16du" xmlns:w16sdtdh="http://schemas.microsoft.com/office/word/2020/wordml/sdtdatahash" xmlns:w16sdtfl="http://schemas.microsoft.com/office/word/2024/wordml/sdtformatlock" xmlns:w16se="http://schemas.microsoft.com/office/word/2015/wordml/symex" xmlns:wpg="http://schemas.microsoft.com/office/word/2010/wordprocessingGroup" xmlns:wpi="http://schemas.microsoft.com/office/word/2010/wordprocessingInk" xmlns:wne="http://schemas.microsoft.com/office/word/2006/wordml" xmlns:wps="http://schemas.microsoft.com/office/word/2010/wordprocessingShape" mc:Ignorable="w14 w15 w16se w16cid w16 w16cex w16sdtdh w16sdtfl w16du wp14">
   <w:p>
     <w:pPr>
       <w:pStyle w:val="af"/>
@@ -15094,7 +23894,7 @@
 </file>
 
 <file path=word/header2.xml><?xml version="1.0" encoding="utf-8"?>
-<w:hdr xmlns:wpc="http://schemas.microsoft.com/office/word/2010/wordprocessingCanvas" xmlns:cx="http://schemas.microsoft.com/office/drawing/2014/chartex" xmlns:cx1="http://schemas.microsoft.com/office/drawing/2015/9/8/chartex" xmlns:cx2="http://schemas.microsoft.com/office/drawing/2015/10/21/chartex" xmlns:cx3="http://schemas.microsoft.com/office/drawing/2016/5/9/chartex" xmlns:cx4="http://schemas.microsoft.com/office/drawing/2016/5/10/chartex" xmlns:cx5="http://schemas.microsoft.com/office/drawing/2016/5/11/chartex" xmlns:cx6="http://schemas.microsoft.com/office/drawing/2016/5/12/chartex" xmlns:cx7="http://schemas.microsoft.com/office/drawing/2016/5/13/chartex" xmlns:cx8="http://schemas.microsoft.com/office/drawing/2016/5/14/chartex" xmlns:mc="http://schemas.openxmlformats.org/markup-compatibility/2006" xmlns:aink="http://schemas.microsoft.com/office/drawing/2016/ink" xmlns:am3d="http://schemas.microsoft.com/office/drawing/2017/model3d" xmlns:o="urn:schemas-microsoft-com:office:office" xmlns:oel="http://schemas.microsoft.com/office/2019/extlst" xmlns:r="http://schemas.openxmlformats.org/officeDocument/2006/relationships" xmlns:m="http://schemas.openxmlformats.org/officeDocument/2006/math" xmlns:v="urn:schemas-microsoft-com:vml" xmlns:wp14="http://schemas.microsoft.com/office/word/2010/wordprocessingDrawing" xmlns:wp="http://schemas.openxmlformats.org/drawingml/2006/wordprocessingDrawing" xmlns:w10="urn:schemas-microsoft-com:office:word" xmlns:w="http://schemas.openxmlformats.org/wordprocessingml/2006/main" xmlns:w14="http://schemas.microsoft.com/office/word/2010/wordml" xmlns:w15="http://schemas.microsoft.com/office/word/2012/wordml" xmlns:w16cex="http://schemas.microsoft.com/office/word/2018/wordml/cex" xmlns:w16cid="http://schemas.microsoft.com/office/word/2016/wordml/cid" xmlns:w16="http://schemas.microsoft.com/office/word/2018/wordml" xmlns:w16du="http://schemas.microsoft.com/office/word/2023/wordml/word16du" xmlns:w16sdtdh="http://schemas.microsoft.com/office/word/2020/wordml/sdtdatahash" xmlns:w16sdtfl="http://schemas.microsoft.com/office/word/2024/wordml/sdtformatlock" xmlns:w16se="http://schemas.microsoft.com/office/word/2015/wordml/symex" xmlns:wpg="http://schemas.microsoft.com/office/word/2010/wordprocessingGroup" xmlns:wpi="http://schemas.microsoft.com/office/word/2010/wordprocessingInk" xmlns:wne="http://schemas.microsoft.com/office/word/2006/wordml" xmlns:wps="http://schemas.microsoft.com/office/word/2010/wordprocessingShape" mc:Ignorable="w14 w15 w16se w16cid w16 w16cex w16sdtdh w16sdtfl w16du wp14">
+<w:hdr xmlns:wpc="http://schemas.microsoft.com/office/word/2010/wordprocessingCanvas" xmlns:cx="http://schemas.microsoft.com/office/drawing/2014/chartex" xmlns:cx1="http://schemas.microsoft.com/office/drawing/2015/9/8/chartex" xmlns:cx2="http://schemas.microsoft.com/office/drawing/2015/10/21/chartex" xmlns:cx3="http://schemas.microsoft.com/office/drawing/2016/5/9/chartex" xmlns:cx4="http://schemas.microsoft.com/office/drawing/2016/5/10/chartex" xmlns:cx5="http://schemas.microsoft.com/office/drawing/2016/5/11/chartex" xmlns:cx6="http://schemas.microsoft.com/office/drawing/2016/5/12/chartex" xmlns:cx7="http://schemas.microsoft.com/office/drawing/2016/5/13/chartex" xmlns:cx8="http://schemas.microsoft.com/office/drawing/2016/5/14/chartex" xmlns:mc="http://schemas.openxmlformats.org/markup-compatibility/2006" xmlns:aink="http://schemas.microsoft.com/office/drawing/2016/ink" xmlns:am3d="http://schemas.microsoft.com/office/drawing/2017/model3d" xmlns:o="urn:schemas-microsoft-com:office:office" xmlns:oel="http://schemas.microsoft.com/office/2019/extlst" xmlns:r="http://schemas.openxmlformats.org/officeDocument/2006/relationships" xmlns:m="http://schemas.openxmlformats.org/officeDocument/2006/math" xmlns:v="urn:schemas-microsoft-com:vml" xmlns:wp14="http://schemas.microsoft.com/office/word/2010/wordprocessingDrawing" xmlns:wp="http://schemas.openxmlformats.org/drawingml/2006/wordprocessingDrawing" xmlns:w10="urn:schemas-microsoft-com:office:word" xmlns:w="http://schemas.openxmlformats.org/wordprocessingml/2006/main" xmlns:w14="http://schemas.microsoft.com/office/word/2010/wordml" xmlns:w15="http://schemas.microsoft.com/office/word/2012/wordml" xmlns:w16cei="http://schemas.microsoft.com/office/word/2026/wordml/cei" xmlns:w16cex="http://schemas.microsoft.com/office/word/2018/wordml/cex" xmlns:w16cid="http://schemas.microsoft.com/office/word/2016/wordml/cid" xmlns:w16="http://schemas.microsoft.com/office/word/2018/wordml" xmlns:w16du="http://schemas.microsoft.com/office/word/2023/wordml/word16du" xmlns:w16sdtdh="http://schemas.microsoft.com/office/word/2020/wordml/sdtdatahash" xmlns:w16sdtfl="http://schemas.microsoft.com/office/word/2024/wordml/sdtformatlock" xmlns:w16se="http://schemas.microsoft.com/office/word/2015/wordml/symex" xmlns:wpg="http://schemas.microsoft.com/office/word/2010/wordprocessingGroup" xmlns:wpi="http://schemas.microsoft.com/office/word/2010/wordprocessingInk" xmlns:wne="http://schemas.microsoft.com/office/word/2006/wordml" xmlns:wps="http://schemas.microsoft.com/office/word/2010/wordprocessingShape" mc:Ignorable="w14 w15 w16se w16cid w16 w16cex w16sdtdh w16sdtfl w16du wp14">
   <w:p>
     <w:pPr>
       <w:pStyle w:val="af"/>
@@ -15107,7 +23907,7 @@
 </file>
 
 <file path=word/header3.xml><?xml version="1.0" encoding="utf-8"?>
-<w:hdr xmlns:wpc="http://schemas.microsoft.com/office/word/2010/wordprocessingCanvas" xmlns:cx="http://schemas.microsoft.com/office/drawing/2014/chartex" xmlns:cx1="http://schemas.microsoft.com/office/drawing/2015/9/8/chartex" xmlns:cx2="http://schemas.microsoft.com/office/drawing/2015/10/21/chartex" xmlns:cx3="http://schemas.microsoft.com/office/drawing/2016/5/9/chartex" xmlns:cx4="http://schemas.microsoft.com/office/drawing/2016/5/10/chartex" xmlns:cx5="http://schemas.microsoft.com/office/drawing/2016/5/11/chartex" xmlns:cx6="http://schemas.microsoft.com/office/drawing/2016/5/12/chartex" xmlns:cx7="http://schemas.microsoft.com/office/drawing/2016/5/13/chartex" xmlns:cx8="http://schemas.microsoft.com/office/drawing/2016/5/14/chartex" xmlns:mc="http://schemas.openxmlformats.org/markup-compatibility/2006" xmlns:aink="http://schemas.microsoft.com/office/drawing/2016/ink" xmlns:am3d="http://schemas.microsoft.com/office/drawing/2017/model3d" xmlns:o="urn:schemas-microsoft-com:office:office" xmlns:oel="http://schemas.microsoft.com/office/2019/extlst" xmlns:r="http://schemas.openxmlformats.org/officeDocument/2006/relationships" xmlns:m="http://schemas.openxmlformats.org/officeDocument/2006/math" xmlns:v="urn:schemas-microsoft-com:vml" xmlns:wp14="http://schemas.microsoft.com/office/word/2010/wordprocessingDrawing" xmlns:wp="http://schemas.openxmlformats.org/drawingml/2006/wordprocessingDrawing" xmlns:w10="urn:schemas-microsoft-com:office:word" xmlns:w="http://schemas.openxmlformats.org/wordprocessingml/2006/main" xmlns:w14="http://schemas.microsoft.com/office/word/2010/wordml" xmlns:w15="http://schemas.microsoft.com/office/word/2012/wordml" xmlns:w16cex="http://schemas.microsoft.com/office/word/2018/wordml/cex" xmlns:w16cid="http://schemas.microsoft.com/office/word/2016/wordml/cid" xmlns:w16="http://schemas.microsoft.com/office/word/2018/wordml" xmlns:w16du="http://schemas.microsoft.com/office/word/2023/wordml/word16du" xmlns:w16sdtdh="http://schemas.microsoft.com/office/word/2020/wordml/sdtdatahash" xmlns:w16sdtfl="http://schemas.microsoft.com/office/word/2024/wordml/sdtformatlock" xmlns:w16se="http://schemas.microsoft.com/office/word/2015/wordml/symex" xmlns:wpg="http://schemas.microsoft.com/office/word/2010/wordprocessingGroup" xmlns:wpi="http://schemas.microsoft.com/office/word/2010/wordprocessingInk" xmlns:wne="http://schemas.microsoft.com/office/word/2006/wordml" xmlns:wps="http://schemas.microsoft.com/office/word/2010/wordprocessingShape" mc:Ignorable="w14 w15 w16se w16cid w16 w16cex w16sdtdh w16sdtfl w16du wp14">
+<w:hdr xmlns:wpc="http://schemas.microsoft.com/office/word/2010/wordprocessingCanvas" xmlns:cx="http://schemas.microsoft.com/office/drawing/2014/chartex" xmlns:cx1="http://schemas.microsoft.com/office/drawing/2015/9/8/chartex" xmlns:cx2="http://schemas.microsoft.com/office/drawing/2015/10/21/chartex" xmlns:cx3="http://schemas.microsoft.com/office/drawing/2016/5/9/chartex" xmlns:cx4="http://schemas.microsoft.com/office/drawing/2016/5/10/chartex" xmlns:cx5="http://schemas.microsoft.com/office/drawing/2016/5/11/chartex" xmlns:cx6="http://schemas.microsoft.com/office/drawing/2016/5/12/chartex" xmlns:cx7="http://schemas.microsoft.com/office/drawing/2016/5/13/chartex" xmlns:cx8="http://schemas.microsoft.com/office/drawing/2016/5/14/chartex" xmlns:mc="http://schemas.openxmlformats.org/markup-compatibility/2006" xmlns:aink="http://schemas.microsoft.com/office/drawing/2016/ink" xmlns:am3d="http://schemas.microsoft.com/office/drawing/2017/model3d" xmlns:o="urn:schemas-microsoft-com:office:office" xmlns:oel="http://schemas.microsoft.com/office/2019/extlst" xmlns:r="http://schemas.openxmlformats.org/officeDocument/2006/relationships" xmlns:m="http://schemas.openxmlformats.org/officeDocument/2006/math" xmlns:v="urn:schemas-microsoft-com:vml" xmlns:wp14="http://schemas.microsoft.com/office/word/2010/wordprocessingDrawing" xmlns:wp="http://schemas.openxmlformats.org/drawingml/2006/wordprocessingDrawing" xmlns:w10="urn:schemas-microsoft-com:office:word" xmlns:w="http://schemas.openxmlformats.org/wordprocessingml/2006/main" xmlns:w14="http://schemas.microsoft.com/office/word/2010/wordml" xmlns:w15="http://schemas.microsoft.com/office/word/2012/wordml" xmlns:w16cei="http://schemas.microsoft.com/office/word/2026/wordml/cei" xmlns:w16cex="http://schemas.microsoft.com/office/word/2018/wordml/cex" xmlns:w16cid="http://schemas.microsoft.com/office/word/2016/wordml/cid" xmlns:w16="http://schemas.microsoft.com/office/word/2018/wordml" xmlns:w16du="http://schemas.microsoft.com/office/word/2023/wordml/word16du" xmlns:w16sdtdh="http://schemas.microsoft.com/office/word/2020/wordml/sdtdatahash" xmlns:w16sdtfl="http://schemas.microsoft.com/office/word/2024/wordml/sdtformatlock" xmlns:w16se="http://schemas.microsoft.com/office/word/2015/wordml/symex" xmlns:wpg="http://schemas.microsoft.com/office/word/2010/wordprocessingGroup" xmlns:wpi="http://schemas.microsoft.com/office/word/2010/wordprocessingInk" xmlns:wne="http://schemas.microsoft.com/office/word/2006/wordml" xmlns:wps="http://schemas.microsoft.com/office/word/2010/wordprocessingShape" mc:Ignorable="w14 w15 w16se w16cid w16 w16cex w16sdtdh w16sdtfl w16du wp14">
   <w:p>
     <w:pPr>
       <w:pStyle w:val="af"/>

--- a/再论光速.docx
+++ b/再论光速.docx
@@ -3034,7 +3034,7 @@
           </mc:Choice>
           <mc:Fallback>
             <w:pict>
-              <v:group w14:anchorId="670D29AC" id="组合 6" o:spid="_x0000_s1026" style="position:absolute;margin-left:179.35pt;margin-top:5.95pt;width:139.4pt;height:120.45pt;z-index:251656192" coordsize="17701,15299" o:gfxdata="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">
+              <v:group w14:anchorId="0A3D1F86" id="组合 6" o:spid="_x0000_s1026" style="position:absolute;margin-left:179.35pt;margin-top:5.95pt;width:139.4pt;height:120.45pt;z-index:251656192" coordsize="17701,15299" o:gfxdata="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">
                 <v:shapetype id="_x0000_t34" coordsize="21600,21600" o:spt="34" o:oned="t" adj="10800" path="m,l@0,0@0,21600,21600,21600e" filled="f">
                   <v:stroke joinstyle="miter"/>
                   <v:formulas>
@@ -25972,7 +25972,7 @@
           </mc:Choice>
           <mc:Fallback>
             <w:pict>
-              <v:group w14:anchorId="3A8371AD" id="组合 9" o:spid="_x0000_s1026" style="position:absolute;margin-left:139.55pt;margin-top:64.8pt;width:131.8pt;height:51.95pt;z-index:251660288" coordsize="16736,6594" o:gfxdata="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">
+              <v:group w14:anchorId="0D0DF762" id="组合 9" o:spid="_x0000_s1026" style="position:absolute;margin-left:139.55pt;margin-top:64.8pt;width:131.8pt;height:51.95pt;z-index:251660288" coordsize="16736,6594" o:gfxdata="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">
                 <v:shapetype id="_x0000_t32" coordsize="21600,21600" o:spt="32" o:oned="t" path="m,l21600,21600e" filled="f">
                   <v:path arrowok="t" fillok="f" o:connecttype="none"/>
                   <o:lock v:ext="edit" shapetype="t"/>
@@ -28602,7 +28602,7 @@
           </mc:Choice>
           <mc:Fallback>
             <w:pict>
-              <v:group w14:anchorId="746953B6" id="组合 11" o:spid="_x0000_s1026" style="position:absolute;margin-left:158.05pt;margin-top:55.2pt;width:71pt;height:61.5pt;z-index:251666432" coordsize="9018,7811" o:gfxdata="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">
+              <v:group w14:anchorId="088EEB36" id="组合 11" o:spid="_x0000_s1026" style="position:absolute;margin-left:158.05pt;margin-top:55.2pt;width:71pt;height:61.5pt;z-index:251666432" coordsize="9018,7811" o:gfxdata="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">
                 <v:group id="组合 9" o:spid="_x0000_s1027" style="position:absolute;left:3020;width:5998;height:2945" coordsize="16736,6594" o:gfxdata="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">
                   <v:shape id="直接箭头连接符 6" o:spid="_x0000_s1028" type="#_x0000_t32" style="position:absolute;width:16736;height:6064;flip:y;visibility:visible;mso-wrap-style:square" o:connectortype="straight" o:gfxdata="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" strokecolor="#156082 [3204]" strokeweight="1.5pt">
                     <v:stroke endarrow="block" joinstyle="miter"/>
@@ -29386,7 +29386,7 @@
           </mc:Choice>
           <mc:Fallback>
             <w:pict>
-              <v:group w14:anchorId="3C606055" id="组合 15" o:spid="_x0000_s1026" style="position:absolute;margin-left:135.5pt;margin-top:59.85pt;width:175.7pt;height:99.5pt;rotation:853085fd;z-index:251676672" coordsize="22314,12634" o:gfxdata="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">
+              <v:group w14:anchorId="3272068E" id="组合 15" o:spid="_x0000_s1026" style="position:absolute;margin-left:135.5pt;margin-top:59.85pt;width:175.7pt;height:99.5pt;rotation:853085fd;z-index:251676672" coordsize="22314,12634" o:gfxdata="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">
                 <v:group id="组合 11" o:spid="_x0000_s1027" style="position:absolute;top:4823;width:9018;height:7811;rotation:1705923fd" coordsize="9018,7811" o:gfxdata="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">
                   <v:group id="组合 9" o:spid="_x0000_s1028" style="position:absolute;left:3020;width:5998;height:2945" coordsize="16736,6594" o:gfxdata="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">
                     <v:shape id="直接箭头连接符 6" o:spid="_x0000_s1029" type="#_x0000_t32" style="position:absolute;width:16736;height:6064;flip:y;visibility:visible;mso-wrap-style:square" o:connectortype="straight" o:gfxdata="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" strokecolor="#156082 [3204]" strokeweight="1.5pt">
@@ -30397,7 +30397,7 @@
           </mc:Choice>
           <mc:Fallback>
             <w:pict>
-              <v:group w14:anchorId="6D8A69EB" id="组合 18" o:spid="_x0000_s1026" style="position:absolute;margin-left:111.45pt;margin-top:9.55pt;width:229.5pt;height:85.05pt;z-index:251681792" coordsize="29148,10804" o:gfxdata="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">
+              <v:group w14:anchorId="68061490" id="组合 18" o:spid="_x0000_s1026" style="position:absolute;margin-left:111.45pt;margin-top:9.55pt;width:229.5pt;height:85.05pt;z-index:251681792" coordsize="29148,10804" o:gfxdata="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">
                 <v:group id="组合 13" o:spid="_x0000_s1027" style="position:absolute;top:2223;width:12370;height:8581;rotation:2263398fd" coordorigin="-373" coordsize="12370,8581" o:gfxdata="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">
                   <v:group id="组合 11" o:spid="_x0000_s1028" style="position:absolute;left:-373;width:12369;height:8581" coordorigin="-1632,-461" coordsize="12370,8581" o:gfxdata="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">
                     <v:group id="组合 9" o:spid="_x0000_s1029" style="position:absolute;left:4739;top:-461;width:5998;height:3071" coordorigin="4798,-1033" coordsize="16736,6876" o:gfxdata="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">
@@ -30750,7 +30750,7 @@
           </mc:Choice>
           <mc:Fallback>
             <w:pict>
-              <v:shapetype w14:anchorId="207E5BEB" id="_x0000_t22" coordsize="21600,21600" o:spt="22" adj="5400" path="m10800,qx0@1l0@2qy10800,21600,21600@2l21600@1qy10800,xem0@1qy10800@0,21600@1nfe">
+              <v:shapetype w14:anchorId="5C7904D6" id="_x0000_t22" coordsize="21600,21600" o:spt="22" adj="5400" path="m10800,qx0@1l0@2qy10800,21600,21600@2l21600@1qy10800,xem0@1qy10800@0,21600@1nfe">
                 <v:formulas>
                   <v:f eqn="val #0"/>
                   <v:f eqn="prod #0 1 2"/>
@@ -31856,7 +31856,7 @@
           </mc:Choice>
           <mc:Fallback>
             <w:pict>
-              <v:group w14:anchorId="31BC8759" id="组合 40" o:spid="_x0000_s1026" style="position:absolute;margin-left:0;margin-top:-9.9pt;width:122.1pt;height:43.75pt;z-index:251723776;mso-position-horizontal:center;mso-position-horizontal-relative:margin" coordsize="15508,5558" o:gfxdata="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">
+              <v:group w14:anchorId="5EB98FAE" id="组合 40" o:spid="_x0000_s1026" style="position:absolute;margin-left:0;margin-top:-9.9pt;width:122.1pt;height:43.75pt;z-index:251723776;mso-position-horizontal:center;mso-position-horizontal-relative:margin" coordsize="15508,5558" o:gfxdata="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">
                 <v:shape id="圆柱体 38" o:spid="_x0000_s1027" type="#_x0000_t22" style="position:absolute;top:313;width:15419;height:5241;visibility:visible;mso-wrap-style:square;v-text-anchor:middle" o:gfxdata="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" filled="f" strokecolor="#030e13 [484]" strokeweight="1.5pt">
                   <v:stroke joinstyle="miter"/>
                 </v:shape>
@@ -34272,7 +34272,7 @@
           </mc:Choice>
           <mc:Fallback>
             <w:pict>
-              <v:group w14:anchorId="7AC2766C" id="组合 43" o:spid="_x0000_s1026" style="position:absolute;margin-left:92.45pt;margin-top:25.05pt;width:210.35pt;height:123.7pt;z-index:251730944" coordsize="26714,15710" o:gfxdata="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">
+              <v:group w14:anchorId="418A3D62" id="组合 43" o:spid="_x0000_s1026" style="position:absolute;margin-left:92.45pt;margin-top:25.05pt;width:210.35pt;height:123.7pt;z-index:251730944" coordsize="26714,15710" o:gfxdata="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">
                 <v:shape id="圆柱体 38" o:spid="_x0000_s1027" type="#_x0000_t22" style="position:absolute;top:3429;width:26714;height:1837;visibility:visible;mso-wrap-style:square;v-text-anchor:middle" o:gfxdata="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" filled="f" strokecolor="#030e13 [484]" strokeweight="1.5pt">
                   <v:stroke joinstyle="miter"/>
                 </v:shape>
@@ -41184,6 +41184,7 @@
         </w:rPr>
       </w:pPr>
     </w:p>
+    <w:p/>
     <w:p>
       <w:pPr>
         <w:rPr>
